--- a/video-film-editing/output/07 3.4b Soalan Penilaian Pengetahuan/Core Abilities L1-L3/3.4b-CA-01 Penilaian Pengetahuan L1-CA01 BASIC WORKING COMMUNICATION (IT-072).docx
+++ b/video-film-editing/output/07 3.4b Soalan Penilaian Pengetahuan/Core Abilities L1-L3/3.4b-CA-01 Penilaian Pengetahuan L1-CA01 BASIC WORKING COMMUNICATION (IT-072).docx
@@ -924,7 +924,8 @@
     </w:p>
     <w:p>
       <w:pPr>
-        <w:spacing w:line="360" w:lineRule="auto"/>
+        <w:spacing w:line="276" w:lineRule="auto" w:after="120"/>
+        <w:jc w:val="left"/>
         <w:rPr>
           <w:rFonts w:ascii="Arial" w:eastAsia="Arial" w:hAnsi="Arial" w:cs="Arial"/>
           <w:b/>
@@ -935,6 +936,8 @@
         <w:rPr>
           <w:rFonts w:ascii="Arial" w:eastAsia="Arial" w:hAnsi="Arial" w:cs="Arial"/>
           <w:b/>
+          <w:color w:val="000000"/>
+          <w:sz w:val="22"/>
         </w:rPr>
         <w:t>Untuk</w:t>
       </w:r>
@@ -943,6 +946,8 @@
         <w:rPr>
           <w:rFonts w:ascii="Arial" w:eastAsia="Arial" w:hAnsi="Arial" w:cs="Arial"/>
           <w:b/>
+          <w:color w:val="000000"/>
+          <w:sz w:val="22"/>
         </w:rPr>
         <w:t xml:space="preserve"> </w:t>
       </w:r>
@@ -951,6 +956,8 @@
         <w:rPr>
           <w:rFonts w:ascii="Arial" w:eastAsia="Arial" w:hAnsi="Arial" w:cs="Arial"/>
           <w:b/>
+          <w:color w:val="000000"/>
+          <w:sz w:val="22"/>
         </w:rPr>
         <w:t>Pengesahan</w:t>
       </w:r>
@@ -959,6 +966,8 @@
         <w:rPr>
           <w:rFonts w:ascii="Arial" w:eastAsia="Arial" w:hAnsi="Arial" w:cs="Arial"/>
           <w:b/>
+          <w:color w:val="000000"/>
+          <w:sz w:val="22"/>
         </w:rPr>
         <w:t xml:space="preserve"> </w:t>
       </w:r>
@@ -967,6 +976,8 @@
         <w:rPr>
           <w:rFonts w:ascii="Arial" w:eastAsia="Arial" w:hAnsi="Arial" w:cs="Arial"/>
           <w:b/>
+          <w:color w:val="000000"/>
+          <w:sz w:val="22"/>
         </w:rPr>
         <w:t>Pengajar</w:t>
       </w:r>
@@ -977,6 +988,7 @@
         <w:tblStyle w:val="TableGrid"/>
         <w:tblW w:w="0" w:type="auto"/>
         <w:tblInd w:w="-5" w:type="dxa"/>
+        <w:tblLayout w:type="autofit"/>
         <w:tblLook w:val="04A0" w:firstRow="1" w:lastRow="0" w:firstColumn="1" w:lastColumn="0" w:noHBand="0" w:noVBand="1"/>
       </w:tblPr>
       <w:tblGrid>
@@ -984,9 +996,20 @@
         <w:gridCol w:w="5665"/>
       </w:tblGrid>
       <w:tr>
+        <w:trPr>
+          <w:tblHeader w:val="true"/>
+          <w:cantSplit w:val="true"/>
+        </w:trPr>
         <w:tc>
           <w:tcPr>
             <w:tcW w:w="3402" w:type="dxa"/>
+            <w:tcMar>
+              <w:top w:w="57" w:type="dxa"/>
+              <w:left w:w="57" w:type="dxa"/>
+              <w:bottom w:w="57" w:type="dxa"/>
+              <w:right w:w="57" w:type="dxa"/>
+            </w:tcMar>
+            <w:shd w:val="clear" w:color="auto" w:fill="D9D9D9"/>
           </w:tcPr>
           <w:p>
             <w:pPr>
@@ -999,7 +1022,10 @@
             <w:r>
               <w:rPr>
                 <w:rFonts w:ascii="Arial" w:eastAsia="Arial" w:hAnsi="Arial" w:cs="Arial"/>
+                <w:b/>
                 <w:bCs/>
+                <w:color w:val="000000"/>
+                <w:sz w:val="20"/>
               </w:rPr>
               <w:t>NAMA PENGAJAR</w:t>
             </w:r>
@@ -1008,6 +1034,13 @@
         <w:tc>
           <w:tcPr>
             <w:tcW w:w="5665" w:type="dxa"/>
+            <w:tcMar>
+              <w:top w:w="57" w:type="dxa"/>
+              <w:left w:w="57" w:type="dxa"/>
+              <w:bottom w:w="57" w:type="dxa"/>
+              <w:right w:w="57" w:type="dxa"/>
+            </w:tcMar>
+            <w:shd w:val="clear" w:color="auto" w:fill="D9D9D9"/>
           </w:tcPr>
           <w:p>
             <w:pPr>
@@ -1021,9 +1054,18 @@
         </w:tc>
       </w:tr>
       <w:tr>
+        <w:trPr>
+          <w:cantSplit w:val="true"/>
+        </w:trPr>
         <w:tc>
           <w:tcPr>
             <w:tcW w:w="3402" w:type="dxa"/>
+            <w:tcMar>
+              <w:top w:w="57" w:type="dxa"/>
+              <w:left w:w="57" w:type="dxa"/>
+              <w:bottom w:w="57" w:type="dxa"/>
+              <w:right w:w="57" w:type="dxa"/>
+            </w:tcMar>
           </w:tcPr>
           <w:p>
             <w:pPr>
@@ -1037,6 +1079,8 @@
               <w:rPr>
                 <w:rFonts w:ascii="Arial" w:eastAsia="Arial" w:hAnsi="Arial" w:cs="Arial"/>
                 <w:bCs/>
+                <w:color w:val="000000"/>
+                <w:sz w:val="20"/>
               </w:rPr>
               <w:t>TANDATANGAN</w:t>
             </w:r>
@@ -1045,6 +1089,12 @@
         <w:tc>
           <w:tcPr>
             <w:tcW w:w="5665" w:type="dxa"/>
+            <w:tcMar>
+              <w:top w:w="57" w:type="dxa"/>
+              <w:left w:w="57" w:type="dxa"/>
+              <w:bottom w:w="57" w:type="dxa"/>
+              <w:right w:w="57" w:type="dxa"/>
+            </w:tcMar>
           </w:tcPr>
           <w:p>
             <w:pPr>
@@ -1076,9 +1126,18 @@
         </w:tc>
       </w:tr>
       <w:tr>
+        <w:trPr>
+          <w:cantSplit w:val="true"/>
+        </w:trPr>
         <w:tc>
           <w:tcPr>
             <w:tcW w:w="3402" w:type="dxa"/>
+            <w:tcMar>
+              <w:top w:w="57" w:type="dxa"/>
+              <w:left w:w="57" w:type="dxa"/>
+              <w:bottom w:w="57" w:type="dxa"/>
+              <w:right w:w="57" w:type="dxa"/>
+            </w:tcMar>
           </w:tcPr>
           <w:p>
             <w:pPr>
@@ -1092,6 +1151,8 @@
               <w:rPr>
                 <w:rFonts w:ascii="Arial" w:eastAsia="Arial" w:hAnsi="Arial" w:cs="Arial"/>
                 <w:bCs/>
+                <w:color w:val="000000"/>
+                <w:sz w:val="20"/>
               </w:rPr>
               <w:t>MARKAH DIPEROLEHI (%)</w:t>
             </w:r>
@@ -1100,6 +1161,12 @@
         <w:tc>
           <w:tcPr>
             <w:tcW w:w="5665" w:type="dxa"/>
+            <w:tcMar>
+              <w:top w:w="57" w:type="dxa"/>
+              <w:left w:w="57" w:type="dxa"/>
+              <w:bottom w:w="57" w:type="dxa"/>
+              <w:right w:w="57" w:type="dxa"/>
+            </w:tcMar>
           </w:tcPr>
           <w:p>
             <w:pPr>
@@ -1114,6 +1181,8 @@
               <w:rPr>
                 <w:rFonts w:ascii="Arial" w:eastAsia="Arial" w:hAnsi="Arial" w:cs="Arial"/>
                 <w:bCs/>
+                <w:color w:val="000000"/>
+                <w:sz w:val="20"/>
               </w:rPr>
               <w:t xml:space="preserve">         </w:t>
             </w:r>
@@ -1121,6 +1190,8 @@
               <w:rPr>
                 <w:rFonts w:ascii="Arial" w:eastAsia="Arial" w:hAnsi="Arial" w:cs="Arial"/>
                 <w:bCs/>
+                <w:color w:val="000000"/>
+                <w:sz w:val="20"/>
               </w:rPr>
               <w:t>/ 100%</w:t>
             </w:r>
@@ -1128,9 +1199,18 @@
         </w:tc>
       </w:tr>
       <w:tr>
+        <w:trPr>
+          <w:cantSplit w:val="true"/>
+        </w:trPr>
         <w:tc>
           <w:tcPr>
             <w:tcW w:w="3402" w:type="dxa"/>
+            <w:tcMar>
+              <w:top w:w="57" w:type="dxa"/>
+              <w:left w:w="57" w:type="dxa"/>
+              <w:bottom w:w="57" w:type="dxa"/>
+              <w:right w:w="57" w:type="dxa"/>
+            </w:tcMar>
           </w:tcPr>
           <w:p>
             <w:pPr>
@@ -1144,6 +1224,8 @@
               <w:rPr>
                 <w:rFonts w:ascii="Arial" w:eastAsia="Arial" w:hAnsi="Arial" w:cs="Arial"/>
                 <w:bCs/>
+                <w:color w:val="000000"/>
+                <w:sz w:val="20"/>
               </w:rPr>
               <w:t xml:space="preserve">KEPUTUSAN </w:t>
             </w:r>
@@ -1152,6 +1234,12 @@
         <w:tc>
           <w:tcPr>
             <w:tcW w:w="5665" w:type="dxa"/>
+            <w:tcMar>
+              <w:top w:w="57" w:type="dxa"/>
+              <w:left w:w="57" w:type="dxa"/>
+              <w:bottom w:w="57" w:type="dxa"/>
+              <w:right w:w="57" w:type="dxa"/>
+            </w:tcMar>
           </w:tcPr>
           <w:p>
             <w:pPr>
@@ -1166,6 +1254,8 @@
               <w:rPr>
                 <w:rFonts w:ascii="Arial" w:eastAsia="Arial" w:hAnsi="Arial" w:cs="Arial"/>
                 <w:bCs/>
+                <w:color w:val="000000"/>
+                <w:sz w:val="20"/>
               </w:rPr>
               <w:t>Lulus / Gagal</w:t>
             </w:r>
@@ -1184,7 +1274,8 @@
     </w:p>
     <w:p>
       <w:pPr>
-        <w:spacing w:line="360" w:lineRule="auto"/>
+        <w:spacing w:line="276" w:lineRule="auto" w:after="120"/>
+        <w:jc w:val="left"/>
         <w:rPr>
           <w:rFonts w:ascii="Arial" w:eastAsia="Arial" w:hAnsi="Arial" w:cs="Arial"/>
           <w:b/>
@@ -1195,6 +1286,8 @@
         <w:rPr>
           <w:rFonts w:ascii="Arial" w:eastAsia="Arial" w:hAnsi="Arial" w:cs="Arial"/>
           <w:b/>
+          <w:color w:val="000000"/>
+          <w:sz w:val="22"/>
         </w:rPr>
         <w:t>Markah</w:t>
       </w:r>
@@ -1203,6 +1296,8 @@
         <w:rPr>
           <w:rFonts w:ascii="Arial" w:eastAsia="Arial" w:hAnsi="Arial" w:cs="Arial"/>
           <w:b/>
+          <w:color w:val="000000"/>
+          <w:sz w:val="22"/>
         </w:rPr>
         <w:t xml:space="preserve"> lulus minimum: 60%</w:t>
       </w:r>
@@ -1239,8 +1334,8 @@
     </w:p>
     <w:p>
       <w:pPr>
-        <w:spacing w:line="360" w:lineRule="auto"/>
-        <w:jc w:val="both"/>
+        <w:spacing w:line="276" w:lineRule="auto" w:after="120"/>
+        <w:jc w:val="left"/>
         <w:rPr>
           <w:rFonts w:ascii="Arial" w:eastAsia="Arial" w:hAnsi="Arial" w:cs="Arial"/>
           <w:b/>
@@ -1250,6 +1345,8 @@
         <w:rPr>
           <w:rFonts w:ascii="Arial" w:eastAsia="Arial" w:hAnsi="Arial" w:cs="Arial"/>
           <w:b/>
+          <w:color w:val="000000"/>
+          <w:sz w:val="22"/>
         </w:rPr>
         <w:lastRenderedPageBreak/>
         <w:t>ARAHAN PENILAIAN PENGETAHUAN:</w:t>
@@ -1270,7 +1367,9 @@
           <w:ilvl w:val="0"/>
           <w:numId w:val="10"/>
         </w:numPr>
-        <w:spacing w:after="200" w:line="360" w:lineRule="auto"/>
+        <w:spacing w:after="40" w:line="276" w:lineRule="auto"/>
+        <w:ind w:left="357" w:hanging="357"/>
+        <w:jc w:val="left"/>
         <w:rPr>
           <w:rFonts w:ascii="Arial" w:eastAsia="Arial" w:hAnsi="Arial" w:cs="Arial"/>
           <w:b/>
@@ -1282,6 +1381,8 @@
       <w:r>
         <w:rPr>
           <w:rFonts w:ascii="Arial" w:eastAsia="Arial" w:hAnsi="Arial" w:cs="Arial"/>
+          <w:color w:val="000000"/>
+          <w:sz w:val="22"/>
         </w:rPr>
         <w:t>Tuliskan</w:t>
       </w:r>
@@ -1289,6 +1390,8 @@
       <w:r>
         <w:rPr>
           <w:rFonts w:ascii="Arial" w:eastAsia="Arial" w:hAnsi="Arial" w:cs="Arial"/>
+          <w:color w:val="000000"/>
+          <w:sz w:val="22"/>
         </w:rPr>
         <w:t xml:space="preserve"> Nama dan </w:t>
       </w:r>
@@ -1296,6 +1399,8 @@
       <w:r>
         <w:rPr>
           <w:rFonts w:ascii="Arial" w:eastAsia="Arial" w:hAnsi="Arial" w:cs="Arial"/>
+          <w:color w:val="000000"/>
+          <w:sz w:val="22"/>
         </w:rPr>
         <w:t>Nombor</w:t>
       </w:r>
@@ -1303,6 +1408,8 @@
       <w:r>
         <w:rPr>
           <w:rFonts w:ascii="Arial" w:eastAsia="Arial" w:hAnsi="Arial" w:cs="Arial"/>
+          <w:color w:val="000000"/>
+          <w:sz w:val="22"/>
         </w:rPr>
         <w:t xml:space="preserve"> Kad </w:t>
       </w:r>
@@ -1310,6 +1417,8 @@
       <w:r>
         <w:rPr>
           <w:rFonts w:ascii="Arial" w:eastAsia="Arial" w:hAnsi="Arial" w:cs="Arial"/>
+          <w:color w:val="000000"/>
+          <w:sz w:val="22"/>
         </w:rPr>
         <w:t>Pengenalan</w:t>
       </w:r>
@@ -1317,6 +1426,8 @@
       <w:r>
         <w:rPr>
           <w:rFonts w:ascii="Arial" w:eastAsia="Arial" w:hAnsi="Arial" w:cs="Arial"/>
+          <w:color w:val="000000"/>
+          <w:sz w:val="22"/>
         </w:rPr>
         <w:t xml:space="preserve"> pada </w:t>
       </w:r>
@@ -1324,6 +1435,8 @@
       <w:r>
         <w:rPr>
           <w:rFonts w:ascii="Arial" w:eastAsia="Arial" w:hAnsi="Arial" w:cs="Arial"/>
+          <w:color w:val="000000"/>
+          <w:sz w:val="22"/>
         </w:rPr>
         <w:t>ruangan</w:t>
       </w:r>
@@ -1331,6 +1444,8 @@
       <w:r>
         <w:rPr>
           <w:rFonts w:ascii="Arial" w:eastAsia="Arial" w:hAnsi="Arial" w:cs="Arial"/>
+          <w:color w:val="000000"/>
+          <w:sz w:val="22"/>
         </w:rPr>
         <w:t xml:space="preserve"> yang </w:t>
       </w:r>
@@ -1338,6 +1453,8 @@
       <w:r>
         <w:rPr>
           <w:rFonts w:ascii="Arial" w:eastAsia="Arial" w:hAnsi="Arial" w:cs="Arial"/>
+          <w:color w:val="000000"/>
+          <w:sz w:val="22"/>
         </w:rPr>
         <w:t>disediakan</w:t>
       </w:r>
@@ -1345,6 +1462,8 @@
       <w:r>
         <w:rPr>
           <w:rFonts w:ascii="Arial" w:eastAsia="Arial" w:hAnsi="Arial" w:cs="Arial"/>
+          <w:color w:val="000000"/>
+          <w:sz w:val="22"/>
         </w:rPr>
         <w:t xml:space="preserve">. </w:t>
       </w:r>
@@ -1356,7 +1475,9 @@
           <w:ilvl w:val="0"/>
           <w:numId w:val="10"/>
         </w:numPr>
-        <w:spacing w:after="200" w:line="360" w:lineRule="auto"/>
+        <w:spacing w:after="40" w:line="276" w:lineRule="auto"/>
+        <w:ind w:left="357" w:hanging="357"/>
+        <w:jc w:val="left"/>
         <w:rPr>
           <w:rFonts w:ascii="Arial" w:eastAsia="Arial" w:hAnsi="Arial" w:cs="Arial"/>
           <w:b/>
@@ -1367,6 +1488,8 @@
       <w:r>
         <w:rPr>
           <w:rFonts w:ascii="Arial" w:eastAsia="Arial" w:hAnsi="Arial" w:cs="Arial"/>
+          <w:color w:val="000000"/>
+          <w:sz w:val="22"/>
         </w:rPr>
         <w:t xml:space="preserve">Bakat </w:t>
       </w:r>
@@ -1374,6 +1497,8 @@
       <w:r>
         <w:rPr>
           <w:rFonts w:ascii="Arial" w:eastAsia="Arial" w:hAnsi="Arial" w:cs="Arial"/>
+          <w:color w:val="000000"/>
+          <w:sz w:val="22"/>
         </w:rPr>
         <w:t>tidak</w:t>
       </w:r>
@@ -1381,6 +1506,8 @@
       <w:r>
         <w:rPr>
           <w:rFonts w:ascii="Arial" w:eastAsia="Arial" w:hAnsi="Arial" w:cs="Arial"/>
+          <w:color w:val="000000"/>
+          <w:sz w:val="22"/>
         </w:rPr>
         <w:t xml:space="preserve"> </w:t>
       </w:r>
@@ -1388,6 +1515,8 @@
       <w:r>
         <w:rPr>
           <w:rFonts w:ascii="Arial" w:eastAsia="Arial" w:hAnsi="Arial" w:cs="Arial"/>
+          <w:color w:val="000000"/>
+          <w:sz w:val="22"/>
         </w:rPr>
         <w:t>dibenarkan</w:t>
       </w:r>
@@ -1395,6 +1524,8 @@
       <w:r>
         <w:rPr>
           <w:rFonts w:ascii="Arial" w:eastAsia="Arial" w:hAnsi="Arial" w:cs="Arial"/>
+          <w:color w:val="000000"/>
+          <w:sz w:val="22"/>
         </w:rPr>
         <w:t xml:space="preserve"> </w:t>
       </w:r>
@@ -1402,6 +1533,8 @@
       <w:r>
         <w:rPr>
           <w:rFonts w:ascii="Arial" w:eastAsia="Arial" w:hAnsi="Arial" w:cs="Arial"/>
+          <w:color w:val="000000"/>
+          <w:sz w:val="22"/>
         </w:rPr>
         <w:t>membuka</w:t>
       </w:r>
@@ -1409,6 +1542,8 @@
       <w:r>
         <w:rPr>
           <w:rFonts w:ascii="Arial" w:eastAsia="Arial" w:hAnsi="Arial" w:cs="Arial"/>
+          <w:color w:val="000000"/>
+          <w:sz w:val="22"/>
         </w:rPr>
         <w:t xml:space="preserve"> </w:t>
       </w:r>
@@ -1416,6 +1551,8 @@
       <w:r>
         <w:rPr>
           <w:rFonts w:ascii="Arial" w:eastAsia="Arial" w:hAnsi="Arial" w:cs="Arial"/>
+          <w:color w:val="000000"/>
+          <w:sz w:val="22"/>
         </w:rPr>
         <w:t>kertas</w:t>
       </w:r>
@@ -1423,6 +1560,8 @@
       <w:r>
         <w:rPr>
           <w:rFonts w:ascii="Arial" w:eastAsia="Arial" w:hAnsi="Arial" w:cs="Arial"/>
+          <w:color w:val="000000"/>
+          <w:sz w:val="22"/>
         </w:rPr>
         <w:t xml:space="preserve"> </w:t>
       </w:r>
@@ -1430,6 +1569,8 @@
       <w:r>
         <w:rPr>
           <w:rFonts w:ascii="Arial" w:eastAsia="Arial" w:hAnsi="Arial" w:cs="Arial"/>
+          <w:color w:val="000000"/>
+          <w:sz w:val="22"/>
         </w:rPr>
         <w:t>soalan</w:t>
       </w:r>
@@ -1437,6 +1578,8 @@
       <w:r>
         <w:rPr>
           <w:rFonts w:ascii="Arial" w:eastAsia="Arial" w:hAnsi="Arial" w:cs="Arial"/>
+          <w:color w:val="000000"/>
+          <w:sz w:val="22"/>
         </w:rPr>
         <w:t xml:space="preserve"> </w:t>
       </w:r>
@@ -1444,6 +1587,8 @@
       <w:r>
         <w:rPr>
           <w:rFonts w:ascii="Arial" w:eastAsia="Arial" w:hAnsi="Arial" w:cs="Arial"/>
+          <w:color w:val="000000"/>
+          <w:sz w:val="22"/>
         </w:rPr>
         <w:t>sehingga</w:t>
       </w:r>
@@ -1451,6 +1596,8 @@
       <w:r>
         <w:rPr>
           <w:rFonts w:ascii="Arial" w:eastAsia="Arial" w:hAnsi="Arial" w:cs="Arial"/>
+          <w:color w:val="000000"/>
+          <w:sz w:val="22"/>
         </w:rPr>
         <w:t xml:space="preserve"> </w:t>
       </w:r>
@@ -1458,6 +1605,8 @@
       <w:r>
         <w:rPr>
           <w:rFonts w:ascii="Arial" w:eastAsia="Arial" w:hAnsi="Arial" w:cs="Arial"/>
+          <w:color w:val="000000"/>
+          <w:sz w:val="22"/>
         </w:rPr>
         <w:t>dibenarkan</w:t>
       </w:r>
@@ -1465,6 +1614,8 @@
       <w:r>
         <w:rPr>
           <w:rFonts w:ascii="Arial" w:eastAsia="Arial" w:hAnsi="Arial" w:cs="Arial"/>
+          <w:color w:val="000000"/>
+          <w:sz w:val="22"/>
         </w:rPr>
         <w:t xml:space="preserve">. </w:t>
       </w:r>
@@ -1476,7 +1627,9 @@
           <w:ilvl w:val="0"/>
           <w:numId w:val="10"/>
         </w:numPr>
-        <w:spacing w:after="200" w:line="360" w:lineRule="auto"/>
+        <w:spacing w:after="40" w:line="276" w:lineRule="auto"/>
+        <w:ind w:left="357" w:hanging="357"/>
+        <w:jc w:val="left"/>
         <w:rPr>
           <w:rFonts w:ascii="Arial" w:eastAsia="Arial" w:hAnsi="Arial" w:cs="Arial"/>
           <w:b/>
@@ -1487,6 +1640,8 @@
       <w:r>
         <w:rPr>
           <w:rFonts w:ascii="Arial" w:eastAsia="Arial" w:hAnsi="Arial" w:cs="Arial"/>
+          <w:color w:val="000000"/>
+          <w:sz w:val="22"/>
         </w:rPr>
         <w:t xml:space="preserve">Bakat </w:t>
       </w:r>
@@ -1494,6 +1649,8 @@
       <w:r>
         <w:rPr>
           <w:rFonts w:ascii="Arial" w:eastAsia="Arial" w:hAnsi="Arial" w:cs="Arial"/>
+          <w:color w:val="000000"/>
+          <w:sz w:val="22"/>
         </w:rPr>
         <w:t>hendaklah</w:t>
       </w:r>
@@ -1501,6 +1658,8 @@
       <w:r>
         <w:rPr>
           <w:rFonts w:ascii="Arial" w:eastAsia="Arial" w:hAnsi="Arial" w:cs="Arial"/>
+          <w:color w:val="000000"/>
+          <w:sz w:val="22"/>
         </w:rPr>
         <w:t xml:space="preserve"> </w:t>
       </w:r>
@@ -1508,6 +1667,8 @@
       <w:r>
         <w:rPr>
           <w:rFonts w:ascii="Arial" w:eastAsia="Arial" w:hAnsi="Arial" w:cs="Arial"/>
+          <w:color w:val="000000"/>
+          <w:sz w:val="22"/>
         </w:rPr>
         <w:t>menjawab</w:t>
       </w:r>
@@ -1515,6 +1676,8 @@
       <w:r>
         <w:rPr>
           <w:rFonts w:ascii="Arial" w:eastAsia="Arial" w:hAnsi="Arial" w:cs="Arial"/>
+          <w:color w:val="000000"/>
+          <w:sz w:val="22"/>
         </w:rPr>
         <w:t xml:space="preserve"> </w:t>
       </w:r>
@@ -1522,6 +1685,8 @@
       <w:r>
         <w:rPr>
           <w:rFonts w:ascii="Arial" w:eastAsia="Arial" w:hAnsi="Arial" w:cs="Arial"/>
+          <w:color w:val="000000"/>
+          <w:sz w:val="22"/>
         </w:rPr>
         <w:t>semua</w:t>
       </w:r>
@@ -1529,6 +1694,8 @@
       <w:r>
         <w:rPr>
           <w:rFonts w:ascii="Arial" w:eastAsia="Arial" w:hAnsi="Arial" w:cs="Arial"/>
+          <w:color w:val="000000"/>
+          <w:sz w:val="22"/>
         </w:rPr>
         <w:t xml:space="preserve"> </w:t>
       </w:r>
@@ -1536,6 +1703,8 @@
       <w:r>
         <w:rPr>
           <w:rFonts w:ascii="Arial" w:eastAsia="Arial" w:hAnsi="Arial" w:cs="Arial"/>
+          <w:color w:val="000000"/>
+          <w:sz w:val="22"/>
         </w:rPr>
         <w:t>soalan</w:t>
       </w:r>
@@ -1543,6 +1712,8 @@
       <w:r>
         <w:rPr>
           <w:rFonts w:ascii="Arial" w:eastAsia="Arial" w:hAnsi="Arial" w:cs="Arial"/>
+          <w:color w:val="000000"/>
+          <w:sz w:val="22"/>
         </w:rPr>
         <w:t xml:space="preserve">. </w:t>
       </w:r>
@@ -1554,7 +1725,9 @@
           <w:ilvl w:val="0"/>
           <w:numId w:val="10"/>
         </w:numPr>
-        <w:spacing w:after="200" w:line="360" w:lineRule="auto"/>
+        <w:spacing w:after="40" w:line="276" w:lineRule="auto"/>
+        <w:ind w:left="357" w:hanging="357"/>
+        <w:jc w:val="left"/>
         <w:rPr>
           <w:rFonts w:ascii="Arial" w:eastAsia="Arial" w:hAnsi="Arial" w:cs="Arial"/>
           <w:b/>
@@ -1566,6 +1739,8 @@
       <w:r>
         <w:rPr>
           <w:rFonts w:ascii="Arial" w:eastAsia="Arial" w:hAnsi="Arial" w:cs="Arial"/>
+          <w:color w:val="000000"/>
+          <w:sz w:val="22"/>
         </w:rPr>
         <w:t>Dilarang</w:t>
       </w:r>
@@ -1573,6 +1748,8 @@
       <w:r>
         <w:rPr>
           <w:rFonts w:ascii="Arial" w:eastAsia="Arial" w:hAnsi="Arial" w:cs="Arial"/>
+          <w:color w:val="000000"/>
+          <w:sz w:val="22"/>
         </w:rPr>
         <w:t xml:space="preserve"> </w:t>
       </w:r>
@@ -1580,6 +1757,8 @@
       <w:r>
         <w:rPr>
           <w:rFonts w:ascii="Arial" w:eastAsia="Arial" w:hAnsi="Arial" w:cs="Arial"/>
+          <w:color w:val="000000"/>
+          <w:sz w:val="22"/>
         </w:rPr>
         <w:t>membawa</w:t>
       </w:r>
@@ -1587,6 +1766,8 @@
       <w:r>
         <w:rPr>
           <w:rFonts w:ascii="Arial" w:eastAsia="Arial" w:hAnsi="Arial" w:cs="Arial"/>
+          <w:color w:val="000000"/>
+          <w:sz w:val="22"/>
         </w:rPr>
         <w:t xml:space="preserve"> nota dan </w:t>
       </w:r>
@@ -1594,6 +1775,8 @@
       <w:r>
         <w:rPr>
           <w:rFonts w:ascii="Arial" w:eastAsia="Arial" w:hAnsi="Arial" w:cs="Arial"/>
+          <w:color w:val="000000"/>
+          <w:sz w:val="22"/>
         </w:rPr>
         <w:t>sebarang</w:t>
       </w:r>
@@ -1601,6 +1784,8 @@
       <w:r>
         <w:rPr>
           <w:rFonts w:ascii="Arial" w:eastAsia="Arial" w:hAnsi="Arial" w:cs="Arial"/>
+          <w:color w:val="000000"/>
+          <w:sz w:val="22"/>
         </w:rPr>
         <w:t xml:space="preserve"> </w:t>
       </w:r>
@@ -1608,6 +1793,8 @@
       <w:r>
         <w:rPr>
           <w:rFonts w:ascii="Arial" w:eastAsia="Arial" w:hAnsi="Arial" w:cs="Arial"/>
+          <w:color w:val="000000"/>
+          <w:sz w:val="22"/>
         </w:rPr>
         <w:t>bahan</w:t>
       </w:r>
@@ -1615,6 +1802,8 @@
       <w:r>
         <w:rPr>
           <w:rFonts w:ascii="Arial" w:eastAsia="Arial" w:hAnsi="Arial" w:cs="Arial"/>
+          <w:color w:val="000000"/>
+          <w:sz w:val="22"/>
         </w:rPr>
         <w:t xml:space="preserve"> </w:t>
       </w:r>
@@ -1622,6 +1811,8 @@
       <w:r>
         <w:rPr>
           <w:rFonts w:ascii="Arial" w:eastAsia="Arial" w:hAnsi="Arial" w:cs="Arial"/>
+          <w:color w:val="000000"/>
+          <w:sz w:val="22"/>
         </w:rPr>
         <w:t>rujukan</w:t>
       </w:r>
@@ -1629,6 +1820,8 @@
       <w:r>
         <w:rPr>
           <w:rFonts w:ascii="Arial" w:eastAsia="Arial" w:hAnsi="Arial" w:cs="Arial"/>
+          <w:color w:val="000000"/>
+          <w:sz w:val="22"/>
         </w:rPr>
         <w:t xml:space="preserve"> </w:t>
       </w:r>
@@ -1636,6 +1829,8 @@
       <w:r>
         <w:rPr>
           <w:rFonts w:ascii="Arial" w:eastAsia="Arial" w:hAnsi="Arial" w:cs="Arial"/>
+          <w:color w:val="000000"/>
+          <w:sz w:val="22"/>
         </w:rPr>
         <w:t>kecuali</w:t>
       </w:r>
@@ -1643,6 +1838,8 @@
       <w:r>
         <w:rPr>
           <w:rFonts w:ascii="Arial" w:eastAsia="Arial" w:hAnsi="Arial" w:cs="Arial"/>
+          <w:color w:val="000000"/>
+          <w:sz w:val="22"/>
         </w:rPr>
         <w:t xml:space="preserve"> yang </w:t>
       </w:r>
@@ -1650,6 +1847,8 @@
       <w:r>
         <w:rPr>
           <w:rFonts w:ascii="Arial" w:eastAsia="Arial" w:hAnsi="Arial" w:cs="Arial"/>
+          <w:color w:val="000000"/>
+          <w:sz w:val="22"/>
         </w:rPr>
         <w:t>dibenarkan</w:t>
       </w:r>
@@ -1657,6 +1856,8 @@
       <w:r>
         <w:rPr>
           <w:rFonts w:ascii="Arial" w:eastAsia="Arial" w:hAnsi="Arial" w:cs="Arial"/>
+          <w:color w:val="000000"/>
+          <w:sz w:val="22"/>
         </w:rPr>
         <w:t>.</w:t>
       </w:r>
@@ -1668,7 +1869,9 @@
           <w:ilvl w:val="0"/>
           <w:numId w:val="10"/>
         </w:numPr>
-        <w:spacing w:after="200" w:line="360" w:lineRule="auto"/>
+        <w:spacing w:after="40" w:line="276" w:lineRule="auto"/>
+        <w:ind w:left="357" w:hanging="357"/>
+        <w:jc w:val="left"/>
         <w:rPr>
           <w:rFonts w:ascii="Arial" w:eastAsia="Arial" w:hAnsi="Arial" w:cs="Arial"/>
           <w:b/>
@@ -1680,6 +1883,8 @@
       <w:r>
         <w:rPr>
           <w:rFonts w:ascii="Arial" w:eastAsia="Arial" w:hAnsi="Arial" w:cs="Arial"/>
+          <w:color w:val="000000"/>
+          <w:sz w:val="22"/>
         </w:rPr>
         <w:t>Dilarang</w:t>
       </w:r>
@@ -1687,6 +1892,8 @@
       <w:r>
         <w:rPr>
           <w:rFonts w:ascii="Arial" w:eastAsia="Arial" w:hAnsi="Arial" w:cs="Arial"/>
+          <w:color w:val="000000"/>
+          <w:sz w:val="22"/>
         </w:rPr>
         <w:t xml:space="preserve"> </w:t>
       </w:r>
@@ -1694,6 +1901,8 @@
       <w:r>
         <w:rPr>
           <w:rFonts w:ascii="Arial" w:eastAsia="Arial" w:hAnsi="Arial" w:cs="Arial"/>
+          <w:color w:val="000000"/>
+          <w:sz w:val="22"/>
         </w:rPr>
         <w:t>meniru</w:t>
       </w:r>
@@ -1701,6 +1910,8 @@
       <w:r>
         <w:rPr>
           <w:rFonts w:ascii="Arial" w:eastAsia="Arial" w:hAnsi="Arial" w:cs="Arial"/>
+          <w:color w:val="000000"/>
+          <w:sz w:val="22"/>
         </w:rPr>
         <w:t xml:space="preserve"> </w:t>
       </w:r>
@@ -1708,6 +1919,8 @@
       <w:r>
         <w:rPr>
           <w:rFonts w:ascii="Arial" w:eastAsia="Arial" w:hAnsi="Arial" w:cs="Arial"/>
+          <w:color w:val="000000"/>
+          <w:sz w:val="22"/>
         </w:rPr>
         <w:t>semasa</w:t>
       </w:r>
@@ -1715,6 +1928,8 @@
       <w:r>
         <w:rPr>
           <w:rFonts w:ascii="Arial" w:eastAsia="Arial" w:hAnsi="Arial" w:cs="Arial"/>
+          <w:color w:val="000000"/>
+          <w:sz w:val="22"/>
         </w:rPr>
         <w:t xml:space="preserve"> </w:t>
       </w:r>
@@ -1722,6 +1937,8 @@
       <w:r>
         <w:rPr>
           <w:rFonts w:ascii="Arial" w:eastAsia="Arial" w:hAnsi="Arial" w:cs="Arial"/>
+          <w:color w:val="000000"/>
+          <w:sz w:val="22"/>
         </w:rPr>
         <w:t>penilaian</w:t>
       </w:r>
@@ -1729,6 +1946,8 @@
       <w:r>
         <w:rPr>
           <w:rFonts w:ascii="Arial" w:eastAsia="Arial" w:hAnsi="Arial" w:cs="Arial"/>
+          <w:color w:val="000000"/>
+          <w:sz w:val="22"/>
         </w:rPr>
         <w:t xml:space="preserve">. </w:t>
       </w:r>
@@ -1740,7 +1959,9 @@
           <w:ilvl w:val="0"/>
           <w:numId w:val="10"/>
         </w:numPr>
-        <w:spacing w:after="200" w:line="360" w:lineRule="auto"/>
+        <w:spacing w:after="40" w:line="276" w:lineRule="auto"/>
+        <w:ind w:left="357" w:hanging="357"/>
+        <w:jc w:val="left"/>
         <w:rPr>
           <w:rFonts w:ascii="Arial" w:eastAsia="Arial" w:hAnsi="Arial" w:cs="Arial"/>
           <w:b/>
@@ -1752,6 +1973,8 @@
       <w:r>
         <w:rPr>
           <w:rFonts w:ascii="Arial" w:eastAsia="Arial" w:hAnsi="Arial" w:cs="Arial"/>
+          <w:color w:val="000000"/>
+          <w:sz w:val="22"/>
         </w:rPr>
         <w:t>Dilarang</w:t>
       </w:r>
@@ -1759,6 +1982,8 @@
       <w:r>
         <w:rPr>
           <w:rFonts w:ascii="Arial" w:eastAsia="Arial" w:hAnsi="Arial" w:cs="Arial"/>
+          <w:color w:val="000000"/>
+          <w:sz w:val="22"/>
         </w:rPr>
         <w:t xml:space="preserve"> </w:t>
       </w:r>
@@ -1766,6 +1991,8 @@
       <w:r>
         <w:rPr>
           <w:rFonts w:ascii="Arial" w:eastAsia="Arial" w:hAnsi="Arial" w:cs="Arial"/>
+          <w:color w:val="000000"/>
+          <w:sz w:val="22"/>
         </w:rPr>
         <w:t>membawa</w:t>
       </w:r>
@@ -1773,6 +2000,8 @@
       <w:r>
         <w:rPr>
           <w:rFonts w:ascii="Arial" w:eastAsia="Arial" w:hAnsi="Arial" w:cs="Arial"/>
+          <w:color w:val="000000"/>
+          <w:sz w:val="22"/>
         </w:rPr>
         <w:t xml:space="preserve"> </w:t>
       </w:r>
@@ -1780,6 +2009,8 @@
       <w:r>
         <w:rPr>
           <w:rFonts w:ascii="Arial" w:eastAsia="Arial" w:hAnsi="Arial" w:cs="Arial"/>
+          <w:color w:val="000000"/>
+          <w:sz w:val="22"/>
         </w:rPr>
         <w:t>keluar</w:t>
       </w:r>
@@ -1787,6 +2018,8 @@
       <w:r>
         <w:rPr>
           <w:rFonts w:ascii="Arial" w:eastAsia="Arial" w:hAnsi="Arial" w:cs="Arial"/>
+          <w:color w:val="000000"/>
+          <w:sz w:val="22"/>
         </w:rPr>
         <w:t xml:space="preserve"> </w:t>
       </w:r>
@@ -1794,6 +2027,8 @@
       <w:r>
         <w:rPr>
           <w:rFonts w:ascii="Arial" w:eastAsia="Arial" w:hAnsi="Arial" w:cs="Arial"/>
+          <w:color w:val="000000"/>
+          <w:sz w:val="22"/>
         </w:rPr>
         <w:t>kertas</w:t>
       </w:r>
@@ -1801,6 +2036,8 @@
       <w:r>
         <w:rPr>
           <w:rFonts w:ascii="Arial" w:eastAsia="Arial" w:hAnsi="Arial" w:cs="Arial"/>
+          <w:color w:val="000000"/>
+          <w:sz w:val="22"/>
         </w:rPr>
         <w:t xml:space="preserve"> </w:t>
       </w:r>
@@ -1808,6 +2045,8 @@
       <w:r>
         <w:rPr>
           <w:rFonts w:ascii="Arial" w:eastAsia="Arial" w:hAnsi="Arial" w:cs="Arial"/>
+          <w:color w:val="000000"/>
+          <w:sz w:val="22"/>
         </w:rPr>
         <w:t>soalan</w:t>
       </w:r>
@@ -1815,6 +2054,8 @@
       <w:r>
         <w:rPr>
           <w:rFonts w:ascii="Arial" w:eastAsia="Arial" w:hAnsi="Arial" w:cs="Arial"/>
+          <w:color w:val="000000"/>
+          <w:sz w:val="22"/>
         </w:rPr>
         <w:t xml:space="preserve"> </w:t>
       </w:r>
@@ -1822,6 +2063,8 @@
       <w:r>
         <w:rPr>
           <w:rFonts w:ascii="Arial" w:eastAsia="Arial" w:hAnsi="Arial" w:cs="Arial"/>
+          <w:color w:val="000000"/>
+          <w:sz w:val="22"/>
         </w:rPr>
         <w:t>dari</w:t>
       </w:r>
@@ -1829,6 +2072,8 @@
       <w:r>
         <w:rPr>
           <w:rFonts w:ascii="Arial" w:eastAsia="Arial" w:hAnsi="Arial" w:cs="Arial"/>
+          <w:color w:val="000000"/>
+          <w:sz w:val="22"/>
         </w:rPr>
         <w:t xml:space="preserve"> </w:t>
       </w:r>
@@ -1836,6 +2081,8 @@
       <w:r>
         <w:rPr>
           <w:rFonts w:ascii="Arial" w:eastAsia="Arial" w:hAnsi="Arial" w:cs="Arial"/>
+          <w:color w:val="000000"/>
+          <w:sz w:val="22"/>
         </w:rPr>
         <w:t>bilik</w:t>
       </w:r>
@@ -1843,6 +2090,8 @@
       <w:r>
         <w:rPr>
           <w:rFonts w:ascii="Arial" w:eastAsia="Arial" w:hAnsi="Arial" w:cs="Arial"/>
+          <w:color w:val="000000"/>
+          <w:sz w:val="22"/>
         </w:rPr>
         <w:t xml:space="preserve"> </w:t>
       </w:r>
@@ -1850,6 +2099,8 @@
       <w:r>
         <w:rPr>
           <w:rFonts w:ascii="Arial" w:eastAsia="Arial" w:hAnsi="Arial" w:cs="Arial"/>
+          <w:color w:val="000000"/>
+          <w:sz w:val="22"/>
         </w:rPr>
         <w:t>peperiksaan</w:t>
       </w:r>
@@ -1857,1304 +2108,2136 @@
       <w:r>
         <w:rPr>
           <w:rFonts w:ascii="Arial" w:eastAsia="Arial" w:hAnsi="Arial" w:cs="Arial"/>
+          <w:color w:val="000000"/>
+          <w:sz w:val="22"/>
         </w:rPr>
         <w:t>.</w:t>
       </w:r>
       <w:r>
+        <w:rPr>
+          <w:rFonts w:ascii="Arial" w:eastAsia="Arial" w:hAnsi="Arial" w:cs="Arial"/>
+          <w:b/>
+          <w:bCs/>
+          <w:color w:val="000000"/>
+          <w:sz w:val="22"/>
+          <w:u w:val="single"/>
+        </w:rPr>
+        <w:br/>
+      </w:r>
+    </w:p>
+    <w:p>
+      <w:pPr>
+        <w:suppressAutoHyphens w:val="0"/>
         <w:rPr>
           <w:rFonts w:ascii="Arial" w:eastAsia="Arial" w:hAnsi="Arial" w:cs="Arial"/>
           <w:b/>
           <w:bCs/>
           <w:u w:val="single"/>
         </w:rPr>
-        <w:br/>
-      </w:r>
-    </w:p>
-    <w:p>
-      <w:pPr>
-        <w:suppressAutoHyphens w:val="0"/>
+      </w:pPr>
+      <w:r>
         <w:rPr>
           <w:rFonts w:ascii="Arial" w:eastAsia="Arial" w:hAnsi="Arial" w:cs="Arial"/>
           <w:b/>
           <w:bCs/>
           <w:u w:val="single"/>
         </w:rPr>
-      </w:pPr>
-      <w:r>
-        <w:rPr>
-          <w:rFonts w:ascii="Arial" w:eastAsia="Arial" w:hAnsi="Arial" w:cs="Arial"/>
+        <w:br w:type="page"/>
+      </w:r>
+    </w:p>
+    <w:p/>
+    <w:p>
+      <w:pPr>
+        <w:spacing w:before="120" w:after="120" w:line="276" w:lineRule="auto"/>
+        <w:jc w:val="left"/>
+      </w:pPr>
+      <w:r>
+        <w:rPr>
+          <w:rFonts w:ascii="Arial" w:hAnsi="Arial" w:cs="Arial"/>
           <w:b/>
-          <w:bCs/>
-          <w:u w:val="single"/>
-        </w:rPr>
+          <w:color w:val="000000"/>
+          <w:sz w:val="22"/>
+        </w:rPr>
+        <w:t>SOALAN PENILAIAN PENGETAHUAN (OBJEKTIF)</w:t>
+      </w:r>
+    </w:p>
+    <w:p/>
+    <w:p>
+      <w:pPr>
+        <w:spacing w:line="276" w:lineRule="auto" w:after="120"/>
+        <w:jc w:val="left"/>
+      </w:pPr>
+      <w:r>
+        <w:rPr>
+          <w:rFonts w:ascii="Arial" w:hAnsi="Arial" w:cs="Arial"/>
+          <w:b/>
+          <w:color w:val="000000"/>
+          <w:sz w:val="22"/>
+        </w:rPr>
+        <w:t>✅ 1. SOALAN PENILAIAN PENGETAHUAN</w:t>
+      </w:r>
+    </w:p>
+    <w:p>
+      <w:pPr>
+        <w:spacing w:line="276" w:lineRule="auto" w:after="120"/>
+        <w:jc w:val="left"/>
+      </w:pPr>
+      <w:r>
+        <w:rPr>
+          <w:rFonts w:ascii="Arial" w:hAnsi="Arial" w:cs="Arial"/>
+          <w:b w:val="0"/>
+          <w:color w:val="000000"/>
+          <w:sz w:val="22"/>
+        </w:rPr>
+        <w:t>Apakah kepentingan utama mewujudkan bahasa kerja yang seragam di studio penyuntingan video 3U yang mempunyai Editor tempatan dan Director antarabangsa? [R]</w:t>
+      </w:r>
+    </w:p>
+    <w:p>
+      <w:pPr>
+        <w:spacing w:line="276" w:lineRule="auto" w:after="120"/>
+        <w:jc w:val="left"/>
+      </w:pPr>
+      <w:r>
+        <w:rPr>
+          <w:rFonts w:ascii="Arial" w:hAnsi="Arial" w:cs="Arial"/>
+          <w:b w:val="0"/>
+          <w:color w:val="000000"/>
+          <w:sz w:val="22"/>
+        </w:rPr>
+        <w:t>A. Menjimatkan kos peralatan studio.</w:t>
+      </w:r>
+    </w:p>
+    <w:p>
+      <w:pPr>
+        <w:spacing w:line="276" w:lineRule="auto" w:after="120"/>
+        <w:jc w:val="left"/>
+      </w:pPr>
+      <w:r>
+        <w:rPr>
+          <w:rFonts w:ascii="Arial" w:hAnsi="Arial" w:cs="Arial"/>
+          <w:b w:val="0"/>
+          <w:color w:val="000000"/>
+          <w:sz w:val="22"/>
+        </w:rPr>
+        <w:t>B. Mengurangkan bilangan kakitangan studio.</w:t>
+      </w:r>
+    </w:p>
+    <w:p>
+      <w:pPr>
+        <w:spacing w:line="276" w:lineRule="auto" w:after="120"/>
+        <w:jc w:val="left"/>
+      </w:pPr>
+      <w:r>
+        <w:rPr>
+          <w:rFonts w:ascii="Arial" w:hAnsi="Arial" w:cs="Arial"/>
+          <w:b w:val="0"/>
+          <w:color w:val="000000"/>
+          <w:sz w:val="22"/>
+        </w:rPr>
+        <w:t>C. Memastikan arahan tentang timeline dan deadline difahami sama oleh semua pihak.</w:t>
+      </w:r>
+    </w:p>
+    <w:p>
+      <w:pPr>
+        <w:spacing w:line="276" w:lineRule="auto" w:after="120"/>
+        <w:jc w:val="left"/>
+      </w:pPr>
+      <w:r>
+        <w:rPr>
+          <w:rFonts w:ascii="Arial" w:hAnsi="Arial" w:cs="Arial"/>
+          <w:b w:val="0"/>
+          <w:color w:val="000000"/>
+          <w:sz w:val="22"/>
+        </w:rPr>
+        <w:t>D. Membolehkan studio menggunakan lebih banyak bahasa asing serentak.</w:t>
+      </w:r>
+    </w:p>
+    <w:p/>
+    <w:p>
+      <w:pPr>
+        <w:spacing w:line="276" w:lineRule="auto" w:after="120"/>
+        <w:jc w:val="left"/>
+      </w:pPr>
+      <w:r>
+        <w:rPr>
+          <w:rFonts w:ascii="Arial" w:hAnsi="Arial" w:cs="Arial"/>
+          <w:b/>
+          <w:color w:val="000000"/>
+          <w:sz w:val="22"/>
+        </w:rPr>
+        <w:t>✅ 2. SOALAN PENILAIAN PENGETAHUAN</w:t>
+      </w:r>
+    </w:p>
+    <w:p>
+      <w:pPr>
+        <w:spacing w:line="276" w:lineRule="auto" w:after="120"/>
+        <w:jc w:val="left"/>
+      </w:pPr>
+      <w:r>
+        <w:rPr>
+          <w:rFonts w:ascii="Arial" w:hAnsi="Arial" w:cs="Arial"/>
+          <w:b w:val="0"/>
+          <w:color w:val="000000"/>
+          <w:sz w:val="22"/>
+        </w:rPr>
+        <w:t>Mengapakah bahasa kerja penting dalam organisasi yang mempunyai pekerja pelbagai latar belakang bahasa? [R]</w:t>
+      </w:r>
+    </w:p>
+    <w:p>
+      <w:pPr>
+        <w:spacing w:line="276" w:lineRule="auto" w:after="120"/>
+        <w:jc w:val="left"/>
+      </w:pPr>
+      <w:r>
+        <w:rPr>
+          <w:rFonts w:ascii="Arial" w:hAnsi="Arial" w:cs="Arial"/>
+          <w:b w:val="0"/>
+          <w:color w:val="000000"/>
+          <w:sz w:val="22"/>
+        </w:rPr>
+        <w:t>A. Supaya semua pekerja bercakap dalam bahasa yang sama sepanjang masa.</w:t>
+      </w:r>
+    </w:p>
+    <w:p>
+      <w:pPr>
+        <w:spacing w:line="276" w:lineRule="auto" w:after="120"/>
+        <w:jc w:val="left"/>
+      </w:pPr>
+      <w:r>
+        <w:rPr>
+          <w:rFonts w:ascii="Arial" w:hAnsi="Arial" w:cs="Arial"/>
+          <w:b w:val="0"/>
+          <w:color w:val="000000"/>
+          <w:sz w:val="22"/>
+        </w:rPr>
+        <w:t>B. Untuk mengelakkan kesilapan komunikasi yang boleh membawa kepada kemalangan.</w:t>
+      </w:r>
+    </w:p>
+    <w:p>
+      <w:pPr>
+        <w:spacing w:line="276" w:lineRule="auto" w:after="120"/>
+        <w:jc w:val="left"/>
+      </w:pPr>
+      <w:r>
+        <w:rPr>
+          <w:rFonts w:ascii="Arial" w:hAnsi="Arial" w:cs="Arial"/>
+          <w:b w:val="0"/>
+          <w:color w:val="000000"/>
+          <w:sz w:val="22"/>
+        </w:rPr>
+        <w:t>C. Untuk mengurangkan bilangan mesyuarat pasukan.</w:t>
+      </w:r>
+    </w:p>
+    <w:p>
+      <w:pPr>
+        <w:spacing w:line="276" w:lineRule="auto" w:after="120"/>
+        <w:jc w:val="left"/>
+      </w:pPr>
+      <w:r>
+        <w:rPr>
+          <w:rFonts w:ascii="Arial" w:hAnsi="Arial" w:cs="Arial"/>
+          <w:b w:val="0"/>
+          <w:color w:val="000000"/>
+          <w:sz w:val="22"/>
+        </w:rPr>
+        <w:t>D. Supaya syarikat dapat menjimatkan belanja latihan.</w:t>
+      </w:r>
+    </w:p>
+    <w:p/>
+    <w:p>
+      <w:pPr>
+        <w:spacing w:line="276" w:lineRule="auto" w:after="120"/>
+        <w:jc w:val="left"/>
+      </w:pPr>
+      <w:r>
+        <w:rPr>
+          <w:rFonts w:ascii="Arial" w:hAnsi="Arial" w:cs="Arial"/>
+          <w:b/>
+          <w:color w:val="000000"/>
+          <w:sz w:val="22"/>
+        </w:rPr>
+        <w:t>✅ 3. SOALAN PENILAIAN PENGETAHUAN</w:t>
+      </w:r>
+    </w:p>
+    <w:p>
+      <w:pPr>
+        <w:spacing w:line="276" w:lineRule="auto" w:after="120"/>
+        <w:jc w:val="left"/>
+      </w:pPr>
+      <w:r>
+        <w:rPr>
+          <w:rFonts w:ascii="Arial" w:hAnsi="Arial" w:cs="Arial"/>
+          <w:b w:val="0"/>
+          <w:color w:val="000000"/>
+          <w:sz w:val="22"/>
+        </w:rPr>
+        <w:t>Semasa briefing dengan klien bukan dari industri media, seorang Editor studio 3U perlu berhati-hati menggunakan istilah seperti "timeline" dan "colour grading". Apakah sebab utama tindakan ini? [T]</w:t>
+      </w:r>
+    </w:p>
+    <w:p>
+      <w:pPr>
+        <w:spacing w:line="276" w:lineRule="auto" w:after="120"/>
+        <w:jc w:val="left"/>
+      </w:pPr>
+      <w:r>
+        <w:rPr>
+          <w:rFonts w:ascii="Arial" w:hAnsi="Arial" w:cs="Arial"/>
+          <w:b w:val="0"/>
+          <w:color w:val="000000"/>
+          <w:sz w:val="22"/>
+        </w:rPr>
+        <w:t>A. Untuk mengelakkan klien berasa bosan dengan perbualan.</w:t>
+      </w:r>
+    </w:p>
+    <w:p>
+      <w:pPr>
+        <w:spacing w:line="276" w:lineRule="auto" w:after="120"/>
+        <w:jc w:val="left"/>
+      </w:pPr>
+      <w:r>
+        <w:rPr>
+          <w:rFonts w:ascii="Arial" w:hAnsi="Arial" w:cs="Arial"/>
+          <w:b w:val="0"/>
+          <w:color w:val="000000"/>
+          <w:sz w:val="22"/>
+        </w:rPr>
+        <w:t>B. Kerana jargon perlu digunakan dengan berhemat dan diterangkan kepada khalayak yang tidak biasa dengannya.</w:t>
+      </w:r>
+    </w:p>
+    <w:p>
+      <w:pPr>
+        <w:spacing w:line="276" w:lineRule="auto" w:after="120"/>
+        <w:jc w:val="left"/>
+      </w:pPr>
+      <w:r>
+        <w:rPr>
+          <w:rFonts w:ascii="Arial" w:hAnsi="Arial" w:cs="Arial"/>
+          <w:b w:val="0"/>
+          <w:color w:val="000000"/>
+          <w:sz w:val="22"/>
+        </w:rPr>
+        <w:t>C. Supaya Editor kelihatan lebih profesional.</w:t>
+      </w:r>
+    </w:p>
+    <w:p>
+      <w:pPr>
+        <w:spacing w:line="276" w:lineRule="auto" w:after="120"/>
+        <w:jc w:val="left"/>
+      </w:pPr>
+      <w:r>
+        <w:rPr>
+          <w:rFonts w:ascii="Arial" w:hAnsi="Arial" w:cs="Arial"/>
+          <w:b w:val="0"/>
+          <w:color w:val="000000"/>
+          <w:sz w:val="22"/>
+        </w:rPr>
+        <w:t>D. Kerana klien tidak dibenarkan mengetahui istilah teknikal.</w:t>
+      </w:r>
+    </w:p>
+    <w:p/>
+    <w:p>
+      <w:pPr>
+        <w:spacing w:line="276" w:lineRule="auto" w:after="120"/>
+        <w:jc w:val="left"/>
+      </w:pPr>
+      <w:r>
+        <w:rPr>
+          <w:rFonts w:ascii="Arial" w:hAnsi="Arial" w:cs="Arial"/>
+          <w:b/>
+          <w:color w:val="000000"/>
+          <w:sz w:val="22"/>
+        </w:rPr>
+        <w:t>✅ 4. SOALAN PENILAIAN PENGETAHUAN</w:t>
+      </w:r>
+    </w:p>
+    <w:p>
+      <w:pPr>
+        <w:spacing w:line="276" w:lineRule="auto" w:after="120"/>
+        <w:jc w:val="left"/>
+      </w:pPr>
+      <w:r>
+        <w:rPr>
+          <w:rFonts w:ascii="Arial" w:hAnsi="Arial" w:cs="Arial"/>
+          <w:b w:val="0"/>
+          <w:color w:val="000000"/>
+          <w:sz w:val="22"/>
+        </w:rPr>
+        <w:t>Apakah tujuan utama Analisis Kerja (Job Analysis) sebelum menyediakan huraian kerja (job description) bagi jawatan Assistant Video Editor? [R]</w:t>
+      </w:r>
+    </w:p>
+    <w:p>
+      <w:pPr>
+        <w:spacing w:line="276" w:lineRule="auto" w:after="120"/>
+        <w:jc w:val="left"/>
+      </w:pPr>
+      <w:r>
+        <w:rPr>
+          <w:rFonts w:ascii="Arial" w:hAnsi="Arial" w:cs="Arial"/>
+          <w:b w:val="0"/>
+          <w:color w:val="000000"/>
+          <w:sz w:val="22"/>
+        </w:rPr>
+        <w:t>A. Menentukan gaji pekerja baharu.</w:t>
+      </w:r>
+    </w:p>
+    <w:p>
+      <w:pPr>
+        <w:spacing w:line="276" w:lineRule="auto" w:after="120"/>
+        <w:jc w:val="left"/>
+      </w:pPr>
+      <w:r>
+        <w:rPr>
+          <w:rFonts w:ascii="Arial" w:hAnsi="Arial" w:cs="Arial"/>
+          <w:b w:val="0"/>
+          <w:color w:val="000000"/>
+          <w:sz w:val="22"/>
+        </w:rPr>
+        <w:t>B. Mendapatkan maklumat tugas, aktiviti dan kelayakan yang diperlukan bagi jawatan tersebut.</w:t>
+      </w:r>
+    </w:p>
+    <w:p>
+      <w:pPr>
+        <w:spacing w:line="276" w:lineRule="auto" w:after="120"/>
+        <w:jc w:val="left"/>
+      </w:pPr>
+      <w:r>
+        <w:rPr>
+          <w:rFonts w:ascii="Arial" w:hAnsi="Arial" w:cs="Arial"/>
+          <w:b w:val="0"/>
+          <w:color w:val="000000"/>
+          <w:sz w:val="22"/>
+        </w:rPr>
+        <w:t>C. Menetapkan waktu bekerja rasmi studio.</w:t>
+      </w:r>
+    </w:p>
+    <w:p>
+      <w:pPr>
+        <w:spacing w:line="276" w:lineRule="auto" w:after="120"/>
+        <w:jc w:val="left"/>
+      </w:pPr>
+      <w:r>
+        <w:rPr>
+          <w:rFonts w:ascii="Arial" w:hAnsi="Arial" w:cs="Arial"/>
+          <w:b w:val="0"/>
+          <w:color w:val="000000"/>
+          <w:sz w:val="22"/>
+        </w:rPr>
+        <w:t>D. Memilih peralatan yang akan digunakan oleh pekerja.</w:t>
+      </w:r>
+    </w:p>
+    <w:p/>
+    <w:p>
+      <w:pPr>
+        <w:spacing w:line="276" w:lineRule="auto" w:after="120"/>
+        <w:jc w:val="left"/>
+      </w:pPr>
+      <w:r>
+        <w:rPr>
+          <w:rFonts w:ascii="Arial" w:hAnsi="Arial" w:cs="Arial"/>
+          <w:b/>
+          <w:color w:val="000000"/>
+          <w:sz w:val="22"/>
+        </w:rPr>
+        <w:t>✅ 5. SOALAN PENILAIAN PENGETAHUAN</w:t>
+      </w:r>
+    </w:p>
+    <w:p>
+      <w:pPr>
+        <w:spacing w:line="276" w:lineRule="auto" w:after="120"/>
+        <w:jc w:val="left"/>
+      </w:pPr>
+      <w:r>
+        <w:rPr>
+          <w:rFonts w:ascii="Arial" w:hAnsi="Arial" w:cs="Arial"/>
+          <w:b w:val="0"/>
+          <w:color w:val="000000"/>
+          <w:sz w:val="22"/>
+        </w:rPr>
+        <w:t>Apakah perbezaan utama antara prosedur kerja (job procedure) dan tatacara kerja (working procedure) di sebuah studio penyuntingan video? [S]</w:t>
+      </w:r>
+    </w:p>
+    <w:p>
+      <w:pPr>
+        <w:spacing w:before="120" w:after="120" w:line="276" w:lineRule="auto"/>
+        <w:jc w:val="left"/>
+      </w:pPr>
+      <w:r>
+        <w:rPr>
+          <w:rFonts w:ascii="Arial" w:hAnsi="Arial" w:cs="Arial"/>
+          <w:b/>
+          <w:color w:val="000000"/>
+          <w:sz w:val="24"/>
+        </w:rPr>
+        <w:t>I. Prosedur kerja mengenal pasti kerja secara langkah demi langkah dengan penerangan terperinci.</w:t>
+      </w:r>
+    </w:p>
+    <w:p>
+      <w:pPr>
+        <w:spacing w:before="120" w:after="120" w:line="276" w:lineRule="auto"/>
+        <w:jc w:val="left"/>
+      </w:pPr>
+      <w:r>
+        <w:rPr>
+          <w:rFonts w:ascii="Arial" w:hAnsi="Arial" w:cs="Arial"/>
+          <w:b/>
+          <w:color w:val="000000"/>
+          <w:sz w:val="24"/>
+        </w:rPr>
+        <w:t>II. Tatacara kerja adalah urutan langkah umum untuk memastikan konsistensi dan keselamatan.</w:t>
+      </w:r>
+    </w:p>
+    <w:p>
+      <w:pPr>
+        <w:spacing w:before="120" w:after="120" w:line="276" w:lineRule="auto"/>
+        <w:jc w:val="left"/>
+      </w:pPr>
+      <w:r>
+        <w:rPr>
+          <w:rFonts w:ascii="Arial" w:hAnsi="Arial" w:cs="Arial"/>
+          <w:b/>
+          <w:color w:val="000000"/>
+          <w:sz w:val="24"/>
+        </w:rPr>
+        <w:t>III. Kedua-duanya tidak berkaitan dengan analisis kerja.</w:t>
+      </w:r>
+    </w:p>
+    <w:p>
+      <w:pPr>
+        <w:spacing w:before="120" w:after="120" w:line="276" w:lineRule="auto"/>
+        <w:jc w:val="left"/>
+      </w:pPr>
+      <w:r>
+        <w:rPr>
+          <w:rFonts w:ascii="Arial" w:hAnsi="Arial" w:cs="Arial"/>
+          <w:b/>
+          <w:color w:val="000000"/>
+          <w:sz w:val="24"/>
+        </w:rPr>
+        <w:t>IV. Tatacara kerja hanya digunakan untuk kerja pentadbiran, bukan kerja teknikal.</w:t>
+      </w:r>
+    </w:p>
+    <w:p>
+      <w:pPr>
+        <w:spacing w:line="276" w:lineRule="auto" w:after="120"/>
+        <w:jc w:val="left"/>
+      </w:pPr>
+      <w:r>
+        <w:rPr>
+          <w:rFonts w:ascii="Arial" w:hAnsi="Arial" w:cs="Arial"/>
+          <w:b w:val="0"/>
+          <w:color w:val="000000"/>
+          <w:sz w:val="22"/>
+        </w:rPr>
+        <w:t>A. I dan II.</w:t>
+      </w:r>
+    </w:p>
+    <w:p>
+      <w:pPr>
+        <w:spacing w:line="276" w:lineRule="auto" w:after="120"/>
+        <w:jc w:val="left"/>
+      </w:pPr>
+      <w:r>
+        <w:rPr>
+          <w:rFonts w:ascii="Arial" w:hAnsi="Arial" w:cs="Arial"/>
+          <w:b w:val="0"/>
+          <w:color w:val="000000"/>
+          <w:sz w:val="22"/>
+        </w:rPr>
+        <w:t>B. I dan III.</w:t>
+      </w:r>
+    </w:p>
+    <w:p>
+      <w:pPr>
+        <w:spacing w:line="276" w:lineRule="auto" w:after="120"/>
+        <w:jc w:val="left"/>
+      </w:pPr>
+      <w:r>
+        <w:rPr>
+          <w:rFonts w:ascii="Arial" w:hAnsi="Arial" w:cs="Arial"/>
+          <w:b w:val="0"/>
+          <w:color w:val="000000"/>
+          <w:sz w:val="22"/>
+        </w:rPr>
+        <w:t>C. II dan IV.</w:t>
+      </w:r>
+    </w:p>
+    <w:p>
+      <w:pPr>
+        <w:spacing w:line="276" w:lineRule="auto" w:after="120"/>
+        <w:jc w:val="left"/>
+      </w:pPr>
+      <w:r>
+        <w:rPr>
+          <w:rFonts w:ascii="Arial" w:hAnsi="Arial" w:cs="Arial"/>
+          <w:b w:val="0"/>
+          <w:color w:val="000000"/>
+          <w:sz w:val="22"/>
+        </w:rPr>
+        <w:t>D. III dan IV.</w:t>
+      </w:r>
+    </w:p>
+    <w:p/>
+    <w:p>
+      <w:pPr>
+        <w:spacing w:line="276" w:lineRule="auto" w:after="120"/>
+        <w:jc w:val="left"/>
+      </w:pPr>
+      <w:r>
+        <w:rPr>
+          <w:rFonts w:ascii="Arial" w:hAnsi="Arial" w:cs="Arial"/>
+          <w:b/>
+          <w:color w:val="000000"/>
+          <w:sz w:val="22"/>
+        </w:rPr>
+        <w:t>✅ 6. SOALAN PENILAIAN PENGETAHUAN</w:t>
+      </w:r>
+    </w:p>
+    <w:p>
+      <w:pPr>
+        <w:spacing w:line="276" w:lineRule="auto" w:after="120"/>
+        <w:jc w:val="left"/>
+      </w:pPr>
+      <w:r>
+        <w:rPr>
+          <w:rFonts w:ascii="Arial" w:hAnsi="Arial" w:cs="Arial"/>
+          <w:b w:val="0"/>
+          <w:color w:val="000000"/>
+          <w:sz w:val="22"/>
+        </w:rPr>
+        <w:t>Sebuah studio mendapati fail projek klien hilang kerana Editor yang berlainan mengikuti langkah backup yang berbeza-beza. Amalan manakah yang paling sesuai diperkenalkan untuk mengelakkan masalah ini berulang? [S]</w:t>
+      </w:r>
+    </w:p>
+    <w:p>
+      <w:pPr>
+        <w:spacing w:line="276" w:lineRule="auto" w:after="120"/>
+        <w:jc w:val="left"/>
+      </w:pPr>
+      <w:r>
+        <w:rPr>
+          <w:rFonts w:ascii="Arial" w:hAnsi="Arial" w:cs="Arial"/>
+          <w:b w:val="0"/>
+          <w:color w:val="000000"/>
+          <w:sz w:val="22"/>
+        </w:rPr>
+        <w:t>A. Memberhentikan Editor yang bertanggungjawab.</w:t>
+      </w:r>
+    </w:p>
+    <w:p>
+      <w:pPr>
+        <w:spacing w:line="276" w:lineRule="auto" w:after="120"/>
+        <w:jc w:val="left"/>
+      </w:pPr>
+      <w:r>
+        <w:rPr>
+          <w:rFonts w:ascii="Arial" w:hAnsi="Arial" w:cs="Arial"/>
+          <w:b w:val="0"/>
+          <w:color w:val="000000"/>
+          <w:sz w:val="22"/>
+        </w:rPr>
+        <w:t>B. Menetapkan satu tatacara kerja piawai ingest dan backup footage yang diikuti semua Editor.</w:t>
+      </w:r>
+    </w:p>
+    <w:p>
+      <w:pPr>
+        <w:spacing w:line="276" w:lineRule="auto" w:after="120"/>
+        <w:jc w:val="left"/>
+      </w:pPr>
+      <w:r>
+        <w:rPr>
+          <w:rFonts w:ascii="Arial" w:hAnsi="Arial" w:cs="Arial"/>
+          <w:b w:val="0"/>
+          <w:color w:val="000000"/>
+          <w:sz w:val="22"/>
+        </w:rPr>
+        <w:t>C. Membenarkan setiap Editor menggunakan kaedah backup sendiri mengikut kreativiti masing-masing.</w:t>
+      </w:r>
+    </w:p>
+    <w:p>
+      <w:pPr>
+        <w:spacing w:line="276" w:lineRule="auto" w:after="120"/>
+        <w:jc w:val="left"/>
+      </w:pPr>
+      <w:r>
+        <w:rPr>
+          <w:rFonts w:ascii="Arial" w:hAnsi="Arial" w:cs="Arial"/>
+          <w:b w:val="0"/>
+          <w:color w:val="000000"/>
+          <w:sz w:val="22"/>
+        </w:rPr>
+        <w:t>D. Mengurangkan bilangan projek yang diterima studio.</w:t>
+      </w:r>
+    </w:p>
+    <w:p/>
+    <w:p>
+      <w:pPr>
+        <w:spacing w:line="276" w:lineRule="auto" w:after="120"/>
+        <w:jc w:val="left"/>
+      </w:pPr>
+      <w:r>
+        <w:rPr>
+          <w:rFonts w:ascii="Arial" w:hAnsi="Arial" w:cs="Arial"/>
+          <w:b/>
+          <w:color w:val="000000"/>
+          <w:sz w:val="22"/>
+        </w:rPr>
+        <w:t>✅ 7. SOALAN PENILAIAN PENGETAHUAN</w:t>
+      </w:r>
+    </w:p>
+    <w:p>
+      <w:pPr>
+        <w:spacing w:line="276" w:lineRule="auto" w:after="120"/>
+        <w:jc w:val="left"/>
+      </w:pPr>
+      <w:r>
+        <w:rPr>
+          <w:rFonts w:ascii="Arial" w:hAnsi="Arial" w:cs="Arial"/>
+          <w:b w:val="0"/>
+          <w:color w:val="000000"/>
+          <w:sz w:val="22"/>
+        </w:rPr>
+        <w:t>Kitaran "Plan-Do-Check-Act" digunakan dalam membangunkan arahan kerja (work instruction) bagi sesi color grading di studio. Padankan fasa dengan tindakan yang betul. [T]</w:t>
+      </w:r>
+    </w:p>
+    <w:p>
+      <w:pPr>
+        <w:spacing w:before="120" w:after="120" w:line="276" w:lineRule="auto"/>
+        <w:jc w:val="left"/>
+      </w:pPr>
+      <w:r>
+        <w:rPr>
+          <w:rFonts w:ascii="Arial" w:hAnsi="Arial" w:cs="Arial"/>
+          <w:b/>
+          <w:color w:val="000000"/>
+          <w:sz w:val="24"/>
+        </w:rPr>
+        <w:t>I. Plan — melatih Editor baharu bersama pakar proses.</w:t>
+      </w:r>
+    </w:p>
+    <w:p>
+      <w:pPr>
+        <w:spacing w:before="120" w:after="120" w:line="276" w:lineRule="auto"/>
+        <w:jc w:val="left"/>
+      </w:pPr>
+      <w:r>
+        <w:rPr>
+          <w:rFonts w:ascii="Arial" w:hAnsi="Arial" w:cs="Arial"/>
+          <w:b/>
+          <w:color w:val="000000"/>
+          <w:sz w:val="24"/>
+        </w:rPr>
+        <w:t>II. Do — memastikan arahan mudah diakses dan difahami.</w:t>
+      </w:r>
+    </w:p>
+    <w:p>
+      <w:pPr>
+        <w:spacing w:before="120" w:after="120" w:line="276" w:lineRule="auto"/>
+        <w:jc w:val="left"/>
+      </w:pPr>
+      <w:r>
+        <w:rPr>
+          <w:rFonts w:ascii="Arial" w:hAnsi="Arial" w:cs="Arial"/>
+          <w:b/>
+          <w:color w:val="000000"/>
+          <w:sz w:val="24"/>
+        </w:rPr>
+        <w:t>III. Check — menyemak arahan semasa ketidakpatuhan berlaku.</w:t>
+      </w:r>
+    </w:p>
+    <w:p>
+      <w:pPr>
+        <w:spacing w:before="120" w:after="120" w:line="276" w:lineRule="auto"/>
+        <w:jc w:val="left"/>
+      </w:pPr>
+      <w:r>
+        <w:rPr>
+          <w:rFonts w:ascii="Arial" w:hAnsi="Arial" w:cs="Arial"/>
+          <w:b/>
+          <w:color w:val="000000"/>
+          <w:sz w:val="24"/>
+        </w:rPr>
+        <w:t>IV. Act — mengekalkan arahan tanpa sebarang perubahan buat selama-lamanya.</w:t>
+      </w:r>
+    </w:p>
+    <w:p>
+      <w:pPr>
+        <w:spacing w:line="276" w:lineRule="auto" w:after="120"/>
+        <w:jc w:val="left"/>
+      </w:pPr>
+      <w:r>
+        <w:rPr>
+          <w:rFonts w:ascii="Arial" w:hAnsi="Arial" w:cs="Arial"/>
+          <w:b w:val="0"/>
+          <w:color w:val="000000"/>
+          <w:sz w:val="22"/>
+        </w:rPr>
+        <w:t>A. I, II dan III sahaja betul.</w:t>
+      </w:r>
+    </w:p>
+    <w:p>
+      <w:pPr>
+        <w:spacing w:line="276" w:lineRule="auto" w:after="120"/>
+        <w:jc w:val="left"/>
+      </w:pPr>
+      <w:r>
+        <w:rPr>
+          <w:rFonts w:ascii="Arial" w:hAnsi="Arial" w:cs="Arial"/>
+          <w:b w:val="0"/>
+          <w:color w:val="000000"/>
+          <w:sz w:val="22"/>
+        </w:rPr>
+        <w:t>B. I, II dan IV sahaja betul.</w:t>
+      </w:r>
+    </w:p>
+    <w:p>
+      <w:pPr>
+        <w:spacing w:line="276" w:lineRule="auto" w:after="120"/>
+        <w:jc w:val="left"/>
+      </w:pPr>
+      <w:r>
+        <w:rPr>
+          <w:rFonts w:ascii="Arial" w:hAnsi="Arial" w:cs="Arial"/>
+          <w:b w:val="0"/>
+          <w:color w:val="000000"/>
+          <w:sz w:val="22"/>
+        </w:rPr>
+        <w:t>C. II, III dan IV sahaja betul.</w:t>
+      </w:r>
+    </w:p>
+    <w:p>
+      <w:pPr>
+        <w:spacing w:line="276" w:lineRule="auto" w:after="120"/>
+        <w:jc w:val="left"/>
+      </w:pPr>
+      <w:r>
+        <w:rPr>
+          <w:rFonts w:ascii="Arial" w:hAnsi="Arial" w:cs="Arial"/>
+          <w:b w:val="0"/>
+          <w:color w:val="000000"/>
+          <w:sz w:val="22"/>
+        </w:rPr>
+        <w:t>D. Semua betul.</w:t>
+      </w:r>
+    </w:p>
+    <w:p/>
+    <w:p>
+      <w:pPr>
+        <w:spacing w:line="276" w:lineRule="auto" w:after="120"/>
+        <w:jc w:val="left"/>
+      </w:pPr>
+      <w:r>
+        <w:rPr>
+          <w:rFonts w:ascii="Arial" w:hAnsi="Arial" w:cs="Arial"/>
+          <w:b/>
+          <w:color w:val="000000"/>
+          <w:sz w:val="22"/>
+        </w:rPr>
+        <w:t>✅ 8. SOALAN PENILAIAN PENGETAHUAN</w:t>
+      </w:r>
+    </w:p>
+    <w:p>
+      <w:pPr>
+        <w:spacing w:line="276" w:lineRule="auto" w:after="120"/>
+        <w:jc w:val="left"/>
+      </w:pPr>
+      <w:r>
+        <w:rPr>
+          <w:rFonts w:ascii="Arial" w:hAnsi="Arial" w:cs="Arial"/>
+          <w:b w:val="0"/>
+          <w:color w:val="000000"/>
+          <w:sz w:val="22"/>
+        </w:rPr>
+        <w:t>Manakah antara berikut BUKAN salah satu daripada empat jenis bahan rujukan kerja yang dinyatakan dalam Kertas Penerangan 1.1? [R]</w:t>
+      </w:r>
+    </w:p>
+    <w:p>
+      <w:pPr>
+        <w:spacing w:line="276" w:lineRule="auto" w:after="120"/>
+        <w:jc w:val="left"/>
+      </w:pPr>
+      <w:r>
+        <w:rPr>
+          <w:rFonts w:ascii="Arial" w:hAnsi="Arial" w:cs="Arial"/>
+          <w:b w:val="0"/>
+          <w:color w:val="000000"/>
+          <w:sz w:val="22"/>
+        </w:rPr>
+        <w:t>A. Garis panduan tanggungjawab kerja.</w:t>
+      </w:r>
+    </w:p>
+    <w:p>
+      <w:pPr>
+        <w:spacing w:line="276" w:lineRule="auto" w:after="120"/>
+        <w:jc w:val="left"/>
+      </w:pPr>
+      <w:r>
+        <w:rPr>
+          <w:rFonts w:ascii="Arial" w:hAnsi="Arial" w:cs="Arial"/>
+          <w:b w:val="0"/>
+          <w:color w:val="000000"/>
+          <w:sz w:val="22"/>
+        </w:rPr>
+        <w:t>B. Prosedur kerja.</w:t>
+      </w:r>
+    </w:p>
+    <w:p>
+      <w:pPr>
+        <w:spacing w:line="276" w:lineRule="auto" w:after="120"/>
+        <w:jc w:val="left"/>
+      </w:pPr>
+      <w:r>
+        <w:rPr>
+          <w:rFonts w:ascii="Arial" w:hAnsi="Arial" w:cs="Arial"/>
+          <w:b w:val="0"/>
+          <w:color w:val="000000"/>
+          <w:sz w:val="22"/>
+        </w:rPr>
+        <w:t>C. Laporan kewangan tahunan.</w:t>
+      </w:r>
+    </w:p>
+    <w:p>
+      <w:pPr>
+        <w:spacing w:line="276" w:lineRule="auto" w:after="120"/>
+        <w:jc w:val="left"/>
+      </w:pPr>
+      <w:r>
+        <w:rPr>
+          <w:rFonts w:ascii="Arial" w:hAnsi="Arial" w:cs="Arial"/>
+          <w:b w:val="0"/>
+          <w:color w:val="000000"/>
+          <w:sz w:val="22"/>
+        </w:rPr>
+        <w:t>D. Arahan kerja.</w:t>
+      </w:r>
+    </w:p>
+    <w:p/>
+    <w:p>
+      <w:pPr>
+        <w:spacing w:line="276" w:lineRule="auto" w:after="120"/>
+        <w:jc w:val="left"/>
+      </w:pPr>
+      <w:r>
+        <w:rPr>
+          <w:rFonts w:ascii="Arial" w:hAnsi="Arial" w:cs="Arial"/>
+          <w:b/>
+          <w:color w:val="000000"/>
+          <w:sz w:val="22"/>
+        </w:rPr>
+        <w:t>✅ 9. SOALAN PENILAIAN PENGETAHUAN</w:t>
+      </w:r>
+    </w:p>
+    <w:p>
+      <w:pPr>
+        <w:spacing w:line="276" w:lineRule="auto" w:after="120"/>
+        <w:jc w:val="left"/>
+      </w:pPr>
+      <w:r>
+        <w:rPr>
+          <w:rFonts w:ascii="Arial" w:hAnsi="Arial" w:cs="Arial"/>
+          <w:b w:val="0"/>
+          <w:color w:val="000000"/>
+          <w:sz w:val="22"/>
+        </w:rPr>
+        <w:t>Apakah bentuk komunikasi yang berlaku apabila seorang Editor bersendirian membuat keputusan tentang urutan cut terbaik untuk sesuatu adegan? [R]</w:t>
+      </w:r>
+    </w:p>
+    <w:p>
+      <w:pPr>
+        <w:spacing w:line="276" w:lineRule="auto" w:after="120"/>
+        <w:jc w:val="left"/>
+      </w:pPr>
+      <w:r>
+        <w:rPr>
+          <w:rFonts w:ascii="Arial" w:hAnsi="Arial" w:cs="Arial"/>
+          <w:b w:val="0"/>
+          <w:color w:val="000000"/>
+          <w:sz w:val="22"/>
+        </w:rPr>
+        <w:t>A. Komunikasi intrapersonal.</w:t>
+      </w:r>
+    </w:p>
+    <w:p>
+      <w:pPr>
+        <w:spacing w:line="276" w:lineRule="auto" w:after="120"/>
+        <w:jc w:val="left"/>
+      </w:pPr>
+      <w:r>
+        <w:rPr>
+          <w:rFonts w:ascii="Arial" w:hAnsi="Arial" w:cs="Arial"/>
+          <w:b w:val="0"/>
+          <w:color w:val="000000"/>
+          <w:sz w:val="22"/>
+        </w:rPr>
+        <w:t>B. Komunikasi kumpulan kecil.</w:t>
+      </w:r>
+    </w:p>
+    <w:p>
+      <w:pPr>
+        <w:spacing w:line="276" w:lineRule="auto" w:after="120"/>
+        <w:jc w:val="left"/>
+      </w:pPr>
+      <w:r>
+        <w:rPr>
+          <w:rFonts w:ascii="Arial" w:hAnsi="Arial" w:cs="Arial"/>
+          <w:b w:val="0"/>
+          <w:color w:val="000000"/>
+          <w:sz w:val="22"/>
+        </w:rPr>
+        <w:t>C. Komunikasi massa.</w:t>
+      </w:r>
+    </w:p>
+    <w:p>
+      <w:pPr>
+        <w:spacing w:line="276" w:lineRule="auto" w:after="120"/>
+        <w:jc w:val="left"/>
+      </w:pPr>
+      <w:r>
+        <w:rPr>
+          <w:rFonts w:ascii="Arial" w:hAnsi="Arial" w:cs="Arial"/>
+          <w:b w:val="0"/>
+          <w:color w:val="000000"/>
+          <w:sz w:val="22"/>
+        </w:rPr>
+        <w:t>D. Komunikasi korporat.</w:t>
+      </w:r>
+    </w:p>
+    <w:p/>
+    <w:p>
+      <w:pPr>
+        <w:spacing w:line="276" w:lineRule="auto" w:after="120"/>
+        <w:jc w:val="left"/>
+      </w:pPr>
+      <w:r>
+        <w:rPr>
+          <w:rFonts w:ascii="Arial" w:hAnsi="Arial" w:cs="Arial"/>
+          <w:b/>
+          <w:color w:val="000000"/>
+          <w:sz w:val="22"/>
+        </w:rPr>
+        <w:t>✅ 10. SOALAN PENILAIAN PENGETAHUAN</w:t>
+      </w:r>
+    </w:p>
+    <w:p>
+      <w:pPr>
+        <w:spacing w:line="276" w:lineRule="auto" w:after="120"/>
+        <w:jc w:val="left"/>
+      </w:pPr>
+      <w:r>
+        <w:rPr>
+          <w:rFonts w:ascii="Arial" w:hAnsi="Arial" w:cs="Arial"/>
+          <w:b w:val="0"/>
+          <w:color w:val="000000"/>
+          <w:sz w:val="22"/>
+        </w:rPr>
+        <w:t>Apakah bentuk komunikasi yang berlaku semasa mesyuarat pasukan post-production (Editor, Colourist, Sound Designer) membincangkan deadline siaran? [R]</w:t>
+      </w:r>
+    </w:p>
+    <w:p>
+      <w:pPr>
+        <w:spacing w:line="276" w:lineRule="auto" w:after="120"/>
+        <w:jc w:val="left"/>
+      </w:pPr>
+      <w:r>
+        <w:rPr>
+          <w:rFonts w:ascii="Arial" w:hAnsi="Arial" w:cs="Arial"/>
+          <w:b w:val="0"/>
+          <w:color w:val="000000"/>
+          <w:sz w:val="22"/>
+        </w:rPr>
+        <w:t>A. Komunikasi intrapersonal.</w:t>
+      </w:r>
+    </w:p>
+    <w:p>
+      <w:pPr>
+        <w:spacing w:line="276" w:lineRule="auto" w:after="120"/>
+        <w:jc w:val="left"/>
+      </w:pPr>
+      <w:r>
+        <w:rPr>
+          <w:rFonts w:ascii="Arial" w:hAnsi="Arial" w:cs="Arial"/>
+          <w:b w:val="0"/>
+          <w:color w:val="000000"/>
+          <w:sz w:val="22"/>
+        </w:rPr>
+        <w:t>B. Komunikasi kumpulan kecil.</w:t>
+      </w:r>
+    </w:p>
+    <w:p>
+      <w:pPr>
+        <w:spacing w:line="276" w:lineRule="auto" w:after="120"/>
+        <w:jc w:val="left"/>
+      </w:pPr>
+      <w:r>
+        <w:rPr>
+          <w:rFonts w:ascii="Arial" w:hAnsi="Arial" w:cs="Arial"/>
+          <w:b w:val="0"/>
+          <w:color w:val="000000"/>
+          <w:sz w:val="22"/>
+        </w:rPr>
+        <w:t>C. Komunikasi massa.</w:t>
+      </w:r>
+    </w:p>
+    <w:p>
+      <w:pPr>
+        <w:spacing w:line="276" w:lineRule="auto" w:after="120"/>
+        <w:jc w:val="left"/>
+      </w:pPr>
+      <w:r>
+        <w:rPr>
+          <w:rFonts w:ascii="Arial" w:hAnsi="Arial" w:cs="Arial"/>
+          <w:b w:val="0"/>
+          <w:color w:val="000000"/>
+          <w:sz w:val="22"/>
+        </w:rPr>
+        <w:t>D. Komunikasi antara budaya.</w:t>
+      </w:r>
+    </w:p>
+    <w:p/>
+    <w:p>
+      <w:pPr>
+        <w:spacing w:line="276" w:lineRule="auto" w:after="120"/>
+        <w:jc w:val="left"/>
+      </w:pPr>
+      <w:r>
+        <w:rPr>
+          <w:rFonts w:ascii="Arial" w:hAnsi="Arial" w:cs="Arial"/>
+          <w:b/>
+          <w:color w:val="000000"/>
+          <w:sz w:val="22"/>
+        </w:rPr>
+        <w:t>✅ 11. SOALAN PENILAIAN PENGETAHUAN</w:t>
+      </w:r>
+    </w:p>
+    <w:p>
+      <w:pPr>
+        <w:spacing w:line="276" w:lineRule="auto" w:after="120"/>
+        <w:jc w:val="left"/>
+      </w:pPr>
+      <w:r>
+        <w:rPr>
+          <w:rFonts w:ascii="Arial" w:hAnsi="Arial" w:cs="Arial"/>
+          <w:b w:val="0"/>
+          <w:color w:val="000000"/>
+          <w:sz w:val="22"/>
+        </w:rPr>
+        <w:t>Video promosi 3U yang disiarkan melalui YouTube dan televisyen kepada ramai penonton adalah contoh komunikasi jenis apa? [R]</w:t>
+      </w:r>
+    </w:p>
+    <w:p>
+      <w:pPr>
+        <w:spacing w:line="276" w:lineRule="auto" w:after="120"/>
+        <w:jc w:val="left"/>
+      </w:pPr>
+      <w:r>
+        <w:rPr>
+          <w:rFonts w:ascii="Arial" w:hAnsi="Arial" w:cs="Arial"/>
+          <w:b w:val="0"/>
+          <w:color w:val="000000"/>
+          <w:sz w:val="22"/>
+        </w:rPr>
+        <w:t>A. Komunikasi awam.</w:t>
+      </w:r>
+    </w:p>
+    <w:p>
+      <w:pPr>
+        <w:spacing w:line="276" w:lineRule="auto" w:after="120"/>
+        <w:jc w:val="left"/>
+      </w:pPr>
+      <w:r>
+        <w:rPr>
+          <w:rFonts w:ascii="Arial" w:hAnsi="Arial" w:cs="Arial"/>
+          <w:b w:val="0"/>
+          <w:color w:val="000000"/>
+          <w:sz w:val="22"/>
+        </w:rPr>
+        <w:t>B. Komunikasi massa.</w:t>
+      </w:r>
+    </w:p>
+    <w:p>
+      <w:pPr>
+        <w:spacing w:line="276" w:lineRule="auto" w:after="120"/>
+        <w:jc w:val="left"/>
+      </w:pPr>
+      <w:r>
+        <w:rPr>
+          <w:rFonts w:ascii="Arial" w:hAnsi="Arial" w:cs="Arial"/>
+          <w:b w:val="0"/>
+          <w:color w:val="000000"/>
+          <w:sz w:val="22"/>
+        </w:rPr>
+        <w:t>C. Komunikasi intrapersonal.</w:t>
+      </w:r>
+    </w:p>
+    <w:p>
+      <w:pPr>
+        <w:spacing w:line="276" w:lineRule="auto" w:after="120"/>
+        <w:jc w:val="left"/>
+      </w:pPr>
+      <w:r>
+        <w:rPr>
+          <w:rFonts w:ascii="Arial" w:hAnsi="Arial" w:cs="Arial"/>
+          <w:b w:val="0"/>
+          <w:color w:val="000000"/>
+          <w:sz w:val="22"/>
+        </w:rPr>
+        <w:t>D. Komunikasi korporat.</w:t>
+      </w:r>
+    </w:p>
+    <w:p/>
+    <w:p>
+      <w:pPr>
+        <w:spacing w:line="276" w:lineRule="auto" w:after="120"/>
+        <w:jc w:val="left"/>
+      </w:pPr>
+      <w:r>
+        <w:rPr>
+          <w:rFonts w:ascii="Arial" w:hAnsi="Arial" w:cs="Arial"/>
+          <w:b/>
+          <w:color w:val="000000"/>
+          <w:sz w:val="22"/>
+        </w:rPr>
+        <w:t>✅ 12. SOALAN PENILAIAN PENGETAHUAN</w:t>
+      </w:r>
+    </w:p>
+    <w:p>
+      <w:pPr>
+        <w:spacing w:line="276" w:lineRule="auto" w:after="120"/>
+        <w:jc w:val="left"/>
+      </w:pPr>
+      <w:r>
+        <w:rPr>
+          <w:rFonts w:ascii="Arial" w:hAnsi="Arial" w:cs="Arial"/>
+          <w:b w:val="0"/>
+          <w:color w:val="000000"/>
+          <w:sz w:val="22"/>
+        </w:rPr>
+        <w:t>Semasa sesi review jarak jauh dengan klien antarabangsa, seorang Editor studio 3U memerhatikan ekspresi wajah Director semasa menonton rough cut sebelum sebarang ulasan lisan diberikan. Ini adalah contoh komunikasi jenis apa? [S]</w:t>
+      </w:r>
+    </w:p>
+    <w:p>
+      <w:pPr>
+        <w:spacing w:line="276" w:lineRule="auto" w:after="120"/>
+        <w:jc w:val="left"/>
+      </w:pPr>
+      <w:r>
+        <w:rPr>
+          <w:rFonts w:ascii="Arial" w:hAnsi="Arial" w:cs="Arial"/>
+          <w:b w:val="0"/>
+          <w:color w:val="000000"/>
+          <w:sz w:val="22"/>
+        </w:rPr>
+        <w:t>A. Komunikasi bertulis.</w:t>
+      </w:r>
+    </w:p>
+    <w:p>
+      <w:pPr>
+        <w:spacing w:line="276" w:lineRule="auto" w:after="120"/>
+        <w:jc w:val="left"/>
+      </w:pPr>
+      <w:r>
+        <w:rPr>
+          <w:rFonts w:ascii="Arial" w:hAnsi="Arial" w:cs="Arial"/>
+          <w:b w:val="0"/>
+          <w:color w:val="000000"/>
+          <w:sz w:val="22"/>
+        </w:rPr>
+        <w:t>B. Komunikasi bukan verbal.</w:t>
+      </w:r>
+    </w:p>
+    <w:p>
+      <w:pPr>
+        <w:spacing w:line="276" w:lineRule="auto" w:after="120"/>
+        <w:jc w:val="left"/>
+      </w:pPr>
+      <w:r>
+        <w:rPr>
+          <w:rFonts w:ascii="Arial" w:hAnsi="Arial" w:cs="Arial"/>
+          <w:b w:val="0"/>
+          <w:color w:val="000000"/>
+          <w:sz w:val="22"/>
+        </w:rPr>
+        <w:t>C. Komunikasi massa.</w:t>
+      </w:r>
+    </w:p>
+    <w:p>
+      <w:pPr>
+        <w:spacing w:line="276" w:lineRule="auto" w:after="120"/>
+        <w:jc w:val="left"/>
+      </w:pPr>
+      <w:r>
+        <w:rPr>
+          <w:rFonts w:ascii="Arial" w:hAnsi="Arial" w:cs="Arial"/>
+          <w:b w:val="0"/>
+          <w:color w:val="000000"/>
+          <w:sz w:val="22"/>
+        </w:rPr>
+        <w:t>D. Komunikasi intrapersonal.</w:t>
+      </w:r>
+    </w:p>
+    <w:p/>
+    <w:p>
+      <w:pPr>
+        <w:spacing w:line="276" w:lineRule="auto" w:after="120"/>
+        <w:jc w:val="left"/>
+      </w:pPr>
+      <w:r>
+        <w:rPr>
+          <w:rFonts w:ascii="Arial" w:hAnsi="Arial" w:cs="Arial"/>
+          <w:b/>
+          <w:color w:val="000000"/>
+          <w:sz w:val="22"/>
+        </w:rPr>
+        <w:t>✅ 13. SOALAN PENILAIAN PENGETAHUAN</w:t>
+      </w:r>
+    </w:p>
+    <w:p>
+      <w:pPr>
+        <w:spacing w:line="276" w:lineRule="auto" w:after="120"/>
+        <w:jc w:val="left"/>
+      </w:pPr>
+      <w:r>
+        <w:rPr>
+          <w:rFonts w:ascii="Arial" w:hAnsi="Arial" w:cs="Arial"/>
+          <w:b w:val="0"/>
+          <w:color w:val="000000"/>
+          <w:sz w:val="22"/>
+        </w:rPr>
+        <w:t>Apakah kelebihan utama komunikasi lisan berbanding komunikasi bertulis semasa sesi edit review segera antara Editor dan Director? [S]</w:t>
+      </w:r>
+    </w:p>
+    <w:p>
+      <w:pPr>
+        <w:spacing w:line="276" w:lineRule="auto" w:after="120"/>
+        <w:jc w:val="left"/>
+      </w:pPr>
+      <w:r>
+        <w:rPr>
+          <w:rFonts w:ascii="Arial" w:hAnsi="Arial" w:cs="Arial"/>
+          <w:b w:val="0"/>
+          <w:color w:val="000000"/>
+          <w:sz w:val="22"/>
+        </w:rPr>
+        <w:t>A. Ia lebih formal dan lebih sah dari segi undang-undang.</w:t>
+      </w:r>
+    </w:p>
+    <w:p>
+      <w:pPr>
+        <w:spacing w:line="276" w:lineRule="auto" w:after="120"/>
+        <w:jc w:val="left"/>
+      </w:pPr>
+      <w:r>
+        <w:rPr>
+          <w:rFonts w:ascii="Arial" w:hAnsi="Arial" w:cs="Arial"/>
+          <w:b w:val="0"/>
+          <w:color w:val="000000"/>
+          <w:sz w:val="22"/>
+        </w:rPr>
+        <w:t>B. Maklum balas adalah spontan dan keputusan boleh dibuat dengan cepat.</w:t>
+      </w:r>
+    </w:p>
+    <w:p>
+      <w:pPr>
+        <w:spacing w:line="276" w:lineRule="auto" w:after="120"/>
+        <w:jc w:val="left"/>
+      </w:pPr>
+      <w:r>
+        <w:rPr>
+          <w:rFonts w:ascii="Arial" w:hAnsi="Arial" w:cs="Arial"/>
+          <w:b w:val="0"/>
+          <w:color w:val="000000"/>
+          <w:sz w:val="22"/>
+        </w:rPr>
+        <w:t>C. Ia tidak memerlukan kehadiran kedua-dua pihak pada masa yang sama.</w:t>
+      </w:r>
+    </w:p>
+    <w:p>
+      <w:pPr>
+        <w:spacing w:line="276" w:lineRule="auto" w:after="120"/>
+        <w:jc w:val="left"/>
+      </w:pPr>
+      <w:r>
+        <w:rPr>
+          <w:rFonts w:ascii="Arial" w:hAnsi="Arial" w:cs="Arial"/>
+          <w:b w:val="0"/>
+          <w:color w:val="000000"/>
+          <w:sz w:val="22"/>
+        </w:rPr>
+        <w:t>D. Ia sentiasa direkodkan secara automatik untuk rujukan masa depan.</w:t>
+      </w:r>
+    </w:p>
+    <w:p/>
+    <w:p>
+      <w:pPr>
+        <w:spacing w:line="276" w:lineRule="auto" w:after="120"/>
+        <w:jc w:val="left"/>
+      </w:pPr>
+      <w:r>
+        <w:rPr>
+          <w:rFonts w:ascii="Arial" w:hAnsi="Arial" w:cs="Arial"/>
+          <w:b/>
+          <w:color w:val="000000"/>
+          <w:sz w:val="22"/>
+        </w:rPr>
+        <w:t>✅ 14. SOALAN PENILAIAN PENGETAHUAN</w:t>
+      </w:r>
+    </w:p>
+    <w:p>
+      <w:pPr>
+        <w:spacing w:line="276" w:lineRule="auto" w:after="120"/>
+        <w:jc w:val="left"/>
+      </w:pPr>
+      <w:r>
+        <w:rPr>
+          <w:rFonts w:ascii="Arial" w:hAnsi="Arial" w:cs="Arial"/>
+          <w:b w:val="0"/>
+          <w:color w:val="000000"/>
+          <w:sz w:val="22"/>
+        </w:rPr>
+        <w:t>Mengapakah arahan lisan sahaja mengenai perubahan format export video berisiko menyebabkan kesilapan penghantaran fail kepada klien? [S]</w:t>
+      </w:r>
+    </w:p>
+    <w:p>
+      <w:pPr>
+        <w:spacing w:line="276" w:lineRule="auto" w:after="120"/>
+        <w:jc w:val="left"/>
+      </w:pPr>
+      <w:r>
+        <w:rPr>
+          <w:rFonts w:ascii="Arial" w:hAnsi="Arial" w:cs="Arial"/>
+          <w:b w:val="0"/>
+          <w:color w:val="000000"/>
+          <w:sz w:val="22"/>
+        </w:rPr>
+        <w:t>A. Kerana komunikasi lisan lebih tersusun berbanding komunikasi bertulis.</w:t>
+      </w:r>
+    </w:p>
+    <w:p>
+      <w:pPr>
+        <w:spacing w:line="276" w:lineRule="auto" w:after="120"/>
+        <w:jc w:val="left"/>
+      </w:pPr>
+      <w:r>
+        <w:rPr>
+          <w:rFonts w:ascii="Arial" w:hAnsi="Arial" w:cs="Arial"/>
+          <w:b w:val="0"/>
+          <w:color w:val="000000"/>
+          <w:sz w:val="22"/>
+        </w:rPr>
+        <w:t>B. Kerana maklumat lisan boleh tidak lengkap dan mudah disalahfaham tanpa pengesahan bertulis.</w:t>
+      </w:r>
+    </w:p>
+    <w:p>
+      <w:pPr>
+        <w:spacing w:line="276" w:lineRule="auto" w:after="120"/>
+        <w:jc w:val="left"/>
+      </w:pPr>
+      <w:r>
+        <w:rPr>
+          <w:rFonts w:ascii="Arial" w:hAnsi="Arial" w:cs="Arial"/>
+          <w:b w:val="0"/>
+          <w:color w:val="000000"/>
+          <w:sz w:val="22"/>
+        </w:rPr>
+        <w:t>C. Kerana klien tidak membenarkan komunikasi lisan.</w:t>
+      </w:r>
+    </w:p>
+    <w:p>
+      <w:pPr>
+        <w:spacing w:line="276" w:lineRule="auto" w:after="120"/>
+        <w:jc w:val="left"/>
+      </w:pPr>
+      <w:r>
+        <w:rPr>
+          <w:rFonts w:ascii="Arial" w:hAnsi="Arial" w:cs="Arial"/>
+          <w:b w:val="0"/>
+          <w:color w:val="000000"/>
+          <w:sz w:val="22"/>
+        </w:rPr>
+        <w:t>D. Kerana komunikasi lisan memerlukan kelulusan bertulis terlebih dahulu.</w:t>
+      </w:r>
+    </w:p>
+    <w:p/>
+    <w:p>
+      <w:pPr>
+        <w:spacing w:line="276" w:lineRule="auto" w:after="120"/>
+        <w:jc w:val="left"/>
+      </w:pPr>
+      <w:r>
+        <w:rPr>
+          <w:rFonts w:ascii="Arial" w:hAnsi="Arial" w:cs="Arial"/>
+          <w:b/>
+          <w:color w:val="000000"/>
+          <w:sz w:val="22"/>
+        </w:rPr>
+        <w:t>✅ 15. SOALAN PENILAIAN PENGETAHUAN</w:t>
+      </w:r>
+    </w:p>
+    <w:p>
+      <w:pPr>
+        <w:spacing w:line="276" w:lineRule="auto" w:after="120"/>
+        <w:jc w:val="left"/>
+      </w:pPr>
+      <w:r>
+        <w:rPr>
+          <w:rFonts w:ascii="Arial" w:hAnsi="Arial" w:cs="Arial"/>
+          <w:b w:val="0"/>
+          <w:color w:val="000000"/>
+          <w:sz w:val="22"/>
+        </w:rPr>
+        <w:t>Isyarat tangan piawai seperti "cut" atau "roll" digunakan di lokasi penggambaran dan bilik kawalan siaran langsung. Apakah tujuan utama isyarat ini? [R]</w:t>
+      </w:r>
+    </w:p>
+    <w:p>
+      <w:pPr>
+        <w:spacing w:line="276" w:lineRule="auto" w:after="120"/>
+        <w:jc w:val="left"/>
+      </w:pPr>
+      <w:r>
+        <w:rPr>
+          <w:rFonts w:ascii="Arial" w:hAnsi="Arial" w:cs="Arial"/>
+          <w:b w:val="0"/>
+          <w:color w:val="000000"/>
+          <w:sz w:val="22"/>
+        </w:rPr>
+        <w:t>A. Menggantikan sepenuhnya keperluan bertutur dalam pasukan produksi.</w:t>
+      </w:r>
+    </w:p>
+    <w:p>
+      <w:pPr>
+        <w:spacing w:line="276" w:lineRule="auto" w:after="120"/>
+        <w:jc w:val="left"/>
+      </w:pPr>
+      <w:r>
+        <w:rPr>
+          <w:rFonts w:ascii="Arial" w:hAnsi="Arial" w:cs="Arial"/>
+          <w:b w:val="0"/>
+          <w:color w:val="000000"/>
+          <w:sz w:val="22"/>
+        </w:rPr>
+        <w:t>B. Mengukuhkan dan menyampaikan maklumat komunikasi apabila komunikasi lisan sukar didengar akibat bunyi bising.</w:t>
+      </w:r>
+    </w:p>
+    <w:p>
+      <w:pPr>
+        <w:spacing w:line="276" w:lineRule="auto" w:after="120"/>
+        <w:jc w:val="left"/>
+      </w:pPr>
+      <w:r>
+        <w:rPr>
+          <w:rFonts w:ascii="Arial" w:hAnsi="Arial" w:cs="Arial"/>
+          <w:b w:val="0"/>
+          <w:color w:val="000000"/>
+          <w:sz w:val="22"/>
+        </w:rPr>
+        <w:t>C. Untuk mengelirukan pihak yang tidak terlatih.</w:t>
+      </w:r>
+    </w:p>
+    <w:p>
+      <w:pPr>
+        <w:spacing w:line="276" w:lineRule="auto" w:after="120"/>
+        <w:jc w:val="left"/>
+      </w:pPr>
+      <w:r>
+        <w:rPr>
+          <w:rFonts w:ascii="Arial" w:hAnsi="Arial" w:cs="Arial"/>
+          <w:b w:val="0"/>
+          <w:color w:val="000000"/>
+          <w:sz w:val="22"/>
+        </w:rPr>
+        <w:t>D. Untuk mematuhi peraturan kesatuan pekerja.</w:t>
+      </w:r>
+    </w:p>
+    <w:p/>
+    <w:p>
+      <w:pPr>
+        <w:spacing w:line="276" w:lineRule="auto" w:after="120"/>
+        <w:jc w:val="left"/>
+      </w:pPr>
+      <w:r>
+        <w:rPr>
+          <w:rFonts w:ascii="Arial" w:hAnsi="Arial" w:cs="Arial"/>
+          <w:b/>
+          <w:color w:val="000000"/>
+          <w:sz w:val="22"/>
+        </w:rPr>
+        <w:t>✅ 16. SOALAN PENILAIAN PENGETAHUAN</w:t>
+      </w:r>
+    </w:p>
+    <w:p>
+      <w:pPr>
+        <w:spacing w:line="276" w:lineRule="auto" w:after="120"/>
+        <w:jc w:val="left"/>
+      </w:pPr>
+      <w:r>
+        <w:rPr>
+          <w:rFonts w:ascii="Arial" w:hAnsi="Arial" w:cs="Arial"/>
+          <w:b w:val="0"/>
+          <w:color w:val="000000"/>
+          <w:sz w:val="22"/>
+        </w:rPr>
+        <w:t>Sebuah pasukan penyuntingan video 3U mengendalikan projek untuk klien antarabangsa yang mempunyai norma budaya berbeza tentang kandungan stock footage dan muzik latar. Tindakan manakah paling sesuai mengikut prinsip kesedaran budaya? [T]</w:t>
+      </w:r>
+    </w:p>
+    <w:p>
+      <w:pPr>
+        <w:spacing w:before="120" w:after="120" w:line="276" w:lineRule="auto"/>
+        <w:jc w:val="left"/>
+      </w:pPr>
+      <w:r>
+        <w:rPr>
+          <w:rFonts w:ascii="Arial" w:hAnsi="Arial" w:cs="Arial"/>
+          <w:b/>
+          <w:color w:val="000000"/>
+          <w:sz w:val="24"/>
+        </w:rPr>
+        <w:t>I. Terus menggunakan pilihan Editor tanpa berbincang dengan klien.</w:t>
+      </w:r>
+    </w:p>
+    <w:p>
+      <w:pPr>
+        <w:spacing w:before="120" w:after="120" w:line="276" w:lineRule="auto"/>
+        <w:jc w:val="left"/>
+      </w:pPr>
+      <w:r>
+        <w:rPr>
+          <w:rFonts w:ascii="Arial" w:hAnsi="Arial" w:cs="Arial"/>
+          <w:b/>
+          <w:color w:val="000000"/>
+          <w:sz w:val="24"/>
+        </w:rPr>
+        <w:t>II. Berunding secara terbuka dengan klien mengenai kandungan yang sesuai.</w:t>
+      </w:r>
+    </w:p>
+    <w:p>
+      <w:pPr>
+        <w:spacing w:before="120" w:after="120" w:line="276" w:lineRule="auto"/>
+        <w:jc w:val="left"/>
+      </w:pPr>
+      <w:r>
+        <w:rPr>
+          <w:rFonts w:ascii="Arial" w:hAnsi="Arial" w:cs="Arial"/>
+          <w:b/>
+          <w:color w:val="000000"/>
+          <w:sz w:val="24"/>
+        </w:rPr>
+        <w:t>III. Menganggap semua budaya mempunyai keperluan sama seperti budaya tempatan.</w:t>
+      </w:r>
+    </w:p>
+    <w:p>
+      <w:pPr>
+        <w:spacing w:before="120" w:after="120" w:line="276" w:lineRule="auto"/>
+        <w:jc w:val="left"/>
+      </w:pPr>
+      <w:r>
+        <w:rPr>
+          <w:rFonts w:ascii="Arial" w:hAnsi="Arial" w:cs="Arial"/>
+          <w:b/>
+          <w:color w:val="000000"/>
+          <w:sz w:val="24"/>
+        </w:rPr>
+        <w:t>IV. Peka kepada perbezaan dan persamaan budaya tanpa menilai budaya klien sebagai lebih rendah atau lebih tinggi.</w:t>
+      </w:r>
+    </w:p>
+    <w:p>
+      <w:pPr>
+        <w:spacing w:line="276" w:lineRule="auto" w:after="120"/>
+        <w:jc w:val="left"/>
+      </w:pPr>
+      <w:r>
+        <w:rPr>
+          <w:rFonts w:ascii="Arial" w:hAnsi="Arial" w:cs="Arial"/>
+          <w:b w:val="0"/>
+          <w:color w:val="000000"/>
+          <w:sz w:val="22"/>
+        </w:rPr>
+        <w:t>A. I dan III sahaja.</w:t>
+      </w:r>
+    </w:p>
+    <w:p>
+      <w:pPr>
+        <w:spacing w:line="276" w:lineRule="auto" w:after="120"/>
+        <w:jc w:val="left"/>
+      </w:pPr>
+      <w:r>
+        <w:rPr>
+          <w:rFonts w:ascii="Arial" w:hAnsi="Arial" w:cs="Arial"/>
+          <w:b w:val="0"/>
+          <w:color w:val="000000"/>
+          <w:sz w:val="22"/>
+        </w:rPr>
+        <w:t>B. II dan IV sahaja.</w:t>
+      </w:r>
+    </w:p>
+    <w:p>
+      <w:pPr>
+        <w:spacing w:line="276" w:lineRule="auto" w:after="120"/>
+        <w:jc w:val="left"/>
+      </w:pPr>
+      <w:r>
+        <w:rPr>
+          <w:rFonts w:ascii="Arial" w:hAnsi="Arial" w:cs="Arial"/>
+          <w:b w:val="0"/>
+          <w:color w:val="000000"/>
+          <w:sz w:val="22"/>
+        </w:rPr>
+        <w:t>C. I, II dan III.</w:t>
+      </w:r>
+    </w:p>
+    <w:p>
+      <w:pPr>
+        <w:spacing w:line="276" w:lineRule="auto" w:after="120"/>
+        <w:jc w:val="left"/>
+      </w:pPr>
+      <w:r>
+        <w:rPr>
+          <w:rFonts w:ascii="Arial" w:hAnsi="Arial" w:cs="Arial"/>
+          <w:b w:val="0"/>
+          <w:color w:val="000000"/>
+          <w:sz w:val="22"/>
+        </w:rPr>
+        <w:t>D. II, III dan IV.</w:t>
+      </w:r>
+    </w:p>
+    <w:p/>
+    <w:p>
+      <w:pPr>
+        <w:spacing w:line="276" w:lineRule="auto" w:after="120"/>
+        <w:jc w:val="left"/>
+      </w:pPr>
+      <w:r>
+        <w:rPr>
+          <w:rFonts w:ascii="Arial" w:hAnsi="Arial" w:cs="Arial"/>
+          <w:b/>
+          <w:color w:val="000000"/>
+          <w:sz w:val="22"/>
+        </w:rPr>
+        <w:t>✅ 17. SOALAN PENILAIAN PENGETAHUAN</w:t>
+      </w:r>
+    </w:p>
+    <w:p>
+      <w:pPr>
+        <w:spacing w:line="276" w:lineRule="auto" w:after="120"/>
+        <w:jc w:val="left"/>
+      </w:pPr>
+      <w:r>
+        <w:rPr>
+          <w:rFonts w:ascii="Arial" w:hAnsi="Arial" w:cs="Arial"/>
+          <w:b w:val="0"/>
+          <w:color w:val="000000"/>
+          <w:sz w:val="22"/>
+        </w:rPr>
+        <w:t>Apakah fungsi utama SOP (Standard Operating Procedure) bagi proses export fail akhir di sebuah studio penyuntingan video? [R]</w:t>
+      </w:r>
+    </w:p>
+    <w:p>
+      <w:pPr>
+        <w:spacing w:line="276" w:lineRule="auto" w:after="120"/>
+        <w:jc w:val="left"/>
+      </w:pPr>
+      <w:r>
+        <w:rPr>
+          <w:rFonts w:ascii="Arial" w:hAnsi="Arial" w:cs="Arial"/>
+          <w:b w:val="0"/>
+          <w:color w:val="000000"/>
+          <w:sz w:val="22"/>
+        </w:rPr>
+        <w:t>A. Membenarkan setiap Editor menggunakan format fail pilihan sendiri.</w:t>
+      </w:r>
+    </w:p>
+    <w:p>
+      <w:pPr>
+        <w:spacing w:line="276" w:lineRule="auto" w:after="120"/>
+        <w:jc w:val="left"/>
+      </w:pPr>
+      <w:r>
+        <w:rPr>
+          <w:rFonts w:ascii="Arial" w:hAnsi="Arial" w:cs="Arial"/>
+          <w:b w:val="0"/>
+          <w:color w:val="000000"/>
+          <w:sz w:val="22"/>
+        </w:rPr>
+        <w:t>B. Memastikan operasi export dijalankan dengan betul dan secara konsisten setiap kali.</w:t>
+      </w:r>
+    </w:p>
+    <w:p>
+      <w:pPr>
+        <w:spacing w:line="276" w:lineRule="auto" w:after="120"/>
+        <w:jc w:val="left"/>
+      </w:pPr>
+      <w:r>
+        <w:rPr>
+          <w:rFonts w:ascii="Arial" w:hAnsi="Arial" w:cs="Arial"/>
+          <w:b w:val="0"/>
+          <w:color w:val="000000"/>
+          <w:sz w:val="22"/>
+        </w:rPr>
+        <w:t>C. Menghadkan bilangan projek yang boleh diterima studio.</w:t>
+      </w:r>
+    </w:p>
+    <w:p>
+      <w:pPr>
+        <w:spacing w:line="276" w:lineRule="auto" w:after="120"/>
+        <w:jc w:val="left"/>
+      </w:pPr>
+      <w:r>
+        <w:rPr>
+          <w:rFonts w:ascii="Arial" w:hAnsi="Arial" w:cs="Arial"/>
+          <w:b w:val="0"/>
+          <w:color w:val="000000"/>
+          <w:sz w:val="22"/>
+        </w:rPr>
+        <w:t>D. Menggantikan keperluan latihan pekerja baharu.</w:t>
+      </w:r>
+    </w:p>
+    <w:p/>
+    <w:p>
+      <w:pPr>
+        <w:spacing w:line="276" w:lineRule="auto" w:after="120"/>
+        <w:jc w:val="left"/>
+      </w:pPr>
+      <w:r>
+        <w:rPr>
+          <w:rFonts w:ascii="Arial" w:hAnsi="Arial" w:cs="Arial"/>
+          <w:b/>
+          <w:color w:val="000000"/>
+          <w:sz w:val="22"/>
+        </w:rPr>
+        <w:t>✅ 18. SOALAN PENILAIAN PENGETAHUAN</w:t>
+      </w:r>
+    </w:p>
+    <w:p>
+      <w:pPr>
+        <w:spacing w:line="276" w:lineRule="auto" w:after="120"/>
+        <w:jc w:val="left"/>
+      </w:pPr>
+      <w:r>
+        <w:rPr>
+          <w:rFonts w:ascii="Arial" w:hAnsi="Arial" w:cs="Arial"/>
+          <w:b w:val="0"/>
+          <w:color w:val="000000"/>
+          <w:sz w:val="22"/>
+        </w:rPr>
+        <w:t>Manakah antara berikut adalah contoh tanda kategori "Keselamatan dan Peraturan" (Safety and Regulatory) yang paling sesuai dipasang berhampiran server room studio penyuntingan video? [S]</w:t>
+      </w:r>
+    </w:p>
+    <w:p>
+      <w:pPr>
+        <w:spacing w:line="276" w:lineRule="auto" w:after="120"/>
+        <w:jc w:val="left"/>
+      </w:pPr>
+      <w:r>
+        <w:rPr>
+          <w:rFonts w:ascii="Arial" w:hAnsi="Arial" w:cs="Arial"/>
+          <w:b w:val="0"/>
+          <w:color w:val="000000"/>
+          <w:sz w:val="22"/>
+        </w:rPr>
+        <w:t>A. Papan direktori bilik editing suite.</w:t>
+      </w:r>
+    </w:p>
+    <w:p>
+      <w:pPr>
+        <w:spacing w:line="276" w:lineRule="auto" w:after="120"/>
+        <w:jc w:val="left"/>
+      </w:pPr>
+      <w:r>
+        <w:rPr>
+          <w:rFonts w:ascii="Arial" w:hAnsi="Arial" w:cs="Arial"/>
+          <w:b w:val="0"/>
+          <w:color w:val="000000"/>
+          <w:sz w:val="22"/>
+        </w:rPr>
+        <w:t>B. Anak panah arah menunjukkan laluan ke tandas.</w:t>
+      </w:r>
+    </w:p>
+    <w:p>
+      <w:pPr>
+        <w:spacing w:line="276" w:lineRule="auto" w:after="120"/>
+        <w:jc w:val="left"/>
+      </w:pPr>
+      <w:r>
+        <w:rPr>
+          <w:rFonts w:ascii="Arial" w:hAnsi="Arial" w:cs="Arial"/>
+          <w:b w:val="0"/>
+          <w:color w:val="000000"/>
+          <w:sz w:val="22"/>
+        </w:rPr>
+        <w:t>C. Tanda "Kawasan Voltan Tinggi — Dilarang Masuk Tanpa Kebenaran".</w:t>
+      </w:r>
+    </w:p>
+    <w:p>
+      <w:pPr>
+        <w:spacing w:line="276" w:lineRule="auto" w:after="120"/>
+        <w:jc w:val="left"/>
+      </w:pPr>
+      <w:r>
+        <w:rPr>
+          <w:rFonts w:ascii="Arial" w:hAnsi="Arial" w:cs="Arial"/>
+          <w:b w:val="0"/>
+          <w:color w:val="000000"/>
+          <w:sz w:val="22"/>
+        </w:rPr>
+        <w:t>D. Nama dan nombor bilik Edit Suite 3.</w:t>
+      </w:r>
+    </w:p>
+    <w:p/>
+    <w:p>
+      <w:pPr>
+        <w:spacing w:line="276" w:lineRule="auto" w:after="120"/>
+        <w:jc w:val="left"/>
+      </w:pPr>
+      <w:r>
+        <w:rPr>
+          <w:rFonts w:ascii="Arial" w:hAnsi="Arial" w:cs="Arial"/>
+          <w:b/>
+          <w:color w:val="000000"/>
+          <w:sz w:val="22"/>
+        </w:rPr>
+        <w:t>✅ 19. SOALAN PENILAIAN PENGETAHUAN</w:t>
+      </w:r>
+    </w:p>
+    <w:p>
+      <w:pPr>
+        <w:spacing w:line="276" w:lineRule="auto" w:after="120"/>
+        <w:jc w:val="left"/>
+      </w:pPr>
+      <w:r>
+        <w:rPr>
+          <w:rFonts w:ascii="Arial" w:hAnsi="Arial" w:cs="Arial"/>
+          <w:b w:val="0"/>
+          <w:color w:val="000000"/>
+          <w:sz w:val="22"/>
+        </w:rPr>
+        <w:t>Seorang Junior Editor baharu diminta merujuk manual kerja pengendalian external RAID storage sebelum menggunakannya. Apakah tujuan utama manual kerja tersebut? [R]</w:t>
+      </w:r>
+    </w:p>
+    <w:p>
+      <w:pPr>
+        <w:spacing w:line="276" w:lineRule="auto" w:after="120"/>
+        <w:jc w:val="left"/>
+      </w:pPr>
+      <w:r>
+        <w:rPr>
+          <w:rFonts w:ascii="Arial" w:hAnsi="Arial" w:cs="Arial"/>
+          <w:b w:val="0"/>
+          <w:color w:val="000000"/>
+          <w:sz w:val="22"/>
+        </w:rPr>
+        <w:t>A. Menggantikan keperluan Senior Editor memberi arahan.</w:t>
+      </w:r>
+    </w:p>
+    <w:p>
+      <w:pPr>
+        <w:spacing w:line="276" w:lineRule="auto" w:after="120"/>
+        <w:jc w:val="left"/>
+      </w:pPr>
+      <w:r>
+        <w:rPr>
+          <w:rFonts w:ascii="Arial" w:hAnsi="Arial" w:cs="Arial"/>
+          <w:b w:val="0"/>
+          <w:color w:val="000000"/>
+          <w:sz w:val="22"/>
+        </w:rPr>
+        <w:t>B. Memberikan gambaran keseluruhan langkah kerja secara ringkas dan mudah difahami, disertai ilustrasi.</w:t>
+      </w:r>
+    </w:p>
+    <w:p>
+      <w:pPr>
+        <w:spacing w:line="276" w:lineRule="auto" w:after="120"/>
+        <w:jc w:val="left"/>
+      </w:pPr>
+      <w:r>
+        <w:rPr>
+          <w:rFonts w:ascii="Arial" w:hAnsi="Arial" w:cs="Arial"/>
+          <w:b w:val="0"/>
+          <w:color w:val="000000"/>
+          <w:sz w:val="22"/>
+        </w:rPr>
+        <w:t>C. Menetapkan gaji bagi jawatan Junior Editor.</w:t>
+      </w:r>
+    </w:p>
+    <w:p>
+      <w:pPr>
+        <w:spacing w:line="276" w:lineRule="auto" w:after="120"/>
+        <w:jc w:val="left"/>
+      </w:pPr>
+      <w:r>
+        <w:rPr>
+          <w:rFonts w:ascii="Arial" w:hAnsi="Arial" w:cs="Arial"/>
+          <w:b w:val="0"/>
+          <w:color w:val="000000"/>
+          <w:sz w:val="22"/>
+        </w:rPr>
+        <w:t>D. Menghadkan bilangan jam kerja Junior Editor.</w:t>
+      </w:r>
+    </w:p>
+    <w:p/>
+    <w:p>
+      <w:pPr>
+        <w:spacing w:line="276" w:lineRule="auto" w:after="120"/>
+        <w:jc w:val="left"/>
+      </w:pPr>
+      <w:r>
+        <w:rPr>
+          <w:rFonts w:ascii="Arial" w:hAnsi="Arial" w:cs="Arial"/>
+          <w:b/>
+          <w:color w:val="000000"/>
+          <w:sz w:val="22"/>
+        </w:rPr>
+        <w:t>✅ 20. SOALAN PENILAIAN PENGETAHUAN</w:t>
+      </w:r>
+    </w:p>
+    <w:p>
+      <w:pPr>
+        <w:spacing w:line="276" w:lineRule="auto" w:after="120"/>
+        <w:jc w:val="left"/>
+      </w:pPr>
+      <w:r>
+        <w:rPr>
+          <w:rFonts w:ascii="Arial" w:hAnsi="Arial" w:cs="Arial"/>
+          <w:b w:val="0"/>
+          <w:color w:val="000000"/>
+          <w:sz w:val="22"/>
+        </w:rPr>
+        <w:t>Manakah antara berikut BUKAN salah satu daripada empat kategori kandungan bahan bacaan tempat kerja (Maklumat, Arah, Pengenalan, Keselamatan dan Peraturan)? [T]</w:t>
+      </w:r>
+    </w:p>
+    <w:p>
+      <w:pPr>
+        <w:spacing w:before="120" w:after="120" w:line="276" w:lineRule="auto"/>
+        <w:jc w:val="left"/>
+      </w:pPr>
+      <w:r>
+        <w:rPr>
+          <w:rFonts w:ascii="Arial" w:hAnsi="Arial" w:cs="Arial"/>
+          <w:b/>
+          <w:color w:val="000000"/>
+          <w:sz w:val="24"/>
+        </w:rPr>
+        <w:t>I. Papan tanda direktori bilik editing suite (Maklumat).</w:t>
+      </w:r>
+    </w:p>
+    <w:p>
+      <w:pPr>
+        <w:spacing w:before="120" w:after="120" w:line="276" w:lineRule="auto"/>
+        <w:jc w:val="left"/>
+      </w:pPr>
+      <w:r>
+        <w:rPr>
+          <w:rFonts w:ascii="Arial" w:hAnsi="Arial" w:cs="Arial"/>
+          <w:b/>
+          <w:color w:val="000000"/>
+          <w:sz w:val="24"/>
+        </w:rPr>
+        <w:t>II. Anak panah menunjukkan laluan ke server room (Arah).</w:t>
+      </w:r>
+    </w:p>
+    <w:p>
+      <w:pPr>
+        <w:spacing w:before="120" w:after="120" w:line="276" w:lineRule="auto"/>
+        <w:jc w:val="left"/>
+      </w:pPr>
+      <w:r>
+        <w:rPr>
+          <w:rFonts w:ascii="Arial" w:hAnsi="Arial" w:cs="Arial"/>
+          <w:b/>
+          <w:color w:val="000000"/>
+          <w:sz w:val="24"/>
+        </w:rPr>
+        <w:t>III. Slip gaji bulanan pekerja (kategori kandungan bacaan tempat kerja).</w:t>
+      </w:r>
+    </w:p>
+    <w:p>
+      <w:pPr>
+        <w:spacing w:before="120" w:after="120" w:line="276" w:lineRule="auto"/>
+        <w:jc w:val="left"/>
+      </w:pPr>
+      <w:r>
+        <w:rPr>
+          <w:rFonts w:ascii="Arial" w:hAnsi="Arial" w:cs="Arial"/>
+          <w:b/>
+          <w:color w:val="000000"/>
+          <w:sz w:val="24"/>
+        </w:rPr>
+        <w:t>IV. Tanda amaran voltan tinggi di server room (Keselamatan dan Peraturan).</w:t>
+      </w:r>
+    </w:p>
+    <w:p>
+      <w:pPr>
+        <w:spacing w:line="276" w:lineRule="auto" w:after="120"/>
+        <w:jc w:val="left"/>
+      </w:pPr>
+      <w:r>
+        <w:rPr>
+          <w:rFonts w:ascii="Arial" w:hAnsi="Arial" w:cs="Arial"/>
+          <w:b w:val="0"/>
+          <w:color w:val="000000"/>
+          <w:sz w:val="22"/>
+        </w:rPr>
+        <w:t>A. I sahaja.</w:t>
+      </w:r>
+    </w:p>
+    <w:p>
+      <w:pPr>
+        <w:spacing w:line="276" w:lineRule="auto" w:after="120"/>
+        <w:jc w:val="left"/>
+      </w:pPr>
+      <w:r>
+        <w:rPr>
+          <w:rFonts w:ascii="Arial" w:hAnsi="Arial" w:cs="Arial"/>
+          <w:b w:val="0"/>
+          <w:color w:val="000000"/>
+          <w:sz w:val="22"/>
+        </w:rPr>
+        <w:t>B. II sahaja.</w:t>
+      </w:r>
+    </w:p>
+    <w:p>
+      <w:pPr>
+        <w:spacing w:line="276" w:lineRule="auto" w:after="120"/>
+        <w:jc w:val="left"/>
+      </w:pPr>
+      <w:r>
+        <w:rPr>
+          <w:rFonts w:ascii="Arial" w:hAnsi="Arial" w:cs="Arial"/>
+          <w:b w:val="0"/>
+          <w:color w:val="000000"/>
+          <w:sz w:val="22"/>
+        </w:rPr>
+        <w:t>C. III sahaja.</w:t>
+      </w:r>
+    </w:p>
+    <w:p>
+      <w:pPr>
+        <w:spacing w:line="276" w:lineRule="auto" w:after="120"/>
+        <w:jc w:val="left"/>
+      </w:pPr>
+      <w:r>
+        <w:rPr>
+          <w:rFonts w:ascii="Arial" w:hAnsi="Arial" w:cs="Arial"/>
+          <w:b w:val="0"/>
+          <w:color w:val="000000"/>
+          <w:sz w:val="22"/>
+        </w:rPr>
+        <w:t>D. IV sahaja.</w:t>
+      </w:r>
+    </w:p>
+    <w:p/>
+    <w:p>
+      <w:r>
         <w:br w:type="page"/>
       </w:r>
     </w:p>
-    <w:p/>
-    <w:p>
-      <w:r>
-        <w:rPr>
-          <w:rFonts w:ascii="Arial" w:hAnsi="Arial"/>
+    <w:p>
+      <w:pPr>
+        <w:spacing w:before="120" w:after="120" w:line="276" w:lineRule="auto"/>
+        <w:jc w:val="left"/>
+      </w:pPr>
+      <w:r>
+        <w:rPr>
+          <w:rFonts w:ascii="Arial" w:hAnsi="Arial" w:cs="Arial"/>
           <w:b/>
-        </w:rPr>
-        <w:t>SOALAN PENILAIAN PENGETAHUAN (OBJEKTIF)</w:t>
-      </w:r>
-    </w:p>
-    <w:p/>
-    <w:p>
-      <w:r>
-        <w:rPr>
-          <w:rFonts w:ascii="Arial" w:hAnsi="Arial"/>
-          <w:b/>
-        </w:rPr>
-        <w:t>✅ 1. SOALAN PENILAIAN PENGETAHUAN</w:t>
-      </w:r>
-    </w:p>
-    <w:p>
-      <w:r>
-        <w:rPr>
-          <w:rFonts w:ascii="Arial" w:hAnsi="Arial"/>
-          <w:b w:val="0"/>
-        </w:rPr>
-        <w:t>Apakah kepentingan utama mewujudkan bahasa kerja yang seragam di studio penyuntingan video 3U yang mempunyai Editor tempatan dan Director antarabangsa? [R]</w:t>
-      </w:r>
-    </w:p>
-    <w:p>
-      <w:r>
-        <w:rPr>
-          <w:rFonts w:ascii="Arial" w:hAnsi="Arial"/>
-          <w:b w:val="0"/>
-        </w:rPr>
-        <w:t>A. Menjimatkan kos peralatan studio.</w:t>
-      </w:r>
-    </w:p>
-    <w:p>
-      <w:r>
-        <w:rPr>
-          <w:rFonts w:ascii="Arial" w:hAnsi="Arial"/>
-          <w:b w:val="0"/>
-        </w:rPr>
-        <w:t>B. Mengurangkan bilangan kakitangan studio.</w:t>
-      </w:r>
-    </w:p>
-    <w:p>
-      <w:r>
-        <w:rPr>
-          <w:rFonts w:ascii="Arial" w:hAnsi="Arial"/>
-          <w:b w:val="0"/>
-        </w:rPr>
-        <w:t>C. Memastikan arahan tentang timeline dan deadline difahami sama oleh semua pihak.</w:t>
-      </w:r>
-    </w:p>
-    <w:p>
-      <w:r>
-        <w:rPr>
-          <w:rFonts w:ascii="Arial" w:hAnsi="Arial"/>
-          <w:b w:val="0"/>
-        </w:rPr>
-        <w:t>D. Membolehkan studio menggunakan lebih banyak bahasa asing serentak.</w:t>
-      </w:r>
-    </w:p>
-    <w:p/>
-    <w:p>
-      <w:r>
-        <w:rPr>
-          <w:rFonts w:ascii="Arial" w:hAnsi="Arial"/>
-          <w:b/>
-        </w:rPr>
-        <w:t>✅ 2. SOALAN PENILAIAN PENGETAHUAN</w:t>
-      </w:r>
-    </w:p>
-    <w:p>
-      <w:r>
-        <w:rPr>
-          <w:rFonts w:ascii="Arial" w:hAnsi="Arial"/>
-          <w:b w:val="0"/>
-        </w:rPr>
-        <w:t>Mengapakah bahasa kerja penting dalam organisasi yang mempunyai pekerja pelbagai latar belakang bahasa? [R]</w:t>
-      </w:r>
-    </w:p>
-    <w:p>
-      <w:r>
-        <w:rPr>
-          <w:rFonts w:ascii="Arial" w:hAnsi="Arial"/>
-          <w:b w:val="0"/>
-        </w:rPr>
-        <w:t>A. Supaya semua pekerja bercakap dalam bahasa yang sama sepanjang masa.</w:t>
-      </w:r>
-    </w:p>
-    <w:p>
-      <w:r>
-        <w:rPr>
-          <w:rFonts w:ascii="Arial" w:hAnsi="Arial"/>
-          <w:b w:val="0"/>
-        </w:rPr>
-        <w:t>B. Untuk mengelakkan kesilapan komunikasi yang boleh membawa kepada kemalangan.</w:t>
-      </w:r>
-    </w:p>
-    <w:p>
-      <w:r>
-        <w:rPr>
-          <w:rFonts w:ascii="Arial" w:hAnsi="Arial"/>
-          <w:b w:val="0"/>
-        </w:rPr>
-        <w:t>C. Untuk mengurangkan bilangan mesyuarat pasukan.</w:t>
-      </w:r>
-    </w:p>
-    <w:p>
-      <w:r>
-        <w:rPr>
-          <w:rFonts w:ascii="Arial" w:hAnsi="Arial"/>
-          <w:b w:val="0"/>
-        </w:rPr>
-        <w:t>D. Supaya syarikat dapat menjimatkan belanja latihan.</w:t>
-      </w:r>
-    </w:p>
-    <w:p/>
-    <w:p>
-      <w:r>
-        <w:rPr>
-          <w:rFonts w:ascii="Arial" w:hAnsi="Arial"/>
-          <w:b/>
-        </w:rPr>
-        <w:t>✅ 3. SOALAN PENILAIAN PENGETAHUAN</w:t>
-      </w:r>
-    </w:p>
-    <w:p>
-      <w:r>
-        <w:rPr>
-          <w:rFonts w:ascii="Arial" w:hAnsi="Arial"/>
-          <w:b w:val="0"/>
-        </w:rPr>
-        <w:t>Semasa briefing dengan klien bukan dari industri media, seorang Editor studio 3U perlu berhati-hati menggunakan istilah seperti "timeline" dan "colour grading". Apakah sebab utama tindakan ini? [T]</w:t>
-      </w:r>
-    </w:p>
-    <w:p>
-      <w:r>
-        <w:rPr>
-          <w:rFonts w:ascii="Arial" w:hAnsi="Arial"/>
-          <w:b w:val="0"/>
-        </w:rPr>
-        <w:t>A. Untuk mengelakkan klien berasa bosan dengan perbualan.</w:t>
-      </w:r>
-    </w:p>
-    <w:p>
-      <w:r>
-        <w:rPr>
-          <w:rFonts w:ascii="Arial" w:hAnsi="Arial"/>
-          <w:b w:val="0"/>
-        </w:rPr>
-        <w:t>B. Kerana jargon perlu digunakan dengan berhemat dan diterangkan kepada khalayak yang tidak biasa dengannya.</w:t>
-      </w:r>
-    </w:p>
-    <w:p>
-      <w:r>
-        <w:rPr>
-          <w:rFonts w:ascii="Arial" w:hAnsi="Arial"/>
-          <w:b w:val="0"/>
-        </w:rPr>
-        <w:t>C. Supaya Editor kelihatan lebih profesional.</w:t>
-      </w:r>
-    </w:p>
-    <w:p>
-      <w:r>
-        <w:rPr>
-          <w:rFonts w:ascii="Arial" w:hAnsi="Arial"/>
-          <w:b w:val="0"/>
-        </w:rPr>
-        <w:t>D. Kerana klien tidak dibenarkan mengetahui istilah teknikal.</w:t>
-      </w:r>
-    </w:p>
-    <w:p/>
-    <w:p>
-      <w:r>
-        <w:rPr>
-          <w:rFonts w:ascii="Arial" w:hAnsi="Arial"/>
-          <w:b/>
-        </w:rPr>
-        <w:t>✅ 4. SOALAN PENILAIAN PENGETAHUAN</w:t>
-      </w:r>
-    </w:p>
-    <w:p>
-      <w:r>
-        <w:rPr>
-          <w:rFonts w:ascii="Arial" w:hAnsi="Arial"/>
-          <w:b w:val="0"/>
-        </w:rPr>
-        <w:t>Apakah tujuan utama Analisis Kerja (Job Analysis) sebelum menyediakan huraian kerja (job description) bagi jawatan Assistant Video Editor? [R]</w:t>
-      </w:r>
-    </w:p>
-    <w:p>
-      <w:r>
-        <w:rPr>
-          <w:rFonts w:ascii="Arial" w:hAnsi="Arial"/>
-          <w:b w:val="0"/>
-        </w:rPr>
-        <w:t>A. Menentukan gaji pekerja baharu.</w:t>
-      </w:r>
-    </w:p>
-    <w:p>
-      <w:r>
-        <w:rPr>
-          <w:rFonts w:ascii="Arial" w:hAnsi="Arial"/>
-          <w:b w:val="0"/>
-        </w:rPr>
-        <w:t>B. Mendapatkan maklumat tugas, aktiviti dan kelayakan yang diperlukan bagi jawatan tersebut.</w:t>
-      </w:r>
-    </w:p>
-    <w:p>
-      <w:r>
-        <w:rPr>
-          <w:rFonts w:ascii="Arial" w:hAnsi="Arial"/>
-          <w:b w:val="0"/>
-        </w:rPr>
-        <w:t>C. Menetapkan waktu bekerja rasmi studio.</w:t>
-      </w:r>
-    </w:p>
-    <w:p>
-      <w:r>
-        <w:rPr>
-          <w:rFonts w:ascii="Arial" w:hAnsi="Arial"/>
-          <w:b w:val="0"/>
-        </w:rPr>
-        <w:t>D. Memilih peralatan yang akan digunakan oleh pekerja.</w:t>
-      </w:r>
-    </w:p>
-    <w:p/>
-    <w:p>
-      <w:r>
-        <w:rPr>
-          <w:rFonts w:ascii="Arial" w:hAnsi="Arial"/>
-          <w:b/>
-        </w:rPr>
-        <w:t>✅ 5. SOALAN PENILAIAN PENGETAHUAN</w:t>
-      </w:r>
-    </w:p>
-    <w:p>
-      <w:r>
-        <w:rPr>
-          <w:rFonts w:ascii="Arial" w:hAnsi="Arial"/>
-          <w:b w:val="0"/>
-        </w:rPr>
-        <w:t>Apakah perbezaan utama antara prosedur kerja (job procedure) dan tatacara kerja (working procedure) di sebuah studio penyuntingan video? [S]</w:t>
-      </w:r>
-    </w:p>
-    <w:p>
-      <w:r>
-        <w:rPr>
-          <w:rFonts w:ascii="Arial" w:hAnsi="Arial"/>
-          <w:b w:val="0"/>
-        </w:rPr>
-        <w:t>I. Prosedur kerja mengenal pasti kerja secara langkah demi langkah dengan penerangan terperinci.</w:t>
-      </w:r>
-    </w:p>
-    <w:p>
-      <w:r>
-        <w:rPr>
-          <w:rFonts w:ascii="Arial" w:hAnsi="Arial"/>
-          <w:b w:val="0"/>
-        </w:rPr>
-        <w:t>II. Tatacara kerja adalah urutan langkah umum untuk memastikan konsistensi dan keselamatan.</w:t>
-      </w:r>
-    </w:p>
-    <w:p>
-      <w:r>
-        <w:rPr>
-          <w:rFonts w:ascii="Arial" w:hAnsi="Arial"/>
-          <w:b w:val="0"/>
-        </w:rPr>
-        <w:t>III. Kedua-duanya tidak berkaitan dengan analisis kerja.</w:t>
-      </w:r>
-    </w:p>
-    <w:p>
-      <w:r>
-        <w:rPr>
-          <w:rFonts w:ascii="Arial" w:hAnsi="Arial"/>
-          <w:b w:val="0"/>
-        </w:rPr>
-        <w:t>IV. Tatacara kerja hanya digunakan untuk kerja pentadbiran, bukan kerja teknikal.</w:t>
-      </w:r>
-    </w:p>
-    <w:p>
-      <w:r>
-        <w:rPr>
-          <w:rFonts w:ascii="Arial" w:hAnsi="Arial"/>
-          <w:b w:val="0"/>
-        </w:rPr>
-        <w:t>A. I dan II.</w:t>
-      </w:r>
-    </w:p>
-    <w:p>
-      <w:r>
-        <w:rPr>
-          <w:rFonts w:ascii="Arial" w:hAnsi="Arial"/>
-          <w:b w:val="0"/>
-        </w:rPr>
-        <w:t>B. I dan III.</w:t>
-      </w:r>
-    </w:p>
-    <w:p>
-      <w:r>
-        <w:rPr>
-          <w:rFonts w:ascii="Arial" w:hAnsi="Arial"/>
-          <w:b w:val="0"/>
-        </w:rPr>
-        <w:t>C. II dan IV.</w:t>
-      </w:r>
-    </w:p>
-    <w:p>
-      <w:r>
-        <w:rPr>
-          <w:rFonts w:ascii="Arial" w:hAnsi="Arial"/>
-          <w:b w:val="0"/>
-        </w:rPr>
-        <w:t>D. III dan IV.</w:t>
-      </w:r>
-    </w:p>
-    <w:p/>
-    <w:p>
-      <w:r>
-        <w:rPr>
-          <w:rFonts w:ascii="Arial" w:hAnsi="Arial"/>
-          <w:b/>
-        </w:rPr>
-        <w:t>✅ 6. SOALAN PENILAIAN PENGETAHUAN</w:t>
-      </w:r>
-    </w:p>
-    <w:p>
-      <w:r>
-        <w:rPr>
-          <w:rFonts w:ascii="Arial" w:hAnsi="Arial"/>
-          <w:b w:val="0"/>
-        </w:rPr>
-        <w:t>Sebuah studio mendapati fail projek klien hilang kerana Editor yang berlainan mengikuti langkah backup yang berbeza-beza. Amalan manakah yang paling sesuai diperkenalkan untuk mengelakkan masalah ini berulang? [S]</w:t>
-      </w:r>
-    </w:p>
-    <w:p>
-      <w:r>
-        <w:rPr>
-          <w:rFonts w:ascii="Arial" w:hAnsi="Arial"/>
-          <w:b w:val="0"/>
-        </w:rPr>
-        <w:t>A. Memberhentikan Editor yang bertanggungjawab.</w:t>
-      </w:r>
-    </w:p>
-    <w:p>
-      <w:r>
-        <w:rPr>
-          <w:rFonts w:ascii="Arial" w:hAnsi="Arial"/>
-          <w:b w:val="0"/>
-        </w:rPr>
-        <w:t>B. Menetapkan satu tatacara kerja piawai ingest dan backup footage yang diikuti semua Editor.</w:t>
-      </w:r>
-    </w:p>
-    <w:p>
-      <w:r>
-        <w:rPr>
-          <w:rFonts w:ascii="Arial" w:hAnsi="Arial"/>
-          <w:b w:val="0"/>
-        </w:rPr>
-        <w:t>C. Membenarkan setiap Editor menggunakan kaedah backup sendiri mengikut kreativiti masing-masing.</w:t>
-      </w:r>
-    </w:p>
-    <w:p>
-      <w:r>
-        <w:rPr>
-          <w:rFonts w:ascii="Arial" w:hAnsi="Arial"/>
-          <w:b w:val="0"/>
-        </w:rPr>
-        <w:t>D. Mengurangkan bilangan projek yang diterima studio.</w:t>
-      </w:r>
-    </w:p>
-    <w:p/>
-    <w:p>
-      <w:r>
-        <w:rPr>
-          <w:rFonts w:ascii="Arial" w:hAnsi="Arial"/>
-          <w:b/>
-        </w:rPr>
-        <w:t>✅ 7. SOALAN PENILAIAN PENGETAHUAN</w:t>
-      </w:r>
-    </w:p>
-    <w:p>
-      <w:r>
-        <w:rPr>
-          <w:rFonts w:ascii="Arial" w:hAnsi="Arial"/>
-          <w:b w:val="0"/>
-        </w:rPr>
-        <w:t>Kitaran "Plan-Do-Check-Act" digunakan dalam membangunkan arahan kerja (work instruction) bagi sesi color grading di studio. Padankan fasa dengan tindakan yang betul. [T]</w:t>
-      </w:r>
-    </w:p>
-    <w:p>
-      <w:r>
-        <w:rPr>
-          <w:rFonts w:ascii="Arial" w:hAnsi="Arial"/>
-          <w:b w:val="0"/>
-        </w:rPr>
-        <w:t>I. Plan — melatih Editor baharu bersama pakar proses.</w:t>
-      </w:r>
-    </w:p>
-    <w:p>
-      <w:r>
-        <w:rPr>
-          <w:rFonts w:ascii="Arial" w:hAnsi="Arial"/>
-          <w:b w:val="0"/>
-        </w:rPr>
-        <w:t>II. Do — memastikan arahan mudah diakses dan difahami.</w:t>
-      </w:r>
-    </w:p>
-    <w:p>
-      <w:r>
-        <w:rPr>
-          <w:rFonts w:ascii="Arial" w:hAnsi="Arial"/>
-          <w:b w:val="0"/>
-        </w:rPr>
-        <w:t>III. Check — menyemak arahan semasa ketidakpatuhan berlaku.</w:t>
-      </w:r>
-    </w:p>
-    <w:p>
-      <w:r>
-        <w:rPr>
-          <w:rFonts w:ascii="Arial" w:hAnsi="Arial"/>
-          <w:b w:val="0"/>
-        </w:rPr>
-        <w:t>IV. Act — mengekalkan arahan tanpa sebarang perubahan buat selama-lamanya.</w:t>
-      </w:r>
-    </w:p>
-    <w:p>
-      <w:r>
-        <w:rPr>
-          <w:rFonts w:ascii="Arial" w:hAnsi="Arial"/>
-          <w:b w:val="0"/>
-        </w:rPr>
-        <w:t>A. I, II dan III sahaja betul.</w:t>
-      </w:r>
-    </w:p>
-    <w:p>
-      <w:r>
-        <w:rPr>
-          <w:rFonts w:ascii="Arial" w:hAnsi="Arial"/>
-          <w:b w:val="0"/>
-        </w:rPr>
-        <w:t>B. I, II dan IV sahaja betul.</w:t>
-      </w:r>
-    </w:p>
-    <w:p>
-      <w:r>
-        <w:rPr>
-          <w:rFonts w:ascii="Arial" w:hAnsi="Arial"/>
-          <w:b w:val="0"/>
-        </w:rPr>
-        <w:t>C. II, III dan IV sahaja betul.</w:t>
-      </w:r>
-    </w:p>
-    <w:p>
-      <w:r>
-        <w:rPr>
-          <w:rFonts w:ascii="Arial" w:hAnsi="Arial"/>
-          <w:b w:val="0"/>
-        </w:rPr>
-        <w:t>D. Semua betul.</w:t>
-      </w:r>
-    </w:p>
-    <w:p/>
-    <w:p>
-      <w:r>
-        <w:rPr>
-          <w:rFonts w:ascii="Arial" w:hAnsi="Arial"/>
-          <w:b/>
-        </w:rPr>
-        <w:t>✅ 8. SOALAN PENILAIAN PENGETAHUAN</w:t>
-      </w:r>
-    </w:p>
-    <w:p>
-      <w:r>
-        <w:rPr>
-          <w:rFonts w:ascii="Arial" w:hAnsi="Arial"/>
-          <w:b w:val="0"/>
-        </w:rPr>
-        <w:t>Manakah antara berikut BUKAN salah satu daripada empat jenis bahan rujukan kerja yang dinyatakan dalam Kertas Penerangan 1.1? [R]</w:t>
-      </w:r>
-    </w:p>
-    <w:p>
-      <w:r>
-        <w:rPr>
-          <w:rFonts w:ascii="Arial" w:hAnsi="Arial"/>
-          <w:b w:val="0"/>
-        </w:rPr>
-        <w:t>A. Garis panduan tanggungjawab kerja.</w:t>
-      </w:r>
-    </w:p>
-    <w:p>
-      <w:r>
-        <w:rPr>
-          <w:rFonts w:ascii="Arial" w:hAnsi="Arial"/>
-          <w:b w:val="0"/>
-        </w:rPr>
-        <w:t>B. Prosedur kerja.</w:t>
-      </w:r>
-    </w:p>
-    <w:p>
-      <w:r>
-        <w:rPr>
-          <w:rFonts w:ascii="Arial" w:hAnsi="Arial"/>
-          <w:b w:val="0"/>
-        </w:rPr>
-        <w:t>C. Laporan kewangan tahunan.</w:t>
-      </w:r>
-    </w:p>
-    <w:p>
-      <w:r>
-        <w:rPr>
-          <w:rFonts w:ascii="Arial" w:hAnsi="Arial"/>
-          <w:b w:val="0"/>
-        </w:rPr>
-        <w:t>D. Arahan kerja.</w:t>
-      </w:r>
-    </w:p>
-    <w:p/>
-    <w:p>
-      <w:r>
-        <w:rPr>
-          <w:rFonts w:ascii="Arial" w:hAnsi="Arial"/>
-          <w:b/>
-        </w:rPr>
-        <w:t>✅ 9. SOALAN PENILAIAN PENGETAHUAN</w:t>
-      </w:r>
-    </w:p>
-    <w:p>
-      <w:r>
-        <w:rPr>
-          <w:rFonts w:ascii="Arial" w:hAnsi="Arial"/>
-          <w:b w:val="0"/>
-        </w:rPr>
-        <w:t>Apakah bentuk komunikasi yang berlaku apabila seorang Editor bersendirian membuat keputusan tentang urutan cut terbaik untuk sesuatu adegan? [R]</w:t>
-      </w:r>
-    </w:p>
-    <w:p>
-      <w:r>
-        <w:rPr>
-          <w:rFonts w:ascii="Arial" w:hAnsi="Arial"/>
-          <w:b w:val="0"/>
-        </w:rPr>
-        <w:t>A. Komunikasi intrapersonal.</w:t>
-      </w:r>
-    </w:p>
-    <w:p>
-      <w:r>
-        <w:rPr>
-          <w:rFonts w:ascii="Arial" w:hAnsi="Arial"/>
-          <w:b w:val="0"/>
-        </w:rPr>
-        <w:t>B. Komunikasi kumpulan kecil.</w:t>
-      </w:r>
-    </w:p>
-    <w:p>
-      <w:r>
-        <w:rPr>
-          <w:rFonts w:ascii="Arial" w:hAnsi="Arial"/>
-          <w:b w:val="0"/>
-        </w:rPr>
-        <w:t>C. Komunikasi massa.</w:t>
-      </w:r>
-    </w:p>
-    <w:p>
-      <w:r>
-        <w:rPr>
-          <w:rFonts w:ascii="Arial" w:hAnsi="Arial"/>
-          <w:b w:val="0"/>
-        </w:rPr>
-        <w:t>D. Komunikasi korporat.</w:t>
-      </w:r>
-    </w:p>
-    <w:p/>
-    <w:p>
-      <w:r>
-        <w:rPr>
-          <w:rFonts w:ascii="Arial" w:hAnsi="Arial"/>
-          <w:b/>
-        </w:rPr>
-        <w:t>✅ 10. SOALAN PENILAIAN PENGETAHUAN</w:t>
-      </w:r>
-    </w:p>
-    <w:p>
-      <w:r>
-        <w:rPr>
-          <w:rFonts w:ascii="Arial" w:hAnsi="Arial"/>
-          <w:b w:val="0"/>
-        </w:rPr>
-        <w:t>Apakah bentuk komunikasi yang berlaku semasa mesyuarat pasukan post-production (Editor, Colourist, Sound Designer) membincangkan deadline siaran? [R]</w:t>
-      </w:r>
-    </w:p>
-    <w:p>
-      <w:r>
-        <w:rPr>
-          <w:rFonts w:ascii="Arial" w:hAnsi="Arial"/>
-          <w:b w:val="0"/>
-        </w:rPr>
-        <w:t>A. Komunikasi intrapersonal.</w:t>
-      </w:r>
-    </w:p>
-    <w:p>
-      <w:r>
-        <w:rPr>
-          <w:rFonts w:ascii="Arial" w:hAnsi="Arial"/>
-          <w:b w:val="0"/>
-        </w:rPr>
-        <w:t>B. Komunikasi kumpulan kecil.</w:t>
-      </w:r>
-    </w:p>
-    <w:p>
-      <w:r>
-        <w:rPr>
-          <w:rFonts w:ascii="Arial" w:hAnsi="Arial"/>
-          <w:b w:val="0"/>
-        </w:rPr>
-        <w:t>C. Komunikasi massa.</w:t>
-      </w:r>
-    </w:p>
-    <w:p>
-      <w:r>
-        <w:rPr>
-          <w:rFonts w:ascii="Arial" w:hAnsi="Arial"/>
-          <w:b w:val="0"/>
-        </w:rPr>
-        <w:t>D. Komunikasi antara budaya.</w:t>
-      </w:r>
-    </w:p>
-    <w:p/>
-    <w:p>
-      <w:r>
-        <w:rPr>
-          <w:rFonts w:ascii="Arial" w:hAnsi="Arial"/>
-          <w:b/>
-        </w:rPr>
-        <w:t>✅ 11. SOALAN PENILAIAN PENGETAHUAN</w:t>
-      </w:r>
-    </w:p>
-    <w:p>
-      <w:r>
-        <w:rPr>
-          <w:rFonts w:ascii="Arial" w:hAnsi="Arial"/>
-          <w:b w:val="0"/>
-        </w:rPr>
-        <w:t>Video promosi 3U yang disiarkan melalui YouTube dan televisyen kepada ramai penonton adalah contoh komunikasi jenis apa? [R]</w:t>
-      </w:r>
-    </w:p>
-    <w:p>
-      <w:r>
-        <w:rPr>
-          <w:rFonts w:ascii="Arial" w:hAnsi="Arial"/>
-          <w:b w:val="0"/>
-        </w:rPr>
-        <w:t>A. Komunikasi awam.</w:t>
-      </w:r>
-    </w:p>
-    <w:p>
-      <w:r>
-        <w:rPr>
-          <w:rFonts w:ascii="Arial" w:hAnsi="Arial"/>
-          <w:b w:val="0"/>
-        </w:rPr>
-        <w:t>B. Komunikasi massa.</w:t>
-      </w:r>
-    </w:p>
-    <w:p>
-      <w:r>
-        <w:rPr>
-          <w:rFonts w:ascii="Arial" w:hAnsi="Arial"/>
-          <w:b w:val="0"/>
-        </w:rPr>
-        <w:t>C. Komunikasi intrapersonal.</w:t>
-      </w:r>
-    </w:p>
-    <w:p>
-      <w:r>
-        <w:rPr>
-          <w:rFonts w:ascii="Arial" w:hAnsi="Arial"/>
-          <w:b w:val="0"/>
-        </w:rPr>
-        <w:t>D. Komunikasi korporat.</w:t>
-      </w:r>
-    </w:p>
-    <w:p/>
-    <w:p>
-      <w:r>
-        <w:rPr>
-          <w:rFonts w:ascii="Arial" w:hAnsi="Arial"/>
-          <w:b/>
-        </w:rPr>
-        <w:t>✅ 12. SOALAN PENILAIAN PENGETAHUAN</w:t>
-      </w:r>
-    </w:p>
-    <w:p>
-      <w:r>
-        <w:rPr>
-          <w:rFonts w:ascii="Arial" w:hAnsi="Arial"/>
-          <w:b w:val="0"/>
-        </w:rPr>
-        <w:t>Semasa sesi review jarak jauh dengan klien antarabangsa, seorang Editor studio 3U memerhatikan ekspresi wajah Director semasa menonton rough cut sebelum sebarang ulasan lisan diberikan. Ini adalah contoh komunikasi jenis apa? [S]</w:t>
-      </w:r>
-    </w:p>
-    <w:p>
-      <w:r>
-        <w:rPr>
-          <w:rFonts w:ascii="Arial" w:hAnsi="Arial"/>
-          <w:b w:val="0"/>
-        </w:rPr>
-        <w:t>A. Komunikasi bertulis.</w:t>
-      </w:r>
-    </w:p>
-    <w:p>
-      <w:r>
-        <w:rPr>
-          <w:rFonts w:ascii="Arial" w:hAnsi="Arial"/>
-          <w:b w:val="0"/>
-        </w:rPr>
-        <w:t>B. Komunikasi bukan verbal.</w:t>
-      </w:r>
-    </w:p>
-    <w:p>
-      <w:r>
-        <w:rPr>
-          <w:rFonts w:ascii="Arial" w:hAnsi="Arial"/>
-          <w:b w:val="0"/>
-        </w:rPr>
-        <w:t>C. Komunikasi massa.</w:t>
-      </w:r>
-    </w:p>
-    <w:p>
-      <w:r>
-        <w:rPr>
-          <w:rFonts w:ascii="Arial" w:hAnsi="Arial"/>
-          <w:b w:val="0"/>
-        </w:rPr>
-        <w:t>D. Komunikasi intrapersonal.</w:t>
-      </w:r>
-    </w:p>
-    <w:p/>
-    <w:p>
-      <w:r>
-        <w:rPr>
-          <w:rFonts w:ascii="Arial" w:hAnsi="Arial"/>
-          <w:b/>
-        </w:rPr>
-        <w:t>✅ 13. SOALAN PENILAIAN PENGETAHUAN</w:t>
-      </w:r>
-    </w:p>
-    <w:p>
-      <w:r>
-        <w:rPr>
-          <w:rFonts w:ascii="Arial" w:hAnsi="Arial"/>
-          <w:b w:val="0"/>
-        </w:rPr>
-        <w:t>Apakah kelebihan utama komunikasi lisan berbanding komunikasi bertulis semasa sesi edit review segera antara Editor dan Director? [S]</w:t>
-      </w:r>
-    </w:p>
-    <w:p>
-      <w:r>
-        <w:rPr>
-          <w:rFonts w:ascii="Arial" w:hAnsi="Arial"/>
-          <w:b w:val="0"/>
-        </w:rPr>
-        <w:t>A. Ia lebih formal dan lebih sah dari segi undang-undang.</w:t>
-      </w:r>
-    </w:p>
-    <w:p>
-      <w:r>
-        <w:rPr>
-          <w:rFonts w:ascii="Arial" w:hAnsi="Arial"/>
-          <w:b w:val="0"/>
-        </w:rPr>
-        <w:t>B. Maklum balas adalah spontan dan keputusan boleh dibuat dengan cepat.</w:t>
-      </w:r>
-    </w:p>
-    <w:p>
-      <w:r>
-        <w:rPr>
-          <w:rFonts w:ascii="Arial" w:hAnsi="Arial"/>
-          <w:b w:val="0"/>
-        </w:rPr>
-        <w:t>C. Ia tidak memerlukan kehadiran kedua-dua pihak pada masa yang sama.</w:t>
-      </w:r>
-    </w:p>
-    <w:p>
-      <w:r>
-        <w:rPr>
-          <w:rFonts w:ascii="Arial" w:hAnsi="Arial"/>
-          <w:b w:val="0"/>
-        </w:rPr>
-        <w:t>D. Ia sentiasa direkodkan secara automatik untuk rujukan masa depan.</w:t>
-      </w:r>
-    </w:p>
-    <w:p/>
-    <w:p>
-      <w:r>
-        <w:rPr>
-          <w:rFonts w:ascii="Arial" w:hAnsi="Arial"/>
-          <w:b/>
-        </w:rPr>
-        <w:t>✅ 14. SOALAN PENILAIAN PENGETAHUAN</w:t>
-      </w:r>
-    </w:p>
-    <w:p>
-      <w:r>
-        <w:rPr>
-          <w:rFonts w:ascii="Arial" w:hAnsi="Arial"/>
-          <w:b w:val="0"/>
-        </w:rPr>
-        <w:t>Mengapakah arahan lisan sahaja mengenai perubahan format export video berisiko menyebabkan kesilapan penghantaran fail kepada klien? [S]</w:t>
-      </w:r>
-    </w:p>
-    <w:p>
-      <w:r>
-        <w:rPr>
-          <w:rFonts w:ascii="Arial" w:hAnsi="Arial"/>
-          <w:b w:val="0"/>
-        </w:rPr>
-        <w:t>A. Kerana komunikasi lisan lebih tersusun berbanding komunikasi bertulis.</w:t>
-      </w:r>
-    </w:p>
-    <w:p>
-      <w:r>
-        <w:rPr>
-          <w:rFonts w:ascii="Arial" w:hAnsi="Arial"/>
-          <w:b w:val="0"/>
-        </w:rPr>
-        <w:t>B. Kerana maklumat lisan boleh tidak lengkap dan mudah disalahfaham tanpa pengesahan bertulis.</w:t>
-      </w:r>
-    </w:p>
-    <w:p>
-      <w:r>
-        <w:rPr>
-          <w:rFonts w:ascii="Arial" w:hAnsi="Arial"/>
-          <w:b w:val="0"/>
-        </w:rPr>
-        <w:t>C. Kerana klien tidak membenarkan komunikasi lisan.</w:t>
-      </w:r>
-    </w:p>
-    <w:p>
-      <w:r>
-        <w:rPr>
-          <w:rFonts w:ascii="Arial" w:hAnsi="Arial"/>
-          <w:b w:val="0"/>
-        </w:rPr>
-        <w:t>D. Kerana komunikasi lisan memerlukan kelulusan bertulis terlebih dahulu.</w:t>
-      </w:r>
-    </w:p>
-    <w:p/>
-    <w:p>
-      <w:r>
-        <w:rPr>
-          <w:rFonts w:ascii="Arial" w:hAnsi="Arial"/>
-          <w:b/>
-        </w:rPr>
-        <w:t>✅ 15. SOALAN PENILAIAN PENGETAHUAN</w:t>
-      </w:r>
-    </w:p>
-    <w:p>
-      <w:r>
-        <w:rPr>
-          <w:rFonts w:ascii="Arial" w:hAnsi="Arial"/>
-          <w:b w:val="0"/>
-        </w:rPr>
-        <w:t>Isyarat tangan piawai seperti "cut" atau "roll" digunakan di lokasi penggambaran dan bilik kawalan siaran langsung. Apakah tujuan utama isyarat ini? [R]</w:t>
-      </w:r>
-    </w:p>
-    <w:p>
-      <w:r>
-        <w:rPr>
-          <w:rFonts w:ascii="Arial" w:hAnsi="Arial"/>
-          <w:b w:val="0"/>
-        </w:rPr>
-        <w:t>A. Menggantikan sepenuhnya keperluan bertutur dalam pasukan produksi.</w:t>
-      </w:r>
-    </w:p>
-    <w:p>
-      <w:r>
-        <w:rPr>
-          <w:rFonts w:ascii="Arial" w:hAnsi="Arial"/>
-          <w:b w:val="0"/>
-        </w:rPr>
-        <w:t>B. Mengukuhkan dan menyampaikan maklumat komunikasi apabila komunikasi lisan sukar didengar akibat bunyi bising.</w:t>
-      </w:r>
-    </w:p>
-    <w:p>
-      <w:r>
-        <w:rPr>
-          <w:rFonts w:ascii="Arial" w:hAnsi="Arial"/>
-          <w:b w:val="0"/>
-        </w:rPr>
-        <w:t>C. Untuk mengelirukan pihak yang tidak terlatih.</w:t>
-      </w:r>
-    </w:p>
-    <w:p>
-      <w:r>
-        <w:rPr>
-          <w:rFonts w:ascii="Arial" w:hAnsi="Arial"/>
-          <w:b w:val="0"/>
-        </w:rPr>
-        <w:t>D. Untuk mematuhi peraturan kesatuan pekerja.</w:t>
-      </w:r>
-    </w:p>
-    <w:p/>
-    <w:p>
-      <w:r>
-        <w:rPr>
-          <w:rFonts w:ascii="Arial" w:hAnsi="Arial"/>
-          <w:b/>
-        </w:rPr>
-        <w:t>✅ 16. SOALAN PENILAIAN PENGETAHUAN</w:t>
-      </w:r>
-    </w:p>
-    <w:p>
-      <w:r>
-        <w:rPr>
-          <w:rFonts w:ascii="Arial" w:hAnsi="Arial"/>
-          <w:b w:val="0"/>
-        </w:rPr>
-        <w:t>Sebuah pasukan penyuntingan video 3U mengendalikan projek untuk klien antarabangsa yang mempunyai norma budaya berbeza tentang kandungan stock footage dan muzik latar. Tindakan manakah paling sesuai mengikut prinsip kesedaran budaya? [T]</w:t>
-      </w:r>
-    </w:p>
-    <w:p>
-      <w:r>
-        <w:rPr>
-          <w:rFonts w:ascii="Arial" w:hAnsi="Arial"/>
-          <w:b w:val="0"/>
-        </w:rPr>
-        <w:t>I. Terus menggunakan pilihan Editor tanpa berbincang dengan klien.</w:t>
-      </w:r>
-    </w:p>
-    <w:p>
-      <w:r>
-        <w:rPr>
-          <w:rFonts w:ascii="Arial" w:hAnsi="Arial"/>
-          <w:b w:val="0"/>
-        </w:rPr>
-        <w:t>II. Berunding secara terbuka dengan klien mengenai kandungan yang sesuai.</w:t>
-      </w:r>
-    </w:p>
-    <w:p>
-      <w:r>
-        <w:rPr>
-          <w:rFonts w:ascii="Arial" w:hAnsi="Arial"/>
-          <w:b w:val="0"/>
-        </w:rPr>
-        <w:t>III. Menganggap semua budaya mempunyai keperluan sama seperti budaya tempatan.</w:t>
-      </w:r>
-    </w:p>
-    <w:p>
-      <w:r>
-        <w:rPr>
-          <w:rFonts w:ascii="Arial" w:hAnsi="Arial"/>
-          <w:b w:val="0"/>
-        </w:rPr>
-        <w:t>IV. Peka kepada perbezaan dan persamaan budaya tanpa menilai budaya klien sebagai lebih rendah atau lebih tinggi.</w:t>
-      </w:r>
-    </w:p>
-    <w:p>
-      <w:r>
-        <w:rPr>
-          <w:rFonts w:ascii="Arial" w:hAnsi="Arial"/>
-          <w:b w:val="0"/>
-        </w:rPr>
-        <w:t>A. I dan III sahaja.</w:t>
-      </w:r>
-    </w:p>
-    <w:p>
-      <w:r>
-        <w:rPr>
-          <w:rFonts w:ascii="Arial" w:hAnsi="Arial"/>
-          <w:b w:val="0"/>
-        </w:rPr>
-        <w:t>B. II dan IV sahaja.</w:t>
-      </w:r>
-    </w:p>
-    <w:p>
-      <w:r>
-        <w:rPr>
-          <w:rFonts w:ascii="Arial" w:hAnsi="Arial"/>
-          <w:b w:val="0"/>
-        </w:rPr>
-        <w:t>C. I, II dan III.</w:t>
-      </w:r>
-    </w:p>
-    <w:p>
-      <w:r>
-        <w:rPr>
-          <w:rFonts w:ascii="Arial" w:hAnsi="Arial"/>
-          <w:b w:val="0"/>
-        </w:rPr>
-        <w:t>D. II, III dan IV.</w:t>
-      </w:r>
-    </w:p>
-    <w:p/>
-    <w:p>
-      <w:r>
-        <w:rPr>
-          <w:rFonts w:ascii="Arial" w:hAnsi="Arial"/>
-          <w:b/>
-        </w:rPr>
-        <w:t>✅ 17. SOALAN PENILAIAN PENGETAHUAN</w:t>
-      </w:r>
-    </w:p>
-    <w:p>
-      <w:r>
-        <w:rPr>
-          <w:rFonts w:ascii="Arial" w:hAnsi="Arial"/>
-          <w:b w:val="0"/>
-        </w:rPr>
-        <w:t>Apakah fungsi utama SOP (Standard Operating Procedure) bagi proses export fail akhir di sebuah studio penyuntingan video? [R]</w:t>
-      </w:r>
-    </w:p>
-    <w:p>
-      <w:r>
-        <w:rPr>
-          <w:rFonts w:ascii="Arial" w:hAnsi="Arial"/>
-          <w:b w:val="0"/>
-        </w:rPr>
-        <w:t>A. Membenarkan setiap Editor menggunakan format fail pilihan sendiri.</w:t>
-      </w:r>
-    </w:p>
-    <w:p>
-      <w:r>
-        <w:rPr>
-          <w:rFonts w:ascii="Arial" w:hAnsi="Arial"/>
-          <w:b w:val="0"/>
-        </w:rPr>
-        <w:t>B. Memastikan operasi export dijalankan dengan betul dan secara konsisten setiap kali.</w:t>
-      </w:r>
-    </w:p>
-    <w:p>
-      <w:r>
-        <w:rPr>
-          <w:rFonts w:ascii="Arial" w:hAnsi="Arial"/>
-          <w:b w:val="0"/>
-        </w:rPr>
-        <w:t>C. Menghadkan bilangan projek yang boleh diterima studio.</w:t>
-      </w:r>
-    </w:p>
-    <w:p>
-      <w:r>
-        <w:rPr>
-          <w:rFonts w:ascii="Arial" w:hAnsi="Arial"/>
-          <w:b w:val="0"/>
-        </w:rPr>
-        <w:t>D. Menggantikan keperluan latihan pekerja baharu.</w:t>
-      </w:r>
-    </w:p>
-    <w:p/>
-    <w:p>
-      <w:r>
-        <w:rPr>
-          <w:rFonts w:ascii="Arial" w:hAnsi="Arial"/>
-          <w:b/>
-        </w:rPr>
-        <w:t>✅ 18. SOALAN PENILAIAN PENGETAHUAN</w:t>
-      </w:r>
-    </w:p>
-    <w:p>
-      <w:r>
-        <w:rPr>
-          <w:rFonts w:ascii="Arial" w:hAnsi="Arial"/>
-          <w:b w:val="0"/>
-        </w:rPr>
-        <w:t>Manakah antara berikut adalah contoh tanda kategori "Keselamatan dan Peraturan" (Safety and Regulatory) yang paling sesuai dipasang berhampiran server room studio penyuntingan video? [S]</w:t>
-      </w:r>
-    </w:p>
-    <w:p>
-      <w:r>
-        <w:rPr>
-          <w:rFonts w:ascii="Arial" w:hAnsi="Arial"/>
-          <w:b w:val="0"/>
-        </w:rPr>
-        <w:t>A. Papan direktori bilik editing suite.</w:t>
-      </w:r>
-    </w:p>
-    <w:p>
-      <w:r>
-        <w:rPr>
-          <w:rFonts w:ascii="Arial" w:hAnsi="Arial"/>
-          <w:b w:val="0"/>
-        </w:rPr>
-        <w:t>B. Anak panah arah menunjukkan laluan ke tandas.</w:t>
-      </w:r>
-    </w:p>
-    <w:p>
-      <w:r>
-        <w:rPr>
-          <w:rFonts w:ascii="Arial" w:hAnsi="Arial"/>
-          <w:b w:val="0"/>
-        </w:rPr>
-        <w:t>C. Tanda "Kawasan Voltan Tinggi — Dilarang Masuk Tanpa Kebenaran".</w:t>
-      </w:r>
-    </w:p>
-    <w:p>
-      <w:r>
-        <w:rPr>
-          <w:rFonts w:ascii="Arial" w:hAnsi="Arial"/>
-          <w:b w:val="0"/>
-        </w:rPr>
-        <w:t>D. Nama dan nombor bilik Edit Suite 3.</w:t>
-      </w:r>
-    </w:p>
-    <w:p/>
-    <w:p>
-      <w:r>
-        <w:rPr>
-          <w:rFonts w:ascii="Arial" w:hAnsi="Arial"/>
-          <w:b/>
-        </w:rPr>
-        <w:t>✅ 19. SOALAN PENILAIAN PENGETAHUAN</w:t>
-      </w:r>
-    </w:p>
-    <w:p>
-      <w:r>
-        <w:rPr>
-          <w:rFonts w:ascii="Arial" w:hAnsi="Arial"/>
-          <w:b w:val="0"/>
-        </w:rPr>
-        <w:t>Seorang Junior Editor baharu diminta merujuk manual kerja pengendalian external RAID storage sebelum menggunakannya. Apakah tujuan utama manual kerja tersebut? [R]</w:t>
-      </w:r>
-    </w:p>
-    <w:p>
-      <w:r>
-        <w:rPr>
-          <w:rFonts w:ascii="Arial" w:hAnsi="Arial"/>
-          <w:b w:val="0"/>
-        </w:rPr>
-        <w:t>A. Menggantikan keperluan Senior Editor memberi arahan.</w:t>
-      </w:r>
-    </w:p>
-    <w:p>
-      <w:r>
-        <w:rPr>
-          <w:rFonts w:ascii="Arial" w:hAnsi="Arial"/>
-          <w:b w:val="0"/>
-        </w:rPr>
-        <w:t>B. Memberikan gambaran keseluruhan langkah kerja secara ringkas dan mudah difahami, disertai ilustrasi.</w:t>
-      </w:r>
-    </w:p>
-    <w:p>
-      <w:r>
-        <w:rPr>
-          <w:rFonts w:ascii="Arial" w:hAnsi="Arial"/>
-          <w:b w:val="0"/>
-        </w:rPr>
-        <w:t>C. Menetapkan gaji bagi jawatan Junior Editor.</w:t>
-      </w:r>
-    </w:p>
-    <w:p>
-      <w:r>
-        <w:rPr>
-          <w:rFonts w:ascii="Arial" w:hAnsi="Arial"/>
-          <w:b w:val="0"/>
-        </w:rPr>
-        <w:t>D. Menghadkan bilangan jam kerja Junior Editor.</w:t>
-      </w:r>
-    </w:p>
-    <w:p/>
-    <w:p>
-      <w:r>
-        <w:rPr>
-          <w:rFonts w:ascii="Arial" w:hAnsi="Arial"/>
-          <w:b/>
-        </w:rPr>
-        <w:t>✅ 20. SOALAN PENILAIAN PENGETAHUAN</w:t>
-      </w:r>
-    </w:p>
-    <w:p>
-      <w:r>
-        <w:rPr>
-          <w:rFonts w:ascii="Arial" w:hAnsi="Arial"/>
-          <w:b w:val="0"/>
-        </w:rPr>
-        <w:t>Manakah antara berikut BUKAN salah satu daripada empat kategori kandungan bahan bacaan tempat kerja (Maklumat, Arah, Pengenalan, Keselamatan dan Peraturan)? [T]</w:t>
-      </w:r>
-    </w:p>
-    <w:p>
-      <w:r>
-        <w:rPr>
-          <w:rFonts w:ascii="Arial" w:hAnsi="Arial"/>
-          <w:b w:val="0"/>
-        </w:rPr>
-        <w:t>I. Papan tanda direktori bilik editing suite (Maklumat).</w:t>
-      </w:r>
-    </w:p>
-    <w:p>
-      <w:r>
-        <w:rPr>
-          <w:rFonts w:ascii="Arial" w:hAnsi="Arial"/>
-          <w:b w:val="0"/>
-        </w:rPr>
-        <w:t>II. Anak panah menunjukkan laluan ke server room (Arah).</w:t>
-      </w:r>
-    </w:p>
-    <w:p>
-      <w:r>
-        <w:rPr>
-          <w:rFonts w:ascii="Arial" w:hAnsi="Arial"/>
-          <w:b w:val="0"/>
-        </w:rPr>
-        <w:t>III. Slip gaji bulanan pekerja (kategori kandungan bacaan tempat kerja).</w:t>
-      </w:r>
-    </w:p>
-    <w:p>
-      <w:r>
-        <w:rPr>
-          <w:rFonts w:ascii="Arial" w:hAnsi="Arial"/>
-          <w:b w:val="0"/>
-        </w:rPr>
-        <w:t>IV. Tanda amaran voltan tinggi di server room (Keselamatan dan Peraturan).</w:t>
-      </w:r>
-    </w:p>
-    <w:p>
-      <w:r>
-        <w:rPr>
-          <w:rFonts w:ascii="Arial" w:hAnsi="Arial"/>
-          <w:b w:val="0"/>
-        </w:rPr>
-        <w:t>A. I sahaja.</w:t>
-      </w:r>
-    </w:p>
-    <w:p>
-      <w:r>
-        <w:rPr>
-          <w:rFonts w:ascii="Arial" w:hAnsi="Arial"/>
-          <w:b w:val="0"/>
-        </w:rPr>
-        <w:t>B. II sahaja.</w:t>
-      </w:r>
-    </w:p>
-    <w:p>
-      <w:r>
-        <w:rPr>
-          <w:rFonts w:ascii="Arial" w:hAnsi="Arial"/>
-          <w:b w:val="0"/>
-        </w:rPr>
-        <w:t>C. III sahaja.</w:t>
-      </w:r>
-    </w:p>
-    <w:p>
-      <w:r>
-        <w:rPr>
-          <w:rFonts w:ascii="Arial" w:hAnsi="Arial"/>
-          <w:b w:val="0"/>
-        </w:rPr>
-        <w:t>D. IV sahaja.</w:t>
-      </w:r>
-    </w:p>
-    <w:p/>
-    <w:p>
-      <w:r>
-        <w:br w:type="page"/>
-      </w:r>
-    </w:p>
-    <w:p>
-      <w:r>
-        <w:rPr>
-          <w:rFonts w:ascii="Arial" w:hAnsi="Arial"/>
-          <w:b/>
+          <w:color w:val="000000"/>
+          <w:sz w:val="24"/>
         </w:rPr>
         <w:t>BAHAGIAN B — SKEMA JAWAPAN</w:t>
       </w:r>
@@ -3164,6 +4247,7 @@
       <w:tblPr>
         <w:tblStyle w:val="TableGrid"/>
         <w:tblW w:type="auto" w:w="0"/>
+        <w:tblLayout w:type="autofit"/>
         <w:tblLook w:firstColumn="1" w:firstRow="1" w:lastColumn="0" w:lastRow="0" w:noHBand="0" w:noVBand="1" w:val="04A0"/>
       </w:tblPr>
       <w:tblGrid>
@@ -3172,12 +4256,29 @@
         <w:gridCol w:w="3024"/>
       </w:tblGrid>
       <w:tr>
+        <w:trPr>
+          <w:tblHeader w:val="true"/>
+          <w:cantSplit w:val="true"/>
+        </w:trPr>
         <w:tc>
           <w:tcPr>
             <w:tcW w:type="dxa" w:w="3024"/>
-          </w:tcPr>
-          <w:p>
-            <w:r>
+            <w:tcMar>
+              <w:top w:w="57" w:type="dxa"/>
+              <w:left w:w="57" w:type="dxa"/>
+              <w:bottom w:w="57" w:type="dxa"/>
+              <w:right w:w="57" w:type="dxa"/>
+            </w:tcMar>
+            <w:shd w:val="clear" w:color="auto" w:fill="D9D9D9"/>
+          </w:tcPr>
+          <w:p>
+            <w:r>
+              <w:rPr>
+                <w:rFonts w:ascii="Arial" w:hAnsi="Arial" w:cs="Arial"/>
+                <w:b/>
+                <w:color w:val="000000"/>
+                <w:sz w:val="20"/>
+              </w:rPr>
               <w:t>No</w:t>
             </w:r>
           </w:p>
@@ -3185,9 +4286,22 @@
         <w:tc>
           <w:tcPr>
             <w:tcW w:type="dxa" w:w="3024"/>
-          </w:tcPr>
-          <w:p>
-            <w:r>
+            <w:tcMar>
+              <w:top w:w="57" w:type="dxa"/>
+              <w:left w:w="57" w:type="dxa"/>
+              <w:bottom w:w="57" w:type="dxa"/>
+              <w:right w:w="57" w:type="dxa"/>
+            </w:tcMar>
+            <w:shd w:val="clear" w:color="auto" w:fill="D9D9D9"/>
+          </w:tcPr>
+          <w:p>
+            <w:r>
+              <w:rPr>
+                <w:rFonts w:ascii="Arial" w:hAnsi="Arial" w:cs="Arial"/>
+                <w:b/>
+                <w:color w:val="000000"/>
+                <w:sz w:val="20"/>
+              </w:rPr>
               <w:t>Jawapan</w:t>
             </w:r>
           </w:p>
@@ -3195,21 +4309,48 @@
         <w:tc>
           <w:tcPr>
             <w:tcW w:type="dxa" w:w="3024"/>
-          </w:tcPr>
-          <w:p>
-            <w:r>
+            <w:tcMar>
+              <w:top w:w="57" w:type="dxa"/>
+              <w:left w:w="57" w:type="dxa"/>
+              <w:bottom w:w="57" w:type="dxa"/>
+              <w:right w:w="57" w:type="dxa"/>
+            </w:tcMar>
+            <w:shd w:val="clear" w:color="auto" w:fill="D9D9D9"/>
+          </w:tcPr>
+          <w:p>
+            <w:r>
+              <w:rPr>
+                <w:rFonts w:ascii="Arial" w:hAnsi="Arial" w:cs="Arial"/>
+                <w:b/>
+                <w:color w:val="000000"/>
+                <w:sz w:val="20"/>
+              </w:rPr>
               <w:t>Rujukan</w:t>
             </w:r>
           </w:p>
         </w:tc>
       </w:tr>
       <w:tr>
+        <w:trPr>
+          <w:cantSplit w:val="true"/>
+        </w:trPr>
         <w:tc>
           <w:tcPr>
             <w:tcW w:type="dxa" w:w="3024"/>
-          </w:tcPr>
-          <w:p>
-            <w:r>
+            <w:tcMar>
+              <w:top w:w="57" w:type="dxa"/>
+              <w:left w:w="57" w:type="dxa"/>
+              <w:bottom w:w="57" w:type="dxa"/>
+              <w:right w:w="57" w:type="dxa"/>
+            </w:tcMar>
+          </w:tcPr>
+          <w:p>
+            <w:r>
+              <w:rPr>
+                <w:rFonts w:ascii="Arial" w:hAnsi="Arial" w:cs="Arial"/>
+                <w:color w:val="000000"/>
+                <w:sz w:val="20"/>
+              </w:rPr>
               <w:t>1</w:t>
             </w:r>
           </w:p>
@@ -3217,9 +4358,20 @@
         <w:tc>
           <w:tcPr>
             <w:tcW w:type="dxa" w:w="3024"/>
-          </w:tcPr>
-          <w:p>
-            <w:r>
+            <w:tcMar>
+              <w:top w:w="57" w:type="dxa"/>
+              <w:left w:w="57" w:type="dxa"/>
+              <w:bottom w:w="57" w:type="dxa"/>
+              <w:right w:w="57" w:type="dxa"/>
+            </w:tcMar>
+          </w:tcPr>
+          <w:p>
+            <w:r>
+              <w:rPr>
+                <w:rFonts w:ascii="Arial" w:hAnsi="Arial" w:cs="Arial"/>
+                <w:color w:val="000000"/>
+                <w:sz w:val="20"/>
+              </w:rPr>
               <w:t>C</w:t>
             </w:r>
           </w:p>
@@ -3227,21 +4379,46 @@
         <w:tc>
           <w:tcPr>
             <w:tcW w:type="dxa" w:w="3024"/>
-          </w:tcPr>
-          <w:p>
-            <w:r>
+            <w:tcMar>
+              <w:top w:w="57" w:type="dxa"/>
+              <w:left w:w="57" w:type="dxa"/>
+              <w:bottom w:w="57" w:type="dxa"/>
+              <w:right w:w="57" w:type="dxa"/>
+            </w:tcMar>
+          </w:tcPr>
+          <w:p>
+            <w:r>
+              <w:rPr>
+                <w:rFonts w:ascii="Arial" w:hAnsi="Arial" w:cs="Arial"/>
+                <w:color w:val="000000"/>
+                <w:sz w:val="20"/>
+              </w:rPr>
               <w:t>KP1.1 §1.4</w:t>
             </w:r>
           </w:p>
         </w:tc>
       </w:tr>
       <w:tr>
+        <w:trPr>
+          <w:cantSplit w:val="true"/>
+        </w:trPr>
         <w:tc>
           <w:tcPr>
             <w:tcW w:type="dxa" w:w="3024"/>
-          </w:tcPr>
-          <w:p>
-            <w:r>
+            <w:tcMar>
+              <w:top w:w="57" w:type="dxa"/>
+              <w:left w:w="57" w:type="dxa"/>
+              <w:bottom w:w="57" w:type="dxa"/>
+              <w:right w:w="57" w:type="dxa"/>
+            </w:tcMar>
+          </w:tcPr>
+          <w:p>
+            <w:r>
+              <w:rPr>
+                <w:rFonts w:ascii="Arial" w:hAnsi="Arial" w:cs="Arial"/>
+                <w:color w:val="000000"/>
+                <w:sz w:val="20"/>
+              </w:rPr>
               <w:t>2</w:t>
             </w:r>
           </w:p>
@@ -3249,9 +4426,20 @@
         <w:tc>
           <w:tcPr>
             <w:tcW w:type="dxa" w:w="3024"/>
-          </w:tcPr>
-          <w:p>
-            <w:r>
+            <w:tcMar>
+              <w:top w:w="57" w:type="dxa"/>
+              <w:left w:w="57" w:type="dxa"/>
+              <w:bottom w:w="57" w:type="dxa"/>
+              <w:right w:w="57" w:type="dxa"/>
+            </w:tcMar>
+          </w:tcPr>
+          <w:p>
+            <w:r>
+              <w:rPr>
+                <w:rFonts w:ascii="Arial" w:hAnsi="Arial" w:cs="Arial"/>
+                <w:color w:val="000000"/>
+                <w:sz w:val="20"/>
+              </w:rPr>
               <w:t>B</w:t>
             </w:r>
           </w:p>
@@ -3259,21 +4447,46 @@
         <w:tc>
           <w:tcPr>
             <w:tcW w:type="dxa" w:w="3024"/>
-          </w:tcPr>
-          <w:p>
-            <w:r>
+            <w:tcMar>
+              <w:top w:w="57" w:type="dxa"/>
+              <w:left w:w="57" w:type="dxa"/>
+              <w:bottom w:w="57" w:type="dxa"/>
+              <w:right w:w="57" w:type="dxa"/>
+            </w:tcMar>
+          </w:tcPr>
+          <w:p>
+            <w:r>
+              <w:rPr>
+                <w:rFonts w:ascii="Arial" w:hAnsi="Arial" w:cs="Arial"/>
+                <w:color w:val="000000"/>
+                <w:sz w:val="20"/>
+              </w:rPr>
               <w:t>KP1.1 §1.4</w:t>
             </w:r>
           </w:p>
         </w:tc>
       </w:tr>
       <w:tr>
+        <w:trPr>
+          <w:cantSplit w:val="true"/>
+        </w:trPr>
         <w:tc>
           <w:tcPr>
             <w:tcW w:type="dxa" w:w="3024"/>
-          </w:tcPr>
-          <w:p>
-            <w:r>
+            <w:tcMar>
+              <w:top w:w="57" w:type="dxa"/>
+              <w:left w:w="57" w:type="dxa"/>
+              <w:bottom w:w="57" w:type="dxa"/>
+              <w:right w:w="57" w:type="dxa"/>
+            </w:tcMar>
+          </w:tcPr>
+          <w:p>
+            <w:r>
+              <w:rPr>
+                <w:rFonts w:ascii="Arial" w:hAnsi="Arial" w:cs="Arial"/>
+                <w:color w:val="000000"/>
+                <w:sz w:val="20"/>
+              </w:rPr>
               <w:t>3</w:t>
             </w:r>
           </w:p>
@@ -3281,9 +4494,20 @@
         <w:tc>
           <w:tcPr>
             <w:tcW w:type="dxa" w:w="3024"/>
-          </w:tcPr>
-          <w:p>
-            <w:r>
+            <w:tcMar>
+              <w:top w:w="57" w:type="dxa"/>
+              <w:left w:w="57" w:type="dxa"/>
+              <w:bottom w:w="57" w:type="dxa"/>
+              <w:right w:w="57" w:type="dxa"/>
+            </w:tcMar>
+          </w:tcPr>
+          <w:p>
+            <w:r>
+              <w:rPr>
+                <w:rFonts w:ascii="Arial" w:hAnsi="Arial" w:cs="Arial"/>
+                <w:color w:val="000000"/>
+                <w:sz w:val="20"/>
+              </w:rPr>
               <w:t>B</w:t>
             </w:r>
           </w:p>
@@ -3291,21 +4515,46 @@
         <w:tc>
           <w:tcPr>
             <w:tcW w:type="dxa" w:w="3024"/>
-          </w:tcPr>
-          <w:p>
-            <w:r>
+            <w:tcMar>
+              <w:top w:w="57" w:type="dxa"/>
+              <w:left w:w="57" w:type="dxa"/>
+              <w:bottom w:w="57" w:type="dxa"/>
+              <w:right w:w="57" w:type="dxa"/>
+            </w:tcMar>
+          </w:tcPr>
+          <w:p>
+            <w:r>
+              <w:rPr>
+                <w:rFonts w:ascii="Arial" w:hAnsi="Arial" w:cs="Arial"/>
+                <w:color w:val="000000"/>
+                <w:sz w:val="20"/>
+              </w:rPr>
               <w:t>KP1.1 §2.6</w:t>
             </w:r>
           </w:p>
         </w:tc>
       </w:tr>
       <w:tr>
+        <w:trPr>
+          <w:cantSplit w:val="true"/>
+        </w:trPr>
         <w:tc>
           <w:tcPr>
             <w:tcW w:type="dxa" w:w="3024"/>
-          </w:tcPr>
-          <w:p>
-            <w:r>
+            <w:tcMar>
+              <w:top w:w="57" w:type="dxa"/>
+              <w:left w:w="57" w:type="dxa"/>
+              <w:bottom w:w="57" w:type="dxa"/>
+              <w:right w:w="57" w:type="dxa"/>
+            </w:tcMar>
+          </w:tcPr>
+          <w:p>
+            <w:r>
+              <w:rPr>
+                <w:rFonts w:ascii="Arial" w:hAnsi="Arial" w:cs="Arial"/>
+                <w:color w:val="000000"/>
+                <w:sz w:val="20"/>
+              </w:rPr>
               <w:t>4</w:t>
             </w:r>
           </w:p>
@@ -3313,9 +4562,20 @@
         <w:tc>
           <w:tcPr>
             <w:tcW w:type="dxa" w:w="3024"/>
-          </w:tcPr>
-          <w:p>
-            <w:r>
+            <w:tcMar>
+              <w:top w:w="57" w:type="dxa"/>
+              <w:left w:w="57" w:type="dxa"/>
+              <w:bottom w:w="57" w:type="dxa"/>
+              <w:right w:w="57" w:type="dxa"/>
+            </w:tcMar>
+          </w:tcPr>
+          <w:p>
+            <w:r>
+              <w:rPr>
+                <w:rFonts w:ascii="Arial" w:hAnsi="Arial" w:cs="Arial"/>
+                <w:color w:val="000000"/>
+                <w:sz w:val="20"/>
+              </w:rPr>
               <w:t>B</w:t>
             </w:r>
           </w:p>
@@ -3323,21 +4583,46 @@
         <w:tc>
           <w:tcPr>
             <w:tcW w:type="dxa" w:w="3024"/>
-          </w:tcPr>
-          <w:p>
-            <w:r>
+            <w:tcMar>
+              <w:top w:w="57" w:type="dxa"/>
+              <w:left w:w="57" w:type="dxa"/>
+              <w:bottom w:w="57" w:type="dxa"/>
+              <w:right w:w="57" w:type="dxa"/>
+            </w:tcMar>
+          </w:tcPr>
+          <w:p>
+            <w:r>
+              <w:rPr>
+                <w:rFonts w:ascii="Arial" w:hAnsi="Arial" w:cs="Arial"/>
+                <w:color w:val="000000"/>
+                <w:sz w:val="20"/>
+              </w:rPr>
               <w:t>KP1.1 §3.2(i)</w:t>
             </w:r>
           </w:p>
         </w:tc>
       </w:tr>
       <w:tr>
+        <w:trPr>
+          <w:cantSplit w:val="true"/>
+        </w:trPr>
         <w:tc>
           <w:tcPr>
             <w:tcW w:type="dxa" w:w="3024"/>
-          </w:tcPr>
-          <w:p>
-            <w:r>
+            <w:tcMar>
+              <w:top w:w="57" w:type="dxa"/>
+              <w:left w:w="57" w:type="dxa"/>
+              <w:bottom w:w="57" w:type="dxa"/>
+              <w:right w:w="57" w:type="dxa"/>
+            </w:tcMar>
+          </w:tcPr>
+          <w:p>
+            <w:r>
+              <w:rPr>
+                <w:rFonts w:ascii="Arial" w:hAnsi="Arial" w:cs="Arial"/>
+                <w:color w:val="000000"/>
+                <w:sz w:val="20"/>
+              </w:rPr>
               <w:t>5</w:t>
             </w:r>
           </w:p>
@@ -3345,9 +4630,20 @@
         <w:tc>
           <w:tcPr>
             <w:tcW w:type="dxa" w:w="3024"/>
-          </w:tcPr>
-          <w:p>
-            <w:r>
+            <w:tcMar>
+              <w:top w:w="57" w:type="dxa"/>
+              <w:left w:w="57" w:type="dxa"/>
+              <w:bottom w:w="57" w:type="dxa"/>
+              <w:right w:w="57" w:type="dxa"/>
+            </w:tcMar>
+          </w:tcPr>
+          <w:p>
+            <w:r>
+              <w:rPr>
+                <w:rFonts w:ascii="Arial" w:hAnsi="Arial" w:cs="Arial"/>
+                <w:color w:val="000000"/>
+                <w:sz w:val="20"/>
+              </w:rPr>
               <w:t>A</w:t>
             </w:r>
           </w:p>
@@ -3355,21 +4651,46 @@
         <w:tc>
           <w:tcPr>
             <w:tcW w:type="dxa" w:w="3024"/>
-          </w:tcPr>
-          <w:p>
-            <w:r>
+            <w:tcMar>
+              <w:top w:w="57" w:type="dxa"/>
+              <w:left w:w="57" w:type="dxa"/>
+              <w:bottom w:w="57" w:type="dxa"/>
+              <w:right w:w="57" w:type="dxa"/>
+            </w:tcMar>
+          </w:tcPr>
+          <w:p>
+            <w:r>
+              <w:rPr>
+                <w:rFonts w:ascii="Arial" w:hAnsi="Arial" w:cs="Arial"/>
+                <w:color w:val="000000"/>
+                <w:sz w:val="20"/>
+              </w:rPr>
               <w:t>KP1.1 §3.2(ii)–(iii)</w:t>
             </w:r>
           </w:p>
         </w:tc>
       </w:tr>
       <w:tr>
+        <w:trPr>
+          <w:cantSplit w:val="true"/>
+        </w:trPr>
         <w:tc>
           <w:tcPr>
             <w:tcW w:type="dxa" w:w="3024"/>
-          </w:tcPr>
-          <w:p>
-            <w:r>
+            <w:tcMar>
+              <w:top w:w="57" w:type="dxa"/>
+              <w:left w:w="57" w:type="dxa"/>
+              <w:bottom w:w="57" w:type="dxa"/>
+              <w:right w:w="57" w:type="dxa"/>
+            </w:tcMar>
+          </w:tcPr>
+          <w:p>
+            <w:r>
+              <w:rPr>
+                <w:rFonts w:ascii="Arial" w:hAnsi="Arial" w:cs="Arial"/>
+                <w:color w:val="000000"/>
+                <w:sz w:val="20"/>
+              </w:rPr>
               <w:t>6</w:t>
             </w:r>
           </w:p>
@@ -3377,9 +4698,20 @@
         <w:tc>
           <w:tcPr>
             <w:tcW w:type="dxa" w:w="3024"/>
-          </w:tcPr>
-          <w:p>
-            <w:r>
+            <w:tcMar>
+              <w:top w:w="57" w:type="dxa"/>
+              <w:left w:w="57" w:type="dxa"/>
+              <w:bottom w:w="57" w:type="dxa"/>
+              <w:right w:w="57" w:type="dxa"/>
+            </w:tcMar>
+          </w:tcPr>
+          <w:p>
+            <w:r>
+              <w:rPr>
+                <w:rFonts w:ascii="Arial" w:hAnsi="Arial" w:cs="Arial"/>
+                <w:color w:val="000000"/>
+                <w:sz w:val="20"/>
+              </w:rPr>
               <w:t>B</w:t>
             </w:r>
           </w:p>
@@ -3387,21 +4719,46 @@
         <w:tc>
           <w:tcPr>
             <w:tcW w:type="dxa" w:w="3024"/>
-          </w:tcPr>
-          <w:p>
-            <w:r>
+            <w:tcMar>
+              <w:top w:w="57" w:type="dxa"/>
+              <w:left w:w="57" w:type="dxa"/>
+              <w:bottom w:w="57" w:type="dxa"/>
+              <w:right w:w="57" w:type="dxa"/>
+            </w:tcMar>
+          </w:tcPr>
+          <w:p>
+            <w:r>
+              <w:rPr>
+                <w:rFonts w:ascii="Arial" w:hAnsi="Arial" w:cs="Arial"/>
+                <w:color w:val="000000"/>
+                <w:sz w:val="20"/>
+              </w:rPr>
               <w:t>KP1.1 §3.2(iii)</w:t>
             </w:r>
           </w:p>
         </w:tc>
       </w:tr>
       <w:tr>
+        <w:trPr>
+          <w:cantSplit w:val="true"/>
+        </w:trPr>
         <w:tc>
           <w:tcPr>
             <w:tcW w:type="dxa" w:w="3024"/>
-          </w:tcPr>
-          <w:p>
-            <w:r>
+            <w:tcMar>
+              <w:top w:w="57" w:type="dxa"/>
+              <w:left w:w="57" w:type="dxa"/>
+              <w:bottom w:w="57" w:type="dxa"/>
+              <w:right w:w="57" w:type="dxa"/>
+            </w:tcMar>
+          </w:tcPr>
+          <w:p>
+            <w:r>
+              <w:rPr>
+                <w:rFonts w:ascii="Arial" w:hAnsi="Arial" w:cs="Arial"/>
+                <w:color w:val="000000"/>
+                <w:sz w:val="20"/>
+              </w:rPr>
               <w:t>7</w:t>
             </w:r>
           </w:p>
@@ -3409,9 +4766,20 @@
         <w:tc>
           <w:tcPr>
             <w:tcW w:type="dxa" w:w="3024"/>
-          </w:tcPr>
-          <w:p>
-            <w:r>
+            <w:tcMar>
+              <w:top w:w="57" w:type="dxa"/>
+              <w:left w:w="57" w:type="dxa"/>
+              <w:bottom w:w="57" w:type="dxa"/>
+              <w:right w:w="57" w:type="dxa"/>
+            </w:tcMar>
+          </w:tcPr>
+          <w:p>
+            <w:r>
+              <w:rPr>
+                <w:rFonts w:ascii="Arial" w:hAnsi="Arial" w:cs="Arial"/>
+                <w:color w:val="000000"/>
+                <w:sz w:val="20"/>
+              </w:rPr>
               <w:t>A</w:t>
             </w:r>
           </w:p>
@@ -3419,21 +4787,46 @@
         <w:tc>
           <w:tcPr>
             <w:tcW w:type="dxa" w:w="3024"/>
-          </w:tcPr>
-          <w:p>
-            <w:r>
+            <w:tcMar>
+              <w:top w:w="57" w:type="dxa"/>
+              <w:left w:w="57" w:type="dxa"/>
+              <w:bottom w:w="57" w:type="dxa"/>
+              <w:right w:w="57" w:type="dxa"/>
+            </w:tcMar>
+          </w:tcPr>
+          <w:p>
+            <w:r>
+              <w:rPr>
+                <w:rFonts w:ascii="Arial" w:hAnsi="Arial" w:cs="Arial"/>
+                <w:color w:val="000000"/>
+                <w:sz w:val="20"/>
+              </w:rPr>
               <w:t>KP1.1 §3.2(iv)</w:t>
             </w:r>
           </w:p>
         </w:tc>
       </w:tr>
       <w:tr>
+        <w:trPr>
+          <w:cantSplit w:val="true"/>
+        </w:trPr>
         <w:tc>
           <w:tcPr>
             <w:tcW w:type="dxa" w:w="3024"/>
-          </w:tcPr>
-          <w:p>
-            <w:r>
+            <w:tcMar>
+              <w:top w:w="57" w:type="dxa"/>
+              <w:left w:w="57" w:type="dxa"/>
+              <w:bottom w:w="57" w:type="dxa"/>
+              <w:right w:w="57" w:type="dxa"/>
+            </w:tcMar>
+          </w:tcPr>
+          <w:p>
+            <w:r>
+              <w:rPr>
+                <w:rFonts w:ascii="Arial" w:hAnsi="Arial" w:cs="Arial"/>
+                <w:color w:val="000000"/>
+                <w:sz w:val="20"/>
+              </w:rPr>
               <w:t>8</w:t>
             </w:r>
           </w:p>
@@ -3441,9 +4834,20 @@
         <w:tc>
           <w:tcPr>
             <w:tcW w:type="dxa" w:w="3024"/>
-          </w:tcPr>
-          <w:p>
-            <w:r>
+            <w:tcMar>
+              <w:top w:w="57" w:type="dxa"/>
+              <w:left w:w="57" w:type="dxa"/>
+              <w:bottom w:w="57" w:type="dxa"/>
+              <w:right w:w="57" w:type="dxa"/>
+            </w:tcMar>
+          </w:tcPr>
+          <w:p>
+            <w:r>
+              <w:rPr>
+                <w:rFonts w:ascii="Arial" w:hAnsi="Arial" w:cs="Arial"/>
+                <w:color w:val="000000"/>
+                <w:sz w:val="20"/>
+              </w:rPr>
               <w:t>C</w:t>
             </w:r>
           </w:p>
@@ -3451,21 +4855,46 @@
         <w:tc>
           <w:tcPr>
             <w:tcW w:type="dxa" w:w="3024"/>
-          </w:tcPr>
-          <w:p>
-            <w:r>
+            <w:tcMar>
+              <w:top w:w="57" w:type="dxa"/>
+              <w:left w:w="57" w:type="dxa"/>
+              <w:bottom w:w="57" w:type="dxa"/>
+              <w:right w:w="57" w:type="dxa"/>
+            </w:tcMar>
+          </w:tcPr>
+          <w:p>
+            <w:r>
+              <w:rPr>
+                <w:rFonts w:ascii="Arial" w:hAnsi="Arial" w:cs="Arial"/>
+                <w:color w:val="000000"/>
+                <w:sz w:val="20"/>
+              </w:rPr>
               <w:t>KP1.1 §3.2</w:t>
             </w:r>
           </w:p>
         </w:tc>
       </w:tr>
       <w:tr>
+        <w:trPr>
+          <w:cantSplit w:val="true"/>
+        </w:trPr>
         <w:tc>
           <w:tcPr>
             <w:tcW w:type="dxa" w:w="3024"/>
-          </w:tcPr>
-          <w:p>
-            <w:r>
+            <w:tcMar>
+              <w:top w:w="57" w:type="dxa"/>
+              <w:left w:w="57" w:type="dxa"/>
+              <w:bottom w:w="57" w:type="dxa"/>
+              <w:right w:w="57" w:type="dxa"/>
+            </w:tcMar>
+          </w:tcPr>
+          <w:p>
+            <w:r>
+              <w:rPr>
+                <w:rFonts w:ascii="Arial" w:hAnsi="Arial" w:cs="Arial"/>
+                <w:color w:val="000000"/>
+                <w:sz w:val="20"/>
+              </w:rPr>
               <w:t>9</w:t>
             </w:r>
           </w:p>
@@ -3473,9 +4902,20 @@
         <w:tc>
           <w:tcPr>
             <w:tcW w:type="dxa" w:w="3024"/>
-          </w:tcPr>
-          <w:p>
-            <w:r>
+            <w:tcMar>
+              <w:top w:w="57" w:type="dxa"/>
+              <w:left w:w="57" w:type="dxa"/>
+              <w:bottom w:w="57" w:type="dxa"/>
+              <w:right w:w="57" w:type="dxa"/>
+            </w:tcMar>
+          </w:tcPr>
+          <w:p>
+            <w:r>
+              <w:rPr>
+                <w:rFonts w:ascii="Arial" w:hAnsi="Arial" w:cs="Arial"/>
+                <w:color w:val="000000"/>
+                <w:sz w:val="20"/>
+              </w:rPr>
               <w:t>A</w:t>
             </w:r>
           </w:p>
@@ -3483,21 +4923,46 @@
         <w:tc>
           <w:tcPr>
             <w:tcW w:type="dxa" w:w="3024"/>
-          </w:tcPr>
-          <w:p>
-            <w:r>
+            <w:tcMar>
+              <w:top w:w="57" w:type="dxa"/>
+              <w:left w:w="57" w:type="dxa"/>
+              <w:bottom w:w="57" w:type="dxa"/>
+              <w:right w:w="57" w:type="dxa"/>
+            </w:tcMar>
+          </w:tcPr>
+          <w:p>
+            <w:r>
+              <w:rPr>
+                <w:rFonts w:ascii="Arial" w:hAnsi="Arial" w:cs="Arial"/>
+                <w:color w:val="000000"/>
+                <w:sz w:val="20"/>
+              </w:rPr>
               <w:t>KP1.2 §5.1(i)</w:t>
             </w:r>
           </w:p>
         </w:tc>
       </w:tr>
       <w:tr>
+        <w:trPr>
+          <w:cantSplit w:val="true"/>
+        </w:trPr>
         <w:tc>
           <w:tcPr>
             <w:tcW w:type="dxa" w:w="3024"/>
-          </w:tcPr>
-          <w:p>
-            <w:r>
+            <w:tcMar>
+              <w:top w:w="57" w:type="dxa"/>
+              <w:left w:w="57" w:type="dxa"/>
+              <w:bottom w:w="57" w:type="dxa"/>
+              <w:right w:w="57" w:type="dxa"/>
+            </w:tcMar>
+          </w:tcPr>
+          <w:p>
+            <w:r>
+              <w:rPr>
+                <w:rFonts w:ascii="Arial" w:hAnsi="Arial" w:cs="Arial"/>
+                <w:color w:val="000000"/>
+                <w:sz w:val="20"/>
+              </w:rPr>
               <w:t>10</w:t>
             </w:r>
           </w:p>
@@ -3505,9 +4970,20 @@
         <w:tc>
           <w:tcPr>
             <w:tcW w:type="dxa" w:w="3024"/>
-          </w:tcPr>
-          <w:p>
-            <w:r>
+            <w:tcMar>
+              <w:top w:w="57" w:type="dxa"/>
+              <w:left w:w="57" w:type="dxa"/>
+              <w:bottom w:w="57" w:type="dxa"/>
+              <w:right w:w="57" w:type="dxa"/>
+            </w:tcMar>
+          </w:tcPr>
+          <w:p>
+            <w:r>
+              <w:rPr>
+                <w:rFonts w:ascii="Arial" w:hAnsi="Arial" w:cs="Arial"/>
+                <w:color w:val="000000"/>
+                <w:sz w:val="20"/>
+              </w:rPr>
               <w:t>B</w:t>
             </w:r>
           </w:p>
@@ -3515,21 +4991,46 @@
         <w:tc>
           <w:tcPr>
             <w:tcW w:type="dxa" w:w="3024"/>
-          </w:tcPr>
-          <w:p>
-            <w:r>
+            <w:tcMar>
+              <w:top w:w="57" w:type="dxa"/>
+              <w:left w:w="57" w:type="dxa"/>
+              <w:bottom w:w="57" w:type="dxa"/>
+              <w:right w:w="57" w:type="dxa"/>
+            </w:tcMar>
+          </w:tcPr>
+          <w:p>
+            <w:r>
+              <w:rPr>
+                <w:rFonts w:ascii="Arial" w:hAnsi="Arial" w:cs="Arial"/>
+                <w:color w:val="000000"/>
+                <w:sz w:val="20"/>
+              </w:rPr>
               <w:t>KP1.2 §5.1(iii)</w:t>
             </w:r>
           </w:p>
         </w:tc>
       </w:tr>
       <w:tr>
+        <w:trPr>
+          <w:cantSplit w:val="true"/>
+        </w:trPr>
         <w:tc>
           <w:tcPr>
             <w:tcW w:type="dxa" w:w="3024"/>
-          </w:tcPr>
-          <w:p>
-            <w:r>
+            <w:tcMar>
+              <w:top w:w="57" w:type="dxa"/>
+              <w:left w:w="57" w:type="dxa"/>
+              <w:bottom w:w="57" w:type="dxa"/>
+              <w:right w:w="57" w:type="dxa"/>
+            </w:tcMar>
+          </w:tcPr>
+          <w:p>
+            <w:r>
+              <w:rPr>
+                <w:rFonts w:ascii="Arial" w:hAnsi="Arial" w:cs="Arial"/>
+                <w:color w:val="000000"/>
+                <w:sz w:val="20"/>
+              </w:rPr>
               <w:t>11</w:t>
             </w:r>
           </w:p>
@@ -3537,9 +5038,20 @@
         <w:tc>
           <w:tcPr>
             <w:tcW w:type="dxa" w:w="3024"/>
-          </w:tcPr>
-          <w:p>
-            <w:r>
+            <w:tcMar>
+              <w:top w:w="57" w:type="dxa"/>
+              <w:left w:w="57" w:type="dxa"/>
+              <w:bottom w:w="57" w:type="dxa"/>
+              <w:right w:w="57" w:type="dxa"/>
+            </w:tcMar>
+          </w:tcPr>
+          <w:p>
+            <w:r>
+              <w:rPr>
+                <w:rFonts w:ascii="Arial" w:hAnsi="Arial" w:cs="Arial"/>
+                <w:color w:val="000000"/>
+                <w:sz w:val="20"/>
+              </w:rPr>
               <w:t>B</w:t>
             </w:r>
           </w:p>
@@ -3547,21 +5059,46 @@
         <w:tc>
           <w:tcPr>
             <w:tcW w:type="dxa" w:w="3024"/>
-          </w:tcPr>
-          <w:p>
-            <w:r>
+            <w:tcMar>
+              <w:top w:w="57" w:type="dxa"/>
+              <w:left w:w="57" w:type="dxa"/>
+              <w:bottom w:w="57" w:type="dxa"/>
+              <w:right w:w="57" w:type="dxa"/>
+            </w:tcMar>
+          </w:tcPr>
+          <w:p>
+            <w:r>
+              <w:rPr>
+                <w:rFonts w:ascii="Arial" w:hAnsi="Arial" w:cs="Arial"/>
+                <w:color w:val="000000"/>
+                <w:sz w:val="20"/>
+              </w:rPr>
               <w:t>KP1.2 §5.1(v)</w:t>
             </w:r>
           </w:p>
         </w:tc>
       </w:tr>
       <w:tr>
+        <w:trPr>
+          <w:cantSplit w:val="true"/>
+        </w:trPr>
         <w:tc>
           <w:tcPr>
             <w:tcW w:type="dxa" w:w="3024"/>
-          </w:tcPr>
-          <w:p>
-            <w:r>
+            <w:tcMar>
+              <w:top w:w="57" w:type="dxa"/>
+              <w:left w:w="57" w:type="dxa"/>
+              <w:bottom w:w="57" w:type="dxa"/>
+              <w:right w:w="57" w:type="dxa"/>
+            </w:tcMar>
+          </w:tcPr>
+          <w:p>
+            <w:r>
+              <w:rPr>
+                <w:rFonts w:ascii="Arial" w:hAnsi="Arial" w:cs="Arial"/>
+                <w:color w:val="000000"/>
+                <w:sz w:val="20"/>
+              </w:rPr>
               <w:t>12</w:t>
             </w:r>
           </w:p>
@@ -3569,9 +5106,20 @@
         <w:tc>
           <w:tcPr>
             <w:tcW w:type="dxa" w:w="3024"/>
-          </w:tcPr>
-          <w:p>
-            <w:r>
+            <w:tcMar>
+              <w:top w:w="57" w:type="dxa"/>
+              <w:left w:w="57" w:type="dxa"/>
+              <w:bottom w:w="57" w:type="dxa"/>
+              <w:right w:w="57" w:type="dxa"/>
+            </w:tcMar>
+          </w:tcPr>
+          <w:p>
+            <w:r>
+              <w:rPr>
+                <w:rFonts w:ascii="Arial" w:hAnsi="Arial" w:cs="Arial"/>
+                <w:color w:val="000000"/>
+                <w:sz w:val="20"/>
+              </w:rPr>
               <w:t>B</w:t>
             </w:r>
           </w:p>
@@ -3579,21 +5127,46 @@
         <w:tc>
           <w:tcPr>
             <w:tcW w:type="dxa" w:w="3024"/>
-          </w:tcPr>
-          <w:p>
-            <w:r>
+            <w:tcMar>
+              <w:top w:w="57" w:type="dxa"/>
+              <w:left w:w="57" w:type="dxa"/>
+              <w:bottom w:w="57" w:type="dxa"/>
+              <w:right w:w="57" w:type="dxa"/>
+            </w:tcMar>
+          </w:tcPr>
+          <w:p>
+            <w:r>
+              <w:rPr>
+                <w:rFonts w:ascii="Arial" w:hAnsi="Arial" w:cs="Arial"/>
+                <w:color w:val="000000"/>
+                <w:sz w:val="20"/>
+              </w:rPr>
               <w:t>KP1.2 §2.4</w:t>
             </w:r>
           </w:p>
         </w:tc>
       </w:tr>
       <w:tr>
+        <w:trPr>
+          <w:cantSplit w:val="true"/>
+        </w:trPr>
         <w:tc>
           <w:tcPr>
             <w:tcW w:type="dxa" w:w="3024"/>
-          </w:tcPr>
-          <w:p>
-            <w:r>
+            <w:tcMar>
+              <w:top w:w="57" w:type="dxa"/>
+              <w:left w:w="57" w:type="dxa"/>
+              <w:bottom w:w="57" w:type="dxa"/>
+              <w:right w:w="57" w:type="dxa"/>
+            </w:tcMar>
+          </w:tcPr>
+          <w:p>
+            <w:r>
+              <w:rPr>
+                <w:rFonts w:ascii="Arial" w:hAnsi="Arial" w:cs="Arial"/>
+                <w:color w:val="000000"/>
+                <w:sz w:val="20"/>
+              </w:rPr>
               <w:t>13</w:t>
             </w:r>
           </w:p>
@@ -3601,9 +5174,20 @@
         <w:tc>
           <w:tcPr>
             <w:tcW w:type="dxa" w:w="3024"/>
-          </w:tcPr>
-          <w:p>
-            <w:r>
+            <w:tcMar>
+              <w:top w:w="57" w:type="dxa"/>
+              <w:left w:w="57" w:type="dxa"/>
+              <w:bottom w:w="57" w:type="dxa"/>
+              <w:right w:w="57" w:type="dxa"/>
+            </w:tcMar>
+          </w:tcPr>
+          <w:p>
+            <w:r>
+              <w:rPr>
+                <w:rFonts w:ascii="Arial" w:hAnsi="Arial" w:cs="Arial"/>
+                <w:color w:val="000000"/>
+                <w:sz w:val="20"/>
+              </w:rPr>
               <w:t>B</w:t>
             </w:r>
           </w:p>
@@ -3611,21 +5195,46 @@
         <w:tc>
           <w:tcPr>
             <w:tcW w:type="dxa" w:w="3024"/>
-          </w:tcPr>
-          <w:p>
-            <w:r>
+            <w:tcMar>
+              <w:top w:w="57" w:type="dxa"/>
+              <w:left w:w="57" w:type="dxa"/>
+              <w:bottom w:w="57" w:type="dxa"/>
+              <w:right w:w="57" w:type="dxa"/>
+            </w:tcMar>
+          </w:tcPr>
+          <w:p>
+            <w:r>
+              <w:rPr>
+                <w:rFonts w:ascii="Arial" w:hAnsi="Arial" w:cs="Arial"/>
+                <w:color w:val="000000"/>
+                <w:sz w:val="20"/>
+              </w:rPr>
               <w:t>KP1.2 §4.1(iii)</w:t>
             </w:r>
           </w:p>
         </w:tc>
       </w:tr>
       <w:tr>
+        <w:trPr>
+          <w:cantSplit w:val="true"/>
+        </w:trPr>
         <w:tc>
           <w:tcPr>
             <w:tcW w:type="dxa" w:w="3024"/>
-          </w:tcPr>
-          <w:p>
-            <w:r>
+            <w:tcMar>
+              <w:top w:w="57" w:type="dxa"/>
+              <w:left w:w="57" w:type="dxa"/>
+              <w:bottom w:w="57" w:type="dxa"/>
+              <w:right w:w="57" w:type="dxa"/>
+            </w:tcMar>
+          </w:tcPr>
+          <w:p>
+            <w:r>
+              <w:rPr>
+                <w:rFonts w:ascii="Arial" w:hAnsi="Arial" w:cs="Arial"/>
+                <w:color w:val="000000"/>
+                <w:sz w:val="20"/>
+              </w:rPr>
               <w:t>14</w:t>
             </w:r>
           </w:p>
@@ -3633,9 +5242,20 @@
         <w:tc>
           <w:tcPr>
             <w:tcW w:type="dxa" w:w="3024"/>
-          </w:tcPr>
-          <w:p>
-            <w:r>
+            <w:tcMar>
+              <w:top w:w="57" w:type="dxa"/>
+              <w:left w:w="57" w:type="dxa"/>
+              <w:bottom w:w="57" w:type="dxa"/>
+              <w:right w:w="57" w:type="dxa"/>
+            </w:tcMar>
+          </w:tcPr>
+          <w:p>
+            <w:r>
+              <w:rPr>
+                <w:rFonts w:ascii="Arial" w:hAnsi="Arial" w:cs="Arial"/>
+                <w:color w:val="000000"/>
+                <w:sz w:val="20"/>
+              </w:rPr>
               <w:t>B</w:t>
             </w:r>
           </w:p>
@@ -3643,21 +5263,46 @@
         <w:tc>
           <w:tcPr>
             <w:tcW w:type="dxa" w:w="3024"/>
-          </w:tcPr>
-          <w:p>
-            <w:r>
+            <w:tcMar>
+              <w:top w:w="57" w:type="dxa"/>
+              <w:left w:w="57" w:type="dxa"/>
+              <w:bottom w:w="57" w:type="dxa"/>
+              <w:right w:w="57" w:type="dxa"/>
+            </w:tcMar>
+          </w:tcPr>
+          <w:p>
+            <w:r>
+              <w:rPr>
+                <w:rFonts w:ascii="Arial" w:hAnsi="Arial" w:cs="Arial"/>
+                <w:color w:val="000000"/>
+                <w:sz w:val="20"/>
+              </w:rPr>
               <w:t>KP1.2 §4.2(v)</w:t>
             </w:r>
           </w:p>
         </w:tc>
       </w:tr>
       <w:tr>
+        <w:trPr>
+          <w:cantSplit w:val="true"/>
+        </w:trPr>
         <w:tc>
           <w:tcPr>
             <w:tcW w:type="dxa" w:w="3024"/>
-          </w:tcPr>
-          <w:p>
-            <w:r>
+            <w:tcMar>
+              <w:top w:w="57" w:type="dxa"/>
+              <w:left w:w="57" w:type="dxa"/>
+              <w:bottom w:w="57" w:type="dxa"/>
+              <w:right w:w="57" w:type="dxa"/>
+            </w:tcMar>
+          </w:tcPr>
+          <w:p>
+            <w:r>
+              <w:rPr>
+                <w:rFonts w:ascii="Arial" w:hAnsi="Arial" w:cs="Arial"/>
+                <w:color w:val="000000"/>
+                <w:sz w:val="20"/>
+              </w:rPr>
               <w:t>15</w:t>
             </w:r>
           </w:p>
@@ -3665,9 +5310,20 @@
         <w:tc>
           <w:tcPr>
             <w:tcW w:type="dxa" w:w="3024"/>
-          </w:tcPr>
-          <w:p>
-            <w:r>
+            <w:tcMar>
+              <w:top w:w="57" w:type="dxa"/>
+              <w:left w:w="57" w:type="dxa"/>
+              <w:bottom w:w="57" w:type="dxa"/>
+              <w:right w:w="57" w:type="dxa"/>
+            </w:tcMar>
+          </w:tcPr>
+          <w:p>
+            <w:r>
+              <w:rPr>
+                <w:rFonts w:ascii="Arial" w:hAnsi="Arial" w:cs="Arial"/>
+                <w:color w:val="000000"/>
+                <w:sz w:val="20"/>
+              </w:rPr>
               <w:t>B</w:t>
             </w:r>
           </w:p>
@@ -3675,21 +5331,46 @@
         <w:tc>
           <w:tcPr>
             <w:tcW w:type="dxa" w:w="3024"/>
-          </w:tcPr>
-          <w:p>
-            <w:r>
+            <w:tcMar>
+              <w:top w:w="57" w:type="dxa"/>
+              <w:left w:w="57" w:type="dxa"/>
+              <w:bottom w:w="57" w:type="dxa"/>
+              <w:right w:w="57" w:type="dxa"/>
+            </w:tcMar>
+          </w:tcPr>
+          <w:p>
+            <w:r>
+              <w:rPr>
+                <w:rFonts w:ascii="Arial" w:hAnsi="Arial" w:cs="Arial"/>
+                <w:color w:val="000000"/>
+                <w:sz w:val="20"/>
+              </w:rPr>
               <w:t>KP1.2 §6.1</w:t>
             </w:r>
           </w:p>
         </w:tc>
       </w:tr>
       <w:tr>
+        <w:trPr>
+          <w:cantSplit w:val="true"/>
+        </w:trPr>
         <w:tc>
           <w:tcPr>
             <w:tcW w:type="dxa" w:w="3024"/>
-          </w:tcPr>
-          <w:p>
-            <w:r>
+            <w:tcMar>
+              <w:top w:w="57" w:type="dxa"/>
+              <w:left w:w="57" w:type="dxa"/>
+              <w:bottom w:w="57" w:type="dxa"/>
+              <w:right w:w="57" w:type="dxa"/>
+            </w:tcMar>
+          </w:tcPr>
+          <w:p>
+            <w:r>
+              <w:rPr>
+                <w:rFonts w:ascii="Arial" w:hAnsi="Arial" w:cs="Arial"/>
+                <w:color w:val="000000"/>
+                <w:sz w:val="20"/>
+              </w:rPr>
               <w:t>16</w:t>
             </w:r>
           </w:p>
@@ -3697,9 +5378,20 @@
         <w:tc>
           <w:tcPr>
             <w:tcW w:type="dxa" w:w="3024"/>
-          </w:tcPr>
-          <w:p>
-            <w:r>
+            <w:tcMar>
+              <w:top w:w="57" w:type="dxa"/>
+              <w:left w:w="57" w:type="dxa"/>
+              <w:bottom w:w="57" w:type="dxa"/>
+              <w:right w:w="57" w:type="dxa"/>
+            </w:tcMar>
+          </w:tcPr>
+          <w:p>
+            <w:r>
+              <w:rPr>
+                <w:rFonts w:ascii="Arial" w:hAnsi="Arial" w:cs="Arial"/>
+                <w:color w:val="000000"/>
+                <w:sz w:val="20"/>
+              </w:rPr>
               <w:t>B</w:t>
             </w:r>
           </w:p>
@@ -3707,21 +5399,46 @@
         <w:tc>
           <w:tcPr>
             <w:tcW w:type="dxa" w:w="3024"/>
-          </w:tcPr>
-          <w:p>
-            <w:r>
+            <w:tcMar>
+              <w:top w:w="57" w:type="dxa"/>
+              <w:left w:w="57" w:type="dxa"/>
+              <w:bottom w:w="57" w:type="dxa"/>
+              <w:right w:w="57" w:type="dxa"/>
+            </w:tcMar>
+          </w:tcPr>
+          <w:p>
+            <w:r>
+              <w:rPr>
+                <w:rFonts w:ascii="Arial" w:hAnsi="Arial" w:cs="Arial"/>
+                <w:color w:val="000000"/>
+                <w:sz w:val="20"/>
+              </w:rPr>
               <w:t>KP1.2 §8.1–8.3</w:t>
             </w:r>
           </w:p>
         </w:tc>
       </w:tr>
       <w:tr>
+        <w:trPr>
+          <w:cantSplit w:val="true"/>
+        </w:trPr>
         <w:tc>
           <w:tcPr>
             <w:tcW w:type="dxa" w:w="3024"/>
-          </w:tcPr>
-          <w:p>
-            <w:r>
+            <w:tcMar>
+              <w:top w:w="57" w:type="dxa"/>
+              <w:left w:w="57" w:type="dxa"/>
+              <w:bottom w:w="57" w:type="dxa"/>
+              <w:right w:w="57" w:type="dxa"/>
+            </w:tcMar>
+          </w:tcPr>
+          <w:p>
+            <w:r>
+              <w:rPr>
+                <w:rFonts w:ascii="Arial" w:hAnsi="Arial" w:cs="Arial"/>
+                <w:color w:val="000000"/>
+                <w:sz w:val="20"/>
+              </w:rPr>
               <w:t>17</w:t>
             </w:r>
           </w:p>
@@ -3729,9 +5446,20 @@
         <w:tc>
           <w:tcPr>
             <w:tcW w:type="dxa" w:w="3024"/>
-          </w:tcPr>
-          <w:p>
-            <w:r>
+            <w:tcMar>
+              <w:top w:w="57" w:type="dxa"/>
+              <w:left w:w="57" w:type="dxa"/>
+              <w:bottom w:w="57" w:type="dxa"/>
+              <w:right w:w="57" w:type="dxa"/>
+            </w:tcMar>
+          </w:tcPr>
+          <w:p>
+            <w:r>
+              <w:rPr>
+                <w:rFonts w:ascii="Arial" w:hAnsi="Arial" w:cs="Arial"/>
+                <w:color w:val="000000"/>
+                <w:sz w:val="20"/>
+              </w:rPr>
               <w:t>B</w:t>
             </w:r>
           </w:p>
@@ -3739,21 +5467,46 @@
         <w:tc>
           <w:tcPr>
             <w:tcW w:type="dxa" w:w="3024"/>
-          </w:tcPr>
-          <w:p>
-            <w:r>
+            <w:tcMar>
+              <w:top w:w="57" w:type="dxa"/>
+              <w:left w:w="57" w:type="dxa"/>
+              <w:bottom w:w="57" w:type="dxa"/>
+              <w:right w:w="57" w:type="dxa"/>
+            </w:tcMar>
+          </w:tcPr>
+          <w:p>
+            <w:r>
+              <w:rPr>
+                <w:rFonts w:ascii="Arial" w:hAnsi="Arial" w:cs="Arial"/>
+                <w:color w:val="000000"/>
+                <w:sz w:val="20"/>
+              </w:rPr>
               <w:t>KP1.3 §1.1</w:t>
             </w:r>
           </w:p>
         </w:tc>
       </w:tr>
       <w:tr>
+        <w:trPr>
+          <w:cantSplit w:val="true"/>
+        </w:trPr>
         <w:tc>
           <w:tcPr>
             <w:tcW w:type="dxa" w:w="3024"/>
-          </w:tcPr>
-          <w:p>
-            <w:r>
+            <w:tcMar>
+              <w:top w:w="57" w:type="dxa"/>
+              <w:left w:w="57" w:type="dxa"/>
+              <w:bottom w:w="57" w:type="dxa"/>
+              <w:right w:w="57" w:type="dxa"/>
+            </w:tcMar>
+          </w:tcPr>
+          <w:p>
+            <w:r>
+              <w:rPr>
+                <w:rFonts w:ascii="Arial" w:hAnsi="Arial" w:cs="Arial"/>
+                <w:color w:val="000000"/>
+                <w:sz w:val="20"/>
+              </w:rPr>
               <w:t>18</w:t>
             </w:r>
           </w:p>
@@ -3761,9 +5514,20 @@
         <w:tc>
           <w:tcPr>
             <w:tcW w:type="dxa" w:w="3024"/>
-          </w:tcPr>
-          <w:p>
-            <w:r>
+            <w:tcMar>
+              <w:top w:w="57" w:type="dxa"/>
+              <w:left w:w="57" w:type="dxa"/>
+              <w:bottom w:w="57" w:type="dxa"/>
+              <w:right w:w="57" w:type="dxa"/>
+            </w:tcMar>
+          </w:tcPr>
+          <w:p>
+            <w:r>
+              <w:rPr>
+                <w:rFonts w:ascii="Arial" w:hAnsi="Arial" w:cs="Arial"/>
+                <w:color w:val="000000"/>
+                <w:sz w:val="20"/>
+              </w:rPr>
               <w:t>C</w:t>
             </w:r>
           </w:p>
@@ -3771,21 +5535,46 @@
         <w:tc>
           <w:tcPr>
             <w:tcW w:type="dxa" w:w="3024"/>
-          </w:tcPr>
-          <w:p>
-            <w:r>
+            <w:tcMar>
+              <w:top w:w="57" w:type="dxa"/>
+              <w:left w:w="57" w:type="dxa"/>
+              <w:bottom w:w="57" w:type="dxa"/>
+              <w:right w:w="57" w:type="dxa"/>
+            </w:tcMar>
+          </w:tcPr>
+          <w:p>
+            <w:r>
+              <w:rPr>
+                <w:rFonts w:ascii="Arial" w:hAnsi="Arial" w:cs="Arial"/>
+                <w:color w:val="000000"/>
+                <w:sz w:val="20"/>
+              </w:rPr>
               <w:t>KP1.3 §2(iv)</w:t>
             </w:r>
           </w:p>
         </w:tc>
       </w:tr>
       <w:tr>
+        <w:trPr>
+          <w:cantSplit w:val="true"/>
+        </w:trPr>
         <w:tc>
           <w:tcPr>
             <w:tcW w:type="dxa" w:w="3024"/>
-          </w:tcPr>
-          <w:p>
-            <w:r>
+            <w:tcMar>
+              <w:top w:w="57" w:type="dxa"/>
+              <w:left w:w="57" w:type="dxa"/>
+              <w:bottom w:w="57" w:type="dxa"/>
+              <w:right w:w="57" w:type="dxa"/>
+            </w:tcMar>
+          </w:tcPr>
+          <w:p>
+            <w:r>
+              <w:rPr>
+                <w:rFonts w:ascii="Arial" w:hAnsi="Arial" w:cs="Arial"/>
+                <w:color w:val="000000"/>
+                <w:sz w:val="20"/>
+              </w:rPr>
               <w:t>19</w:t>
             </w:r>
           </w:p>
@@ -3793,9 +5582,20 @@
         <w:tc>
           <w:tcPr>
             <w:tcW w:type="dxa" w:w="3024"/>
-          </w:tcPr>
-          <w:p>
-            <w:r>
+            <w:tcMar>
+              <w:top w:w="57" w:type="dxa"/>
+              <w:left w:w="57" w:type="dxa"/>
+              <w:bottom w:w="57" w:type="dxa"/>
+              <w:right w:w="57" w:type="dxa"/>
+            </w:tcMar>
+          </w:tcPr>
+          <w:p>
+            <w:r>
+              <w:rPr>
+                <w:rFonts w:ascii="Arial" w:hAnsi="Arial" w:cs="Arial"/>
+                <w:color w:val="000000"/>
+                <w:sz w:val="20"/>
+              </w:rPr>
               <w:t>B</w:t>
             </w:r>
           </w:p>
@@ -3803,21 +5603,46 @@
         <w:tc>
           <w:tcPr>
             <w:tcW w:type="dxa" w:w="3024"/>
-          </w:tcPr>
-          <w:p>
-            <w:r>
+            <w:tcMar>
+              <w:top w:w="57" w:type="dxa"/>
+              <w:left w:w="57" w:type="dxa"/>
+              <w:bottom w:w="57" w:type="dxa"/>
+              <w:right w:w="57" w:type="dxa"/>
+            </w:tcMar>
+          </w:tcPr>
+          <w:p>
+            <w:r>
+              <w:rPr>
+                <w:rFonts w:ascii="Arial" w:hAnsi="Arial" w:cs="Arial"/>
+                <w:color w:val="000000"/>
+                <w:sz w:val="20"/>
+              </w:rPr>
               <w:t>KP1.3 §1.2</w:t>
             </w:r>
           </w:p>
         </w:tc>
       </w:tr>
       <w:tr>
+        <w:trPr>
+          <w:cantSplit w:val="true"/>
+        </w:trPr>
         <w:tc>
           <w:tcPr>
             <w:tcW w:type="dxa" w:w="3024"/>
-          </w:tcPr>
-          <w:p>
-            <w:r>
+            <w:tcMar>
+              <w:top w:w="57" w:type="dxa"/>
+              <w:left w:w="57" w:type="dxa"/>
+              <w:bottom w:w="57" w:type="dxa"/>
+              <w:right w:w="57" w:type="dxa"/>
+            </w:tcMar>
+          </w:tcPr>
+          <w:p>
+            <w:r>
+              <w:rPr>
+                <w:rFonts w:ascii="Arial" w:hAnsi="Arial" w:cs="Arial"/>
+                <w:color w:val="000000"/>
+                <w:sz w:val="20"/>
+              </w:rPr>
               <w:t>20</w:t>
             </w:r>
           </w:p>
@@ -3825,9 +5650,20 @@
         <w:tc>
           <w:tcPr>
             <w:tcW w:type="dxa" w:w="3024"/>
-          </w:tcPr>
-          <w:p>
-            <w:r>
+            <w:tcMar>
+              <w:top w:w="57" w:type="dxa"/>
+              <w:left w:w="57" w:type="dxa"/>
+              <w:bottom w:w="57" w:type="dxa"/>
+              <w:right w:w="57" w:type="dxa"/>
+            </w:tcMar>
+          </w:tcPr>
+          <w:p>
+            <w:r>
+              <w:rPr>
+                <w:rFonts w:ascii="Arial" w:hAnsi="Arial" w:cs="Arial"/>
+                <w:color w:val="000000"/>
+                <w:sz w:val="20"/>
+              </w:rPr>
               <w:t>C</w:t>
             </w:r>
           </w:p>
@@ -3835,9 +5671,20 @@
         <w:tc>
           <w:tcPr>
             <w:tcW w:type="dxa" w:w="3024"/>
-          </w:tcPr>
-          <w:p>
-            <w:r>
+            <w:tcMar>
+              <w:top w:w="57" w:type="dxa"/>
+              <w:left w:w="57" w:type="dxa"/>
+              <w:bottom w:w="57" w:type="dxa"/>
+              <w:right w:w="57" w:type="dxa"/>
+            </w:tcMar>
+          </w:tcPr>
+          <w:p>
+            <w:r>
+              <w:rPr>
+                <w:rFonts w:ascii="Arial" w:hAnsi="Arial" w:cs="Arial"/>
+                <w:color w:val="000000"/>
+                <w:sz w:val="20"/>
+              </w:rPr>
               <w:t>KP1.3 §2</w:t>
             </w:r>
           </w:p>
